--- a/lib/Myresume.DOCX
+++ b/lib/Myresume.DOCX
@@ -1,6 +1,6 @@
 
 <file path=word/document.xml><?xml version="1.0" encoding="utf-8"?>
-<w:document xmlns:wpc="http://schemas.microsoft.com/office/word/2010/wordprocessingCanvas" xmlns:cx="http://schemas.microsoft.com/office/drawing/2014/chartex" xmlns:cx1="http://schemas.microsoft.com/office/drawing/2015/9/8/chartex" xmlns:cx2="http://schemas.microsoft.com/office/drawing/2015/10/21/chartex" xmlns:cx3="http://schemas.microsoft.com/office/drawing/2016/5/9/chartex" xmlns:cx4="http://schemas.microsoft.com/office/drawing/2016/5/10/chartex" xmlns:cx5="http://schemas.microsoft.com/office/drawing/2016/5/11/chartex" xmlns:cx6="http://schemas.microsoft.com/office/drawing/2016/5/12/chartex" xmlns:cx7="http://schemas.microsoft.com/office/drawing/2016/5/13/chartex" xmlns:cx8="http://schemas.microsoft.com/office/drawing/2016/5/14/chartex" xmlns:mc="http://schemas.openxmlformats.org/markup-compatibility/2006" xmlns:aink="http://schemas.microsoft.com/office/drawing/2016/ink" xmlns:am3d="http://schemas.microsoft.com/office/drawing/2017/model3d" xmlns:o="urn:schemas-microsoft-com:office:office" xmlns:oel="http://schemas.microsoft.com/office/2019/extlst" xmlns:r="http://schemas.openxmlformats.org/officeDocument/2006/relationships" xmlns:m="http://schemas.openxmlformats.org/officeDocument/2006/math" xmlns:v="urn:schemas-microsoft-com:vml" xmlns:wp14="http://schemas.microsoft.com/office/word/2010/wordprocessingDrawing" xmlns:wp="http://schemas.openxmlformats.org/drawingml/2006/wordprocessingDrawing" xmlns:w10="urn:schemas-microsoft-com:office:word" xmlns:w="http://schemas.openxmlformats.org/wordprocessingml/2006/main" xmlns:w14="http://schemas.microsoft.com/office/word/2010/wordml" xmlns:w15="http://schemas.microsoft.com/office/word/2012/wordml" xmlns:w16cei="http://schemas.microsoft.com/office/word/2026/wordml/cei" xmlns:w16cex="http://schemas.microsoft.com/office/word/2018/wordml/cex" xmlns:w16cid="http://schemas.microsoft.com/office/word/2016/wordml/cid" xmlns:w16="http://schemas.microsoft.com/office/word/2018/wordml" xmlns:w16du="http://schemas.microsoft.com/office/word/2023/wordml/word16du" xmlns:w16sdtdh="http://schemas.microsoft.com/office/word/2020/wordml/sdtdatahash" xmlns:w16sdtfl="http://schemas.microsoft.com/office/word/2024/wordml/sdtformatlock" xmlns:w16se="http://schemas.microsoft.com/office/word/2015/wordml/symex" xmlns:wpg="http://schemas.microsoft.com/office/word/2010/wordprocessingGroup" xmlns:wpi="http://schemas.microsoft.com/office/word/2010/wordprocessingInk" xmlns:wne="http://schemas.microsoft.com/office/word/2006/wordml" xmlns:wps="http://schemas.microsoft.com/office/word/2010/wordprocessingShape" mc:Ignorable="w14 w15 w16se w16cid w16 w16cex w16sdtdh w16sdtfl w16du wp14">
+<w:document xmlns:wpc="http://schemas.microsoft.com/office/word/2010/wordprocessingCanvas" xmlns:cx="http://schemas.microsoft.com/office/drawing/2014/chartex" xmlns:cx1="http://schemas.microsoft.com/office/drawing/2015/9/8/chartex" xmlns:cx2="http://schemas.microsoft.com/office/drawing/2015/10/21/chartex" xmlns:cx3="http://schemas.microsoft.com/office/drawing/2016/5/9/chartex" xmlns:cx4="http://schemas.microsoft.com/office/drawing/2016/5/10/chartex" xmlns:cx5="http://schemas.microsoft.com/office/drawing/2016/5/11/chartex" xmlns:cx6="http://schemas.microsoft.com/office/drawing/2016/5/12/chartex" xmlns:cx7="http://schemas.microsoft.com/office/drawing/2016/5/13/chartex" xmlns:cx8="http://schemas.microsoft.com/office/drawing/2016/5/14/chartex" xmlns:mc="http://schemas.openxmlformats.org/markup-compatibility/2006" xmlns:aink="http://schemas.microsoft.com/office/drawing/2016/ink" xmlns:am3d="http://schemas.microsoft.com/office/drawing/2017/model3d" xmlns:o="urn:schemas-microsoft-com:office:office" xmlns:oel="http://schemas.microsoft.com/office/2019/extlst" xmlns:r="http://schemas.openxmlformats.org/officeDocument/2006/relationships" xmlns:m="http://schemas.openxmlformats.org/officeDocument/2006/math" xmlns:v="urn:schemas-microsoft-com:vml" xmlns:wp14="http://schemas.microsoft.com/office/word/2010/wordprocessingDrawing" xmlns:wp="http://schemas.openxmlformats.org/drawingml/2006/wordprocessingDrawing" xmlns:w10="urn:schemas-microsoft-com:office:word" xmlns:w="http://schemas.openxmlformats.org/wordprocessingml/2006/main" xmlns:w14="http://schemas.microsoft.com/office/word/2010/wordml" xmlns:w15="http://schemas.microsoft.com/office/word/2012/wordml" xmlns:w16cex="http://schemas.microsoft.com/office/word/2018/wordml/cex" xmlns:w16cid="http://schemas.microsoft.com/office/word/2016/wordml/cid" xmlns:w16="http://schemas.microsoft.com/office/word/2018/wordml" xmlns:w16du="http://schemas.microsoft.com/office/word/2023/wordml/word16du" xmlns:w16sdtdh="http://schemas.microsoft.com/office/word/2020/wordml/sdtdatahash" xmlns:w16sdtfl="http://schemas.microsoft.com/office/word/2024/wordml/sdtformatlock" xmlns:w16se="http://schemas.microsoft.com/office/word/2015/wordml/symex" xmlns:wpg="http://schemas.microsoft.com/office/word/2010/wordprocessingGroup" xmlns:wpi="http://schemas.microsoft.com/office/word/2010/wordprocessingInk" xmlns:wne="http://schemas.microsoft.com/office/word/2006/wordml" xmlns:wps="http://schemas.microsoft.com/office/word/2010/wordprocessingShape" mc:Ignorable="w14 w15 w16se w16cid w16 w16cex w16sdtdh w16sdtfl w16du wp14">
   <w:body>
     <w:p>
       <w:pPr>
@@ -245,6 +245,9 @@
           </w:rPr>
           <w:t>‬</w:t>
         </w:r>
+        <w:r>
+          <w:t>‬</w:t>
+        </w:r>
       </w:dir>
     </w:p>
     <w:p>
@@ -275,10 +278,9 @@
     </w:p>
     <w:p>
       <w:pPr>
-        <w:pStyle w:val="ListParagraph"/>
         <w:numPr>
           <w:ilvl w:val="0"/>
-          <w:numId w:val="25"/>
+          <w:numId w:val="34"/>
         </w:numPr>
         <w:spacing w:after="0" w:line="240" w:lineRule="auto"/>
         <w:jc w:val="both"/>
@@ -292,39 +294,40 @@
       <w:r>
         <w:rPr>
           <w:rFonts w:cstheme="minorHAnsi"/>
-          <w:sz w:val="21"/>
-          <w:szCs w:val="21"/>
-          <w:lang w:val="en-US"/>
-        </w:rPr>
-        <w:t xml:space="preserve">AI/ML Engineer with </w:t>
-      </w:r>
-      <w:r>
-        <w:rPr>
-          <w:rFonts w:cstheme="minorHAnsi"/>
           <w:b/>
           <w:bCs/>
           <w:sz w:val="21"/>
           <w:szCs w:val="21"/>
           <w:lang w:val="en-US"/>
         </w:rPr>
-        <w:t>5+ years of hands-on experience</w:t>
-      </w:r>
-      <w:r>
-        <w:rPr>
-          <w:rFonts w:cstheme="minorHAnsi"/>
-          <w:sz w:val="21"/>
-          <w:szCs w:val="21"/>
-          <w:lang w:val="en-US"/>
-        </w:rPr>
-        <w:t xml:space="preserve"> designing, developing, deploying, and supporting machine learning solutions across healthcare, financial services, and retail environments.</w:t>
+        <w:t>AI/ML</w:t>
+      </w:r>
+      <w:r>
+        <w:rPr>
+          <w:rFonts w:cstheme="minorHAnsi"/>
+          <w:b/>
+          <w:bCs/>
+          <w:sz w:val="21"/>
+          <w:szCs w:val="21"/>
+          <w:lang w:val="en-US"/>
+        </w:rPr>
+        <w:t xml:space="preserve"> Engineer with 3+ years of hands-on experience</w:t>
+      </w:r>
+      <w:r>
+        <w:rPr>
+          <w:rFonts w:cstheme="minorHAnsi"/>
+          <w:sz w:val="21"/>
+          <w:szCs w:val="21"/>
+          <w:lang w:val="en-US"/>
+        </w:rPr>
+        <w:t xml:space="preserve"> designing, developing, deploying, and supporting AI and machine learning solutions across banking, healthcare, and enterprise environments.</w:t>
       </w:r>
     </w:p>
     <w:p>
       <w:pPr>
-        <w:pStyle w:val="ListParagraph"/>
         <w:numPr>
           <w:ilvl w:val="0"/>
-          <w:numId w:val="25"/>
+          <w:numId w:val="34"/>
         </w:numPr>
         <w:spacing w:after="0" w:line="240" w:lineRule="auto"/>
         <w:jc w:val="both"/>
@@ -342,7 +345,7 @@
           <w:szCs w:val="21"/>
           <w:lang w:val="en-US"/>
         </w:rPr>
-        <w:t xml:space="preserve">Strong experience across the complete machine learning lifecycle, including </w:t>
+        <w:t xml:space="preserve">Strong experience across the </w:t>
       </w:r>
       <w:r>
         <w:rPr>
@@ -353,24 +356,23 @@
           <w:szCs w:val="21"/>
           <w:lang w:val="en-US"/>
         </w:rPr>
-        <w:t>data preparation, feature engineering, model development, validation, deployment, monitoring, and continuous model improvement</w:t>
-      </w:r>
-      <w:r>
-        <w:rPr>
-          <w:rFonts w:cstheme="minorHAnsi"/>
-          <w:sz w:val="21"/>
-          <w:szCs w:val="21"/>
-          <w:lang w:val="en-US"/>
-        </w:rPr>
-        <w:t>.</w:t>
+        <w:t>complete machine learning lifecycle</w:t>
+      </w:r>
+      <w:r>
+        <w:rPr>
+          <w:rFonts w:cstheme="minorHAnsi"/>
+          <w:sz w:val="21"/>
+          <w:szCs w:val="21"/>
+          <w:lang w:val="en-US"/>
+        </w:rPr>
+        <w:t>, including data collection, preprocessing, exploratory analysis, feature engineering, model development, validation, deployment, monitoring, and continuous model improvement.</w:t>
       </w:r>
     </w:p>
     <w:p>
       <w:pPr>
-        <w:pStyle w:val="ListParagraph"/>
         <w:numPr>
           <w:ilvl w:val="0"/>
-          <w:numId w:val="25"/>
+          <w:numId w:val="34"/>
         </w:numPr>
         <w:spacing w:after="0" w:line="240" w:lineRule="auto"/>
         <w:jc w:val="both"/>
@@ -388,7 +390,7 @@
           <w:szCs w:val="21"/>
           <w:lang w:val="en-US"/>
         </w:rPr>
-        <w:t xml:space="preserve">Built and supported machine learning solutions for </w:t>
+        <w:t xml:space="preserve">Hands-on experience building solutions around </w:t>
       </w:r>
       <w:r>
         <w:rPr>
@@ -399,24 +401,23 @@
           <w:szCs w:val="21"/>
           <w:lang w:val="en-US"/>
         </w:rPr>
-        <w:t>predictive healthcare analytics, fraud detection, transaction anomaly identification, demand forecasting, inventory optimization, and customer segmentation</w:t>
-      </w:r>
-      <w:r>
-        <w:rPr>
-          <w:rFonts w:cstheme="minorHAnsi"/>
-          <w:sz w:val="21"/>
-          <w:szCs w:val="21"/>
-          <w:lang w:val="en-US"/>
-        </w:rPr>
-        <w:t>.</w:t>
+        <w:t>predictive analytics, classification, anomaly detection, forecasting, customer behavior analysis, and intelligent automation</w:t>
+      </w:r>
+      <w:r>
+        <w:rPr>
+          <w:rFonts w:cstheme="minorHAnsi"/>
+          <w:sz w:val="21"/>
+          <w:szCs w:val="21"/>
+          <w:lang w:val="en-US"/>
+        </w:rPr>
+        <w:t xml:space="preserve"> using structured and high-volume datasets.</w:t>
       </w:r>
     </w:p>
     <w:p>
       <w:pPr>
-        <w:pStyle w:val="ListParagraph"/>
         <w:numPr>
           <w:ilvl w:val="0"/>
-          <w:numId w:val="25"/>
+          <w:numId w:val="34"/>
         </w:numPr>
         <w:spacing w:after="0" w:line="240" w:lineRule="auto"/>
         <w:jc w:val="both"/>
@@ -434,7 +435,7 @@
           <w:szCs w:val="21"/>
           <w:lang w:val="en-US"/>
         </w:rPr>
-        <w:t xml:space="preserve">Hands-on experience with </w:t>
+        <w:t xml:space="preserve">Strong programming and model-development experience using </w:t>
       </w:r>
       <w:r>
         <w:rPr>
@@ -478,15 +479,14 @@
           <w:szCs w:val="21"/>
           <w:lang w:val="en-US"/>
         </w:rPr>
-        <w:t xml:space="preserve"> for developing scalable machine learning and data-driven applications.</w:t>
+        <w:t xml:space="preserve"> for scalable AI/ML applications.</w:t>
       </w:r>
     </w:p>
     <w:p>
       <w:pPr>
-        <w:pStyle w:val="ListParagraph"/>
         <w:numPr>
           <w:ilvl w:val="0"/>
-          <w:numId w:val="25"/>
+          <w:numId w:val="34"/>
         </w:numPr>
         <w:spacing w:after="0" w:line="240" w:lineRule="auto"/>
         <w:jc w:val="both"/>
@@ -504,7 +504,7 @@
           <w:szCs w:val="21"/>
           <w:lang w:val="en-US"/>
         </w:rPr>
-        <w:t xml:space="preserve">Experienced in deploying and operationalizing machine learning models using </w:t>
+        <w:t xml:space="preserve">Experienced in operationalizing machine learning models with </w:t>
       </w:r>
       <w:r>
         <w:rPr>
@@ -515,7 +515,7 @@
           <w:szCs w:val="21"/>
           <w:lang w:val="en-US"/>
         </w:rPr>
-        <w:t xml:space="preserve">AWS SageMaker, Docker, </w:t>
+        <w:t xml:space="preserve">AWS SageMaker, </w:t>
       </w:r>
       <w:proofErr w:type="spellStart"/>
       <w:r>
@@ -539,24 +539,23 @@
           <w:szCs w:val="21"/>
           <w:lang w:val="en-US"/>
         </w:rPr>
-        <w:t>, GitHub Actions, REST APIs, and containerized ML services</w:t>
-      </w:r>
-      <w:r>
-        <w:rPr>
-          <w:rFonts w:cstheme="minorHAnsi"/>
-          <w:sz w:val="21"/>
-          <w:szCs w:val="21"/>
-          <w:lang w:val="en-US"/>
-        </w:rPr>
-        <w:t>.</w:t>
+        <w:t>, Docker, GitHub Actions, REST APIs, and containerized services</w:t>
+      </w:r>
+      <w:r>
+        <w:rPr>
+          <w:rFonts w:cstheme="minorHAnsi"/>
+          <w:sz w:val="21"/>
+          <w:szCs w:val="21"/>
+          <w:lang w:val="en-US"/>
+        </w:rPr>
+        <w:t>, with a strong understanding of reproducibility and production reliability.</w:t>
       </w:r>
     </w:p>
     <w:p>
       <w:pPr>
-        <w:pStyle w:val="ListParagraph"/>
         <w:numPr>
           <w:ilvl w:val="0"/>
-          <w:numId w:val="25"/>
+          <w:numId w:val="34"/>
         </w:numPr>
         <w:spacing w:after="0" w:line="240" w:lineRule="auto"/>
         <w:jc w:val="both"/>
@@ -574,9 +573,8 @@
           <w:szCs w:val="21"/>
           <w:lang w:val="en-US"/>
         </w:rPr>
-        <w:t xml:space="preserve">Strong understanding of </w:t>
-      </w:r>
-      <w:proofErr w:type="spellStart"/>
+        <w:t xml:space="preserve">Practical experience with modern </w:t>
+      </w:r>
       <w:r>
         <w:rPr>
           <w:rFonts w:cstheme="minorHAnsi"/>
@@ -586,36 +584,63 @@
           <w:szCs w:val="21"/>
           <w:lang w:val="en-US"/>
         </w:rPr>
-        <w:t>MLOps</w:t>
+        <w:t>Generative AI and Large Language Model technologies</w:t>
+      </w:r>
+      <w:r>
+        <w:rPr>
+          <w:rFonts w:cstheme="minorHAnsi"/>
+          <w:sz w:val="21"/>
+          <w:szCs w:val="21"/>
+          <w:lang w:val="en-US"/>
+        </w:rPr>
+        <w:t xml:space="preserve">, including AWS Bedrock, Hugging Face, </w:t>
+      </w:r>
+      <w:proofErr w:type="spellStart"/>
+      <w:r>
+        <w:rPr>
+          <w:rFonts w:cstheme="minorHAnsi"/>
+          <w:sz w:val="21"/>
+          <w:szCs w:val="21"/>
+          <w:lang w:val="en-US"/>
+        </w:rPr>
+        <w:t>LangChain</w:t>
       </w:r>
       <w:proofErr w:type="spellEnd"/>
       <w:r>
         <w:rPr>
           <w:rFonts w:cstheme="minorHAnsi"/>
-          <w:b/>
-          <w:bCs/>
-          <w:sz w:val="21"/>
-          <w:szCs w:val="21"/>
-          <w:lang w:val="en-US"/>
-        </w:rPr>
-        <w:t xml:space="preserve"> practices</w:t>
-      </w:r>
-      <w:r>
-        <w:rPr>
-          <w:rFonts w:cstheme="minorHAnsi"/>
-          <w:sz w:val="21"/>
-          <w:szCs w:val="21"/>
-          <w:lang w:val="en-US"/>
-        </w:rPr>
-        <w:t>, including experiment tracking, model lifecycle management, deployment automation, monitoring, reproducibility, and production model performance.</w:t>
+          <w:sz w:val="21"/>
+          <w:szCs w:val="21"/>
+          <w:lang w:val="en-US"/>
+        </w:rPr>
+        <w:t xml:space="preserve">, </w:t>
+      </w:r>
+      <w:proofErr w:type="spellStart"/>
+      <w:r>
+        <w:rPr>
+          <w:rFonts w:cstheme="minorHAnsi"/>
+          <w:sz w:val="21"/>
+          <w:szCs w:val="21"/>
+          <w:lang w:val="en-US"/>
+        </w:rPr>
+        <w:t>LlamaIndex</w:t>
+      </w:r>
+      <w:proofErr w:type="spellEnd"/>
+      <w:r>
+        <w:rPr>
+          <w:rFonts w:cstheme="minorHAnsi"/>
+          <w:sz w:val="21"/>
+          <w:szCs w:val="21"/>
+          <w:lang w:val="en-US"/>
+        </w:rPr>
+        <w:t>, RAG, embeddings, NLP, and LLM-powered application development.</w:t>
       </w:r>
     </w:p>
     <w:p>
       <w:pPr>
-        <w:pStyle w:val="ListParagraph"/>
         <w:numPr>
           <w:ilvl w:val="0"/>
-          <w:numId w:val="25"/>
+          <w:numId w:val="34"/>
         </w:numPr>
         <w:spacing w:after="0" w:line="240" w:lineRule="auto"/>
         <w:jc w:val="both"/>
@@ -633,8 +658,9 @@
           <w:szCs w:val="21"/>
           <w:lang w:val="en-US"/>
         </w:rPr>
-        <w:t xml:space="preserve">Practical exposure to </w:t>
-      </w:r>
+        <w:t xml:space="preserve">Strong understanding of </w:t>
+      </w:r>
+      <w:proofErr w:type="spellStart"/>
       <w:r>
         <w:rPr>
           <w:rFonts w:cstheme="minorHAnsi"/>
@@ -644,64 +670,35 @@
           <w:szCs w:val="21"/>
           <w:lang w:val="en-US"/>
         </w:rPr>
-        <w:t>Generative AI and Large Language Model technologies</w:t>
-      </w:r>
-      <w:r>
-        <w:rPr>
-          <w:rFonts w:cstheme="minorHAnsi"/>
-          <w:sz w:val="21"/>
-          <w:szCs w:val="21"/>
-          <w:lang w:val="en-US"/>
-        </w:rPr>
-        <w:t xml:space="preserve">, including AWS Bedrock, Hugging Face, </w:t>
-      </w:r>
-      <w:proofErr w:type="spellStart"/>
-      <w:r>
-        <w:rPr>
-          <w:rFonts w:cstheme="minorHAnsi"/>
-          <w:sz w:val="21"/>
-          <w:szCs w:val="21"/>
-          <w:lang w:val="en-US"/>
-        </w:rPr>
-        <w:t>LangChain</w:t>
+        <w:t>MLOps</w:t>
       </w:r>
       <w:proofErr w:type="spellEnd"/>
       <w:r>
         <w:rPr>
           <w:rFonts w:cstheme="minorHAnsi"/>
-          <w:sz w:val="21"/>
-          <w:szCs w:val="21"/>
-          <w:lang w:val="en-US"/>
-        </w:rPr>
-        <w:t xml:space="preserve">, </w:t>
-      </w:r>
-      <w:proofErr w:type="spellStart"/>
-      <w:r>
-        <w:rPr>
-          <w:rFonts w:cstheme="minorHAnsi"/>
-          <w:sz w:val="21"/>
-          <w:szCs w:val="21"/>
-          <w:lang w:val="en-US"/>
-        </w:rPr>
-        <w:t>LlamaIndex</w:t>
-      </w:r>
-      <w:proofErr w:type="spellEnd"/>
-      <w:r>
-        <w:rPr>
-          <w:rFonts w:cstheme="minorHAnsi"/>
-          <w:sz w:val="21"/>
-          <w:szCs w:val="21"/>
-          <w:lang w:val="en-US"/>
-        </w:rPr>
-        <w:t>, embeddings, RAG, and LLM-based application development.</w:t>
+          <w:b/>
+          <w:bCs/>
+          <w:sz w:val="21"/>
+          <w:szCs w:val="21"/>
+          <w:lang w:val="en-US"/>
+        </w:rPr>
+        <w:t xml:space="preserve"> practices</w:t>
+      </w:r>
+      <w:r>
+        <w:rPr>
+          <w:rFonts w:cstheme="minorHAnsi"/>
+          <w:sz w:val="21"/>
+          <w:szCs w:val="21"/>
+          <w:lang w:val="en-US"/>
+        </w:rPr>
+        <w:t>, including experiment tracking, model versioning, automated workflows, deployment, monitoring, performance evaluation, and retraining strategies.</w:t>
       </w:r>
     </w:p>
     <w:p>
       <w:pPr>
-        <w:pStyle w:val="ListParagraph"/>
         <w:numPr>
           <w:ilvl w:val="0"/>
-          <w:numId w:val="25"/>
+          <w:numId w:val="34"/>
         </w:numPr>
         <w:spacing w:after="0" w:line="240" w:lineRule="auto"/>
         <w:jc w:val="both"/>
@@ -719,15 +716,34 @@
           <w:szCs w:val="21"/>
           <w:lang w:val="en-US"/>
         </w:rPr>
-        <w:t>Experienced in working with large and complex datasets and translating business problems into practical machine learning solutions that can be integrated into production systems.</w:t>
+        <w:t xml:space="preserve">Experienced in working with business, engineering, analytics, and product teams to convert business requirements into </w:t>
+      </w:r>
+      <w:r>
+        <w:rPr>
+          <w:rFonts w:cstheme="minorHAnsi"/>
+          <w:b/>
+          <w:bCs/>
+          <w:sz w:val="21"/>
+          <w:szCs w:val="21"/>
+          <w:lang w:val="en-US"/>
+        </w:rPr>
+        <w:t>practical AI and machine learning solutions</w:t>
+      </w:r>
+      <w:r>
+        <w:rPr>
+          <w:rFonts w:cstheme="minorHAnsi"/>
+          <w:sz w:val="21"/>
+          <w:szCs w:val="21"/>
+          <w:lang w:val="en-US"/>
+        </w:rPr>
+        <w:t xml:space="preserve"> that can be integrated with enterprise applications.</w:t>
       </w:r>
     </w:p>
     <w:p>
       <w:pPr>
-        <w:pStyle w:val="ListParagraph"/>
         <w:numPr>
           <w:ilvl w:val="0"/>
-          <w:numId w:val="25"/>
+          <w:numId w:val="34"/>
         </w:numPr>
         <w:spacing w:after="0" w:line="240" w:lineRule="auto"/>
         <w:jc w:val="both"/>
@@ -745,15 +761,34 @@
           <w:szCs w:val="21"/>
           <w:lang w:val="en-US"/>
         </w:rPr>
-        <w:t>Comfortable working across engineering, product, analytics, and business teams to move machine learning solutions from initial experimentation to reliable production implementation.</w:t>
+        <w:t xml:space="preserve">Comfortable working with large and complex datasets while maintaining focus on </w:t>
+      </w:r>
+      <w:r>
+        <w:rPr>
+          <w:rFonts w:cstheme="minorHAnsi"/>
+          <w:b/>
+          <w:bCs/>
+          <w:sz w:val="21"/>
+          <w:szCs w:val="21"/>
+          <w:lang w:val="en-US"/>
+        </w:rPr>
+        <w:t>model accuracy, scalability, latency, explainability, reliability, and production performance</w:t>
+      </w:r>
+      <w:r>
+        <w:rPr>
+          <w:rFonts w:cstheme="minorHAnsi"/>
+          <w:sz w:val="21"/>
+          <w:szCs w:val="21"/>
+          <w:lang w:val="en-US"/>
+        </w:rPr>
+        <w:t>.</w:t>
       </w:r>
     </w:p>
     <w:p>
       <w:pPr>
-        <w:pStyle w:val="ListParagraph"/>
         <w:numPr>
           <w:ilvl w:val="0"/>
-          <w:numId w:val="25"/>
+          <w:numId w:val="34"/>
         </w:numPr>
         <w:spacing w:after="0" w:line="240" w:lineRule="auto"/>
         <w:jc w:val="both"/>
@@ -782,24 +817,23 @@
           <w:szCs w:val="21"/>
           <w:lang w:val="en-US"/>
         </w:rPr>
-        <w:t>Doctor of Business Administration with a specialization in Applied Artificial Intelligence</w:t>
-      </w:r>
-      <w:r>
-        <w:rPr>
-          <w:rFonts w:cstheme="minorHAnsi"/>
-          <w:sz w:val="21"/>
-          <w:szCs w:val="21"/>
-          <w:lang w:val="en-US"/>
-        </w:rPr>
-        <w:t>, strengthening expertise in practical AI adoption, business-focused AI solutions, and emerging Generative AI technologies.</w:t>
+        <w:t>Doctor of Business Administration (DBA) with a specialization in Applied Artificial Intelligence</w:t>
+      </w:r>
+      <w:r>
+        <w:rPr>
+          <w:rFonts w:cstheme="minorHAnsi"/>
+          <w:sz w:val="21"/>
+          <w:szCs w:val="21"/>
+          <w:lang w:val="en-US"/>
+        </w:rPr>
+        <w:t>, strengthening knowledge around enterprise AI adoption, Generative AI, responsible AI, and business-focused AI solutions.</w:t>
       </w:r>
     </w:p>
     <w:p>
       <w:pPr>
-        <w:pStyle w:val="ListParagraph"/>
         <w:numPr>
           <w:ilvl w:val="0"/>
-          <w:numId w:val="25"/>
+          <w:numId w:val="34"/>
         </w:numPr>
         <w:spacing w:after="0" w:line="240" w:lineRule="auto"/>
         <w:jc w:val="both"/>
@@ -817,7 +851,7 @@
           <w:szCs w:val="21"/>
           <w:lang w:val="en-US"/>
         </w:rPr>
-        <w:t xml:space="preserve">Strong interest in building </w:t>
+        <w:t xml:space="preserve">Actively expanding expertise in </w:t>
       </w:r>
       <w:r>
         <w:rPr>
@@ -828,24 +862,23 @@
           <w:szCs w:val="21"/>
           <w:lang w:val="en-US"/>
         </w:rPr>
-        <w:t>production-ready AI and ML systems</w:t>
-      </w:r>
-      <w:r>
-        <w:rPr>
-          <w:rFonts w:cstheme="minorHAnsi"/>
-          <w:sz w:val="21"/>
-          <w:szCs w:val="21"/>
-          <w:lang w:val="en-US"/>
-        </w:rPr>
-        <w:t xml:space="preserve"> that combine machine learning, Generative AI, cloud platforms, and modern software engineering practices.</w:t>
+        <w:t>Generative AI, LLMs, Retrieval-Augmented Generation, AI Agents, and production AI systems</w:t>
+      </w:r>
+      <w:r>
+        <w:rPr>
+          <w:rFonts w:cstheme="minorHAnsi"/>
+          <w:sz w:val="21"/>
+          <w:szCs w:val="21"/>
+          <w:lang w:val="en-US"/>
+        </w:rPr>
+        <w:t>, with an interest in solving meaningful business problems through applied artificial intelligence.</w:t>
       </w:r>
     </w:p>
     <w:p>
       <w:pPr>
-        <w:pStyle w:val="ListParagraph"/>
         <w:numPr>
           <w:ilvl w:val="0"/>
-          <w:numId w:val="25"/>
+          <w:numId w:val="34"/>
         </w:numPr>
         <w:spacing w:after="0" w:line="240" w:lineRule="auto"/>
         <w:jc w:val="both"/>
@@ -863,7 +896,7 @@
           <w:szCs w:val="21"/>
           <w:lang w:val="en-US"/>
         </w:rPr>
-        <w:t xml:space="preserve">Targeting opportunities in </w:t>
+        <w:t xml:space="preserve">Currently working on </w:t>
       </w:r>
       <w:r>
         <w:rPr>
@@ -874,14 +907,21 @@
           <w:szCs w:val="21"/>
           <w:lang w:val="en-US"/>
         </w:rPr>
-        <w:t xml:space="preserve">AI/ML Engineering, Machine Learning Engineering, Generative AI, Applied AI, LLM Applications, and </w:t>
+        <w:t>CPT work authorization</w:t>
+      </w:r>
+      <w:r>
+        <w:rPr>
+          <w:rFonts w:cstheme="minorHAnsi"/>
+          <w:sz w:val="21"/>
+          <w:szCs w:val="21"/>
+          <w:lang w:val="en-US"/>
+        </w:rPr>
+        <w:t xml:space="preserve"> and open to full-time opportunities in Artificial Intelligence Engineering, Machine Learning Engineering, Generative AI, Applied AI, LLM applications, and </w:t>
       </w:r>
       <w:proofErr w:type="spellStart"/>
       <w:r>
         <w:rPr>
           <w:rFonts w:cstheme="minorHAnsi"/>
-          <w:b/>
-          <w:bCs/>
           <w:sz w:val="21"/>
           <w:szCs w:val="21"/>
           <w:lang w:val="en-US"/>
@@ -917,8 +957,8 @@
           <w:szCs w:val="21"/>
           <w:lang w:val="en-US"/>
         </w:rPr>
-        <w:pict w14:anchorId="5AA42D96">
-          <v:rect id="_x0000_i1025" style="width:0;height:1.5pt" o:hralign="center" o:hrstd="t" o:hr="t" fillcolor="#a0a0a0" stroked="f"/>
+        <w:pict w14:anchorId="465C3E5E">
+          <v:rect id="_x0000_i1078" style="width:0;height:1.5pt" o:hralign="center" o:hrstd="t" o:hr="t" fillcolor="#a0a0a0" stroked="f"/>
         </w:pict>
       </w:r>
     </w:p>
@@ -951,7 +991,14 @@
       <w:tblPr>
         <w:tblW w:w="0" w:type="auto"/>
         <w:tblCellSpacing w:w="15" w:type="dxa"/>
-        <w:tblInd w:w="-5" w:type="dxa"/>
+        <w:tblBorders>
+          <w:top w:val="single" w:sz="4" w:space="0" w:color="auto"/>
+          <w:left w:val="single" w:sz="4" w:space="0" w:color="auto"/>
+          <w:bottom w:val="single" w:sz="4" w:space="0" w:color="auto"/>
+          <w:right w:val="single" w:sz="4" w:space="0" w:color="auto"/>
+          <w:insideH w:val="single" w:sz="4" w:space="0" w:color="auto"/>
+          <w:insideV w:val="single" w:sz="4" w:space="0" w:color="auto"/>
+        </w:tblBorders>
         <w:tblCellMar>
           <w:top w:w="15" w:type="dxa"/>
           <w:left w:w="15" w:type="dxa"/>
@@ -961,8 +1008,8 @@
         <w:tblLook w:val="04A0" w:firstRow="1" w:lastRow="0" w:firstColumn="1" w:lastColumn="0" w:noHBand="0" w:noVBand="1"/>
       </w:tblPr>
       <w:tblGrid>
-        <w:gridCol w:w="2203"/>
-        <w:gridCol w:w="8258"/>
+        <w:gridCol w:w="2464"/>
+        <w:gridCol w:w="7992"/>
       </w:tblGrid>
       <w:tr>
         <w:trPr>
@@ -971,13 +1018,8 @@
         <w:tc>
           <w:tcPr>
             <w:tcW w:w="0" w:type="auto"/>
-            <w:tcBorders>
-              <w:top w:val="single" w:sz="4" w:space="0" w:color="auto"/>
-              <w:left w:val="single" w:sz="4" w:space="0" w:color="auto"/>
-              <w:bottom w:val="single" w:sz="4" w:space="0" w:color="auto"/>
-              <w:right w:val="single" w:sz="4" w:space="0" w:color="auto"/>
-            </w:tcBorders>
             <w:vAlign w:val="center"/>
+            <w:hideMark/>
           </w:tcPr>
           <w:p>
             <w:pPr>
@@ -985,8 +1027,6 @@
               <w:jc w:val="both"/>
               <w:rPr>
                 <w:rFonts w:cstheme="minorHAnsi"/>
-                <w:b/>
-                <w:bCs/>
                 <w:sz w:val="21"/>
                 <w:szCs w:val="21"/>
                 <w:lang w:val="en-US"/>
@@ -1008,13 +1048,8 @@
         <w:tc>
           <w:tcPr>
             <w:tcW w:w="0" w:type="auto"/>
-            <w:tcBorders>
-              <w:top w:val="single" w:sz="4" w:space="0" w:color="auto"/>
-              <w:left w:val="single" w:sz="4" w:space="0" w:color="auto"/>
-              <w:bottom w:val="single" w:sz="4" w:space="0" w:color="auto"/>
-              <w:right w:val="single" w:sz="4" w:space="0" w:color="auto"/>
-            </w:tcBorders>
             <w:vAlign w:val="center"/>
+            <w:hideMark/>
           </w:tcPr>
           <w:p>
             <w:pPr>
@@ -1034,7 +1069,7 @@
                 <w:szCs w:val="21"/>
                 <w:lang w:val="en-US"/>
               </w:rPr>
-              <w:t>Machine Learning, Artificial Intelligence, Generative AI, Large Language Models, Deep Learning, Predictive Modeling, Classification, Regression, Time-Series Forecasting, Feature Engineering, Model Evaluation, Model Monitoring</w:t>
+              <w:t>Machine Learning, Artificial Intelligence, Generative AI, Predictive Modeling, Classification, Regression, Forecasting, Feature Engineering, Model Evaluation, Model Monitoring</w:t>
             </w:r>
           </w:p>
         </w:tc>
@@ -1046,13 +1081,8 @@
         <w:tc>
           <w:tcPr>
             <w:tcW w:w="0" w:type="auto"/>
-            <w:tcBorders>
-              <w:top w:val="single" w:sz="4" w:space="0" w:color="auto"/>
-              <w:left w:val="single" w:sz="4" w:space="0" w:color="auto"/>
-              <w:bottom w:val="single" w:sz="4" w:space="0" w:color="auto"/>
-              <w:right w:val="single" w:sz="4" w:space="0" w:color="auto"/>
-            </w:tcBorders>
             <w:vAlign w:val="center"/>
+            <w:hideMark/>
           </w:tcPr>
           <w:p>
             <w:pPr>
@@ -1060,8 +1090,6 @@
               <w:jc w:val="both"/>
               <w:rPr>
                 <w:rFonts w:cstheme="minorHAnsi"/>
-                <w:b/>
-                <w:bCs/>
                 <w:sz w:val="21"/>
                 <w:szCs w:val="21"/>
                 <w:lang w:val="en-US"/>
@@ -1076,20 +1104,15 @@
                 <w:szCs w:val="21"/>
                 <w:lang w:val="en-US"/>
               </w:rPr>
-              <w:t>Generative AI &amp; NLP</w:t>
+              <w:t>Generative AI &amp; LLMs</w:t>
             </w:r>
           </w:p>
         </w:tc>
         <w:tc>
           <w:tcPr>
             <w:tcW w:w="0" w:type="auto"/>
-            <w:tcBorders>
-              <w:top w:val="single" w:sz="4" w:space="0" w:color="auto"/>
-              <w:left w:val="single" w:sz="4" w:space="0" w:color="auto"/>
-              <w:bottom w:val="single" w:sz="4" w:space="0" w:color="auto"/>
-              <w:right w:val="single" w:sz="4" w:space="0" w:color="auto"/>
-            </w:tcBorders>
             <w:vAlign w:val="center"/>
+            <w:hideMark/>
           </w:tcPr>
           <w:p>
             <w:pPr>
@@ -1109,7 +1132,7 @@
                 <w:szCs w:val="21"/>
                 <w:lang w:val="en-US"/>
               </w:rPr>
-              <w:t xml:space="preserve">AWS Bedrock, </w:t>
+              <w:t xml:space="preserve">Large Language Models, RAG, AWS Bedrock, </w:t>
             </w:r>
             <w:proofErr w:type="spellStart"/>
             <w:r>
@@ -1149,19 +1172,8 @@
                 <w:szCs w:val="21"/>
                 <w:lang w:val="en-US"/>
               </w:rPr>
-              <w:t xml:space="preserve">, Hugging Face Transformers, RAG, Embeddings, LLM Applications, NLP, NLTK, </w:t>
+              <w:t>, Hugging Face Transformers, Embeddings, AI Agents, Prompt Engineering, LLM Applications</w:t>
             </w:r>
-            <w:proofErr w:type="spellStart"/>
-            <w:r>
-              <w:rPr>
-                <w:rFonts w:cstheme="minorHAnsi"/>
-                <w:sz w:val="21"/>
-                <w:szCs w:val="21"/>
-                <w:lang w:val="en-US"/>
-              </w:rPr>
-              <w:t>SpaCy</w:t>
-            </w:r>
-            <w:proofErr w:type="spellEnd"/>
           </w:p>
         </w:tc>
       </w:tr>
@@ -1172,13 +1184,8 @@
         <w:tc>
           <w:tcPr>
             <w:tcW w:w="0" w:type="auto"/>
-            <w:tcBorders>
-              <w:top w:val="single" w:sz="4" w:space="0" w:color="auto"/>
-              <w:left w:val="single" w:sz="4" w:space="0" w:color="auto"/>
-              <w:bottom w:val="single" w:sz="4" w:space="0" w:color="auto"/>
-              <w:right w:val="single" w:sz="4" w:space="0" w:color="auto"/>
-            </w:tcBorders>
             <w:vAlign w:val="center"/>
+            <w:hideMark/>
           </w:tcPr>
           <w:p>
             <w:pPr>
@@ -1186,8 +1193,6 @@
               <w:jc w:val="both"/>
               <w:rPr>
                 <w:rFonts w:cstheme="minorHAnsi"/>
-                <w:b/>
-                <w:bCs/>
                 <w:sz w:val="21"/>
                 <w:szCs w:val="21"/>
                 <w:lang w:val="en-US"/>
@@ -1209,13 +1214,8 @@
         <w:tc>
           <w:tcPr>
             <w:tcW w:w="0" w:type="auto"/>
-            <w:tcBorders>
-              <w:top w:val="single" w:sz="4" w:space="0" w:color="auto"/>
-              <w:left w:val="single" w:sz="4" w:space="0" w:color="auto"/>
-              <w:bottom w:val="single" w:sz="4" w:space="0" w:color="auto"/>
-              <w:right w:val="single" w:sz="4" w:space="0" w:color="auto"/>
-            </w:tcBorders>
             <w:vAlign w:val="center"/>
+            <w:hideMark/>
           </w:tcPr>
           <w:p>
             <w:pPr>
@@ -1247,13 +1247,8 @@
         <w:tc>
           <w:tcPr>
             <w:tcW w:w="0" w:type="auto"/>
-            <w:tcBorders>
-              <w:top w:val="single" w:sz="4" w:space="0" w:color="auto"/>
-              <w:left w:val="single" w:sz="4" w:space="0" w:color="auto"/>
-              <w:bottom w:val="single" w:sz="4" w:space="0" w:color="auto"/>
-              <w:right w:val="single" w:sz="4" w:space="0" w:color="auto"/>
-            </w:tcBorders>
             <w:vAlign w:val="center"/>
+            <w:hideMark/>
           </w:tcPr>
           <w:p>
             <w:pPr>
@@ -1261,8 +1256,6 @@
               <w:jc w:val="both"/>
               <w:rPr>
                 <w:rFonts w:cstheme="minorHAnsi"/>
-                <w:b/>
-                <w:bCs/>
                 <w:sz w:val="21"/>
                 <w:szCs w:val="21"/>
                 <w:lang w:val="en-US"/>
@@ -1277,20 +1270,15 @@
                 <w:szCs w:val="21"/>
                 <w:lang w:val="en-US"/>
               </w:rPr>
-              <w:t>Machine Learning Frameworks</w:t>
+              <w:t>ML &amp; Deep Learning Frameworks</w:t>
             </w:r>
           </w:p>
         </w:tc>
         <w:tc>
           <w:tcPr>
             <w:tcW w:w="0" w:type="auto"/>
-            <w:tcBorders>
-              <w:top w:val="single" w:sz="4" w:space="0" w:color="auto"/>
-              <w:left w:val="single" w:sz="4" w:space="0" w:color="auto"/>
-              <w:bottom w:val="single" w:sz="4" w:space="0" w:color="auto"/>
-              <w:right w:val="single" w:sz="4" w:space="0" w:color="auto"/>
-            </w:tcBorders>
             <w:vAlign w:val="center"/>
+            <w:hideMark/>
           </w:tcPr>
           <w:p>
             <w:pPr>
@@ -1342,13 +1330,8 @@
         <w:tc>
           <w:tcPr>
             <w:tcW w:w="0" w:type="auto"/>
-            <w:tcBorders>
-              <w:top w:val="single" w:sz="4" w:space="0" w:color="auto"/>
-              <w:left w:val="single" w:sz="4" w:space="0" w:color="auto"/>
-              <w:bottom w:val="single" w:sz="4" w:space="0" w:color="auto"/>
-              <w:right w:val="single" w:sz="4" w:space="0" w:color="auto"/>
-            </w:tcBorders>
             <w:vAlign w:val="center"/>
+            <w:hideMark/>
           </w:tcPr>
           <w:p>
             <w:pPr>
@@ -1356,8 +1339,6 @@
               <w:jc w:val="both"/>
               <w:rPr>
                 <w:rFonts w:cstheme="minorHAnsi"/>
-                <w:b/>
-                <w:bCs/>
                 <w:sz w:val="21"/>
                 <w:szCs w:val="21"/>
                 <w:lang w:val="en-US"/>
@@ -1372,20 +1353,98 @@
                 <w:szCs w:val="21"/>
                 <w:lang w:val="en-US"/>
               </w:rPr>
-              <w:t>Data Processing</w:t>
+              <w:t>NLP &amp; Computer Vision</w:t>
             </w:r>
           </w:p>
         </w:tc>
         <w:tc>
           <w:tcPr>
             <w:tcW w:w="0" w:type="auto"/>
-            <w:tcBorders>
-              <w:top w:val="single" w:sz="4" w:space="0" w:color="auto"/>
-              <w:left w:val="single" w:sz="4" w:space="0" w:color="auto"/>
-              <w:bottom w:val="single" w:sz="4" w:space="0" w:color="auto"/>
-              <w:right w:val="single" w:sz="4" w:space="0" w:color="auto"/>
-            </w:tcBorders>
             <w:vAlign w:val="center"/>
+            <w:hideMark/>
+          </w:tcPr>
+          <w:p>
+            <w:pPr>
+              <w:spacing w:after="0" w:line="240" w:lineRule="auto"/>
+              <w:jc w:val="both"/>
+              <w:rPr>
+                <w:rFonts w:cstheme="minorHAnsi"/>
+                <w:sz w:val="21"/>
+                <w:szCs w:val="21"/>
+                <w:lang w:val="en-US"/>
+              </w:rPr>
+            </w:pPr>
+            <w:r>
+              <w:rPr>
+                <w:rFonts w:cstheme="minorHAnsi"/>
+                <w:sz w:val="21"/>
+                <w:szCs w:val="21"/>
+                <w:lang w:val="en-US"/>
+              </w:rPr>
+              <w:t xml:space="preserve">Hugging Face, NLTK, </w:t>
+            </w:r>
+            <w:proofErr w:type="spellStart"/>
+            <w:r>
+              <w:rPr>
+                <w:rFonts w:cstheme="minorHAnsi"/>
+                <w:sz w:val="21"/>
+                <w:szCs w:val="21"/>
+                <w:lang w:val="en-US"/>
+              </w:rPr>
+              <w:t>SpaCy</w:t>
+            </w:r>
+            <w:proofErr w:type="spellEnd"/>
+            <w:r>
+              <w:rPr>
+                <w:rFonts w:cstheme="minorHAnsi"/>
+                <w:sz w:val="21"/>
+                <w:szCs w:val="21"/>
+                <w:lang w:val="en-US"/>
+              </w:rPr>
+              <w:t>, Transformers, CNN, RNN, LSTM, OpenCV, Tesseract</w:t>
+            </w:r>
+          </w:p>
+        </w:tc>
+      </w:tr>
+      <w:tr>
+        <w:trPr>
+          <w:tblCellSpacing w:w="15" w:type="dxa"/>
+        </w:trPr>
+        <w:tc>
+          <w:tcPr>
+            <w:tcW w:w="0" w:type="auto"/>
+            <w:vAlign w:val="center"/>
+            <w:hideMark/>
+          </w:tcPr>
+          <w:p>
+            <w:pPr>
+              <w:spacing w:after="0" w:line="240" w:lineRule="auto"/>
+              <w:jc w:val="both"/>
+              <w:rPr>
+                <w:rFonts w:cstheme="minorHAnsi"/>
+                <w:sz w:val="21"/>
+                <w:szCs w:val="21"/>
+                <w:lang w:val="en-US"/>
+              </w:rPr>
+            </w:pPr>
+            <w:r>
+              <w:rPr>
+                <w:rFonts w:cstheme="minorHAnsi"/>
+                <w:b/>
+                <w:bCs/>
+                <w:sz w:val="21"/>
+                <w:szCs w:val="21"/>
+                <w:lang w:val="en-US"/>
+              </w:rPr>
+              <w:t>Data Processing &amp; Analytics</w:t>
+            </w:r>
+          </w:p>
+        </w:tc>
+        <w:tc>
+          <w:tcPr>
+            <w:tcW w:w="0" w:type="auto"/>
+            <w:vAlign w:val="center"/>
+            <w:hideMark/>
           </w:tcPr>
           <w:p>
             <w:pPr>
@@ -1417,13 +1476,8 @@
         <w:tc>
           <w:tcPr>
             <w:tcW w:w="0" w:type="auto"/>
-            <w:tcBorders>
-              <w:top w:val="single" w:sz="4" w:space="0" w:color="auto"/>
-              <w:left w:val="single" w:sz="4" w:space="0" w:color="auto"/>
-              <w:bottom w:val="single" w:sz="4" w:space="0" w:color="auto"/>
-              <w:right w:val="single" w:sz="4" w:space="0" w:color="auto"/>
-            </w:tcBorders>
             <w:vAlign w:val="center"/>
+            <w:hideMark/>
           </w:tcPr>
           <w:p>
             <w:pPr>
@@ -1431,8 +1485,6 @@
               <w:jc w:val="both"/>
               <w:rPr>
                 <w:rFonts w:cstheme="minorHAnsi"/>
-                <w:b/>
-                <w:bCs/>
                 <w:sz w:val="21"/>
                 <w:szCs w:val="21"/>
                 <w:lang w:val="en-US"/>
@@ -1447,20 +1499,15 @@
                 <w:szCs w:val="21"/>
                 <w:lang w:val="en-US"/>
               </w:rPr>
-              <w:t>AWS &amp; Cloud</w:t>
+              <w:t>AWS Cloud</w:t>
             </w:r>
           </w:p>
         </w:tc>
         <w:tc>
           <w:tcPr>
             <w:tcW w:w="0" w:type="auto"/>
-            <w:tcBorders>
-              <w:top w:val="single" w:sz="4" w:space="0" w:color="auto"/>
-              <w:left w:val="single" w:sz="4" w:space="0" w:color="auto"/>
-              <w:bottom w:val="single" w:sz="4" w:space="0" w:color="auto"/>
-              <w:right w:val="single" w:sz="4" w:space="0" w:color="auto"/>
-            </w:tcBorders>
             <w:vAlign w:val="center"/>
+            <w:hideMark/>
           </w:tcPr>
           <w:p>
             <w:pPr>
@@ -1480,7 +1527,7 @@
                 <w:szCs w:val="21"/>
                 <w:lang w:val="en-US"/>
               </w:rPr>
-              <w:t>AWS SageMaker, Bedrock, S3, EC2, Lambda, Glue, Athena, Redshift, Kinesis, ECS, RDS</w:t>
+              <w:t>SageMaker, Bedrock, S3, EC2, Lambda, Glue, Athena, Redshift, Kinesis, ECS, RDS</w:t>
             </w:r>
           </w:p>
         </w:tc>
@@ -1492,13 +1539,8 @@
         <w:tc>
           <w:tcPr>
             <w:tcW w:w="0" w:type="auto"/>
-            <w:tcBorders>
-              <w:top w:val="single" w:sz="4" w:space="0" w:color="auto"/>
-              <w:left w:val="single" w:sz="4" w:space="0" w:color="auto"/>
-              <w:bottom w:val="single" w:sz="4" w:space="0" w:color="auto"/>
-              <w:right w:val="single" w:sz="4" w:space="0" w:color="auto"/>
-            </w:tcBorders>
             <w:vAlign w:val="center"/>
+            <w:hideMark/>
           </w:tcPr>
           <w:p>
             <w:pPr>
@@ -1506,8 +1548,6 @@
               <w:jc w:val="both"/>
               <w:rPr>
                 <w:rFonts w:cstheme="minorHAnsi"/>
-                <w:b/>
-                <w:bCs/>
                 <w:sz w:val="21"/>
                 <w:szCs w:val="21"/>
                 <w:lang w:val="en-US"/>
@@ -1542,13 +1582,8 @@
         <w:tc>
           <w:tcPr>
             <w:tcW w:w="0" w:type="auto"/>
-            <w:tcBorders>
-              <w:top w:val="single" w:sz="4" w:space="0" w:color="auto"/>
-              <w:left w:val="single" w:sz="4" w:space="0" w:color="auto"/>
-              <w:bottom w:val="single" w:sz="4" w:space="0" w:color="auto"/>
-              <w:right w:val="single" w:sz="4" w:space="0" w:color="auto"/>
-            </w:tcBorders>
             <w:vAlign w:val="center"/>
+            <w:hideMark/>
           </w:tcPr>
           <w:p>
             <w:pPr>
@@ -1579,7 +1614,7 @@
                 <w:szCs w:val="21"/>
                 <w:lang w:val="en-US"/>
               </w:rPr>
-              <w:t>, Docker, GitHub Actions, REST APIs, Model Deployment, Model Monitoring, CI/CD, Containerized ML Services, Infrastructure as Code</w:t>
+              <w:t>, Docker, GitHub Actions, CI/CD, REST APIs, Model Deployment, Model Monitoring, Containerized ML Services, Infrastructure as Code</w:t>
             </w:r>
           </w:p>
         </w:tc>
@@ -1591,13 +1626,8 @@
         <w:tc>
           <w:tcPr>
             <w:tcW w:w="0" w:type="auto"/>
-            <w:tcBorders>
-              <w:top w:val="single" w:sz="4" w:space="0" w:color="auto"/>
-              <w:left w:val="single" w:sz="4" w:space="0" w:color="auto"/>
-              <w:bottom w:val="single" w:sz="4" w:space="0" w:color="auto"/>
-              <w:right w:val="single" w:sz="4" w:space="0" w:color="auto"/>
-            </w:tcBorders>
             <w:vAlign w:val="center"/>
+            <w:hideMark/>
           </w:tcPr>
           <w:p>
             <w:pPr>
@@ -1605,8 +1635,6 @@
               <w:jc w:val="both"/>
               <w:rPr>
                 <w:rFonts w:cstheme="minorHAnsi"/>
-                <w:b/>
-                <w:bCs/>
                 <w:sz w:val="21"/>
                 <w:szCs w:val="21"/>
                 <w:lang w:val="en-US"/>
@@ -1628,13 +1656,8 @@
         <w:tc>
           <w:tcPr>
             <w:tcW w:w="0" w:type="auto"/>
-            <w:tcBorders>
-              <w:top w:val="single" w:sz="4" w:space="0" w:color="auto"/>
-              <w:left w:val="single" w:sz="4" w:space="0" w:color="auto"/>
-              <w:bottom w:val="single" w:sz="4" w:space="0" w:color="auto"/>
-              <w:right w:val="single" w:sz="4" w:space="0" w:color="auto"/>
-            </w:tcBorders>
             <w:vAlign w:val="center"/>
+            <w:hideMark/>
           </w:tcPr>
           <w:p>
             <w:pPr>
@@ -1666,13 +1689,8 @@
         <w:tc>
           <w:tcPr>
             <w:tcW w:w="0" w:type="auto"/>
-            <w:tcBorders>
-              <w:top w:val="single" w:sz="4" w:space="0" w:color="auto"/>
-              <w:left w:val="single" w:sz="4" w:space="0" w:color="auto"/>
-              <w:bottom w:val="single" w:sz="4" w:space="0" w:color="auto"/>
-              <w:right w:val="single" w:sz="4" w:space="0" w:color="auto"/>
-            </w:tcBorders>
             <w:vAlign w:val="center"/>
+            <w:hideMark/>
           </w:tcPr>
           <w:p>
             <w:pPr>
@@ -1680,8 +1698,6 @@
               <w:jc w:val="both"/>
               <w:rPr>
                 <w:rFonts w:cstheme="minorHAnsi"/>
-                <w:b/>
-                <w:bCs/>
                 <w:sz w:val="21"/>
                 <w:szCs w:val="21"/>
                 <w:lang w:val="en-US"/>
@@ -1703,13 +1719,8 @@
         <w:tc>
           <w:tcPr>
             <w:tcW w:w="0" w:type="auto"/>
-            <w:tcBorders>
-              <w:top w:val="single" w:sz="4" w:space="0" w:color="auto"/>
-              <w:left w:val="single" w:sz="4" w:space="0" w:color="auto"/>
-              <w:bottom w:val="single" w:sz="4" w:space="0" w:color="auto"/>
-              <w:right w:val="single" w:sz="4" w:space="0" w:color="auto"/>
-            </w:tcBorders>
             <w:vAlign w:val="center"/>
+            <w:hideMark/>
           </w:tcPr>
           <w:p>
             <w:pPr>
@@ -1741,13 +1752,8 @@
         <w:tc>
           <w:tcPr>
             <w:tcW w:w="0" w:type="auto"/>
-            <w:tcBorders>
-              <w:top w:val="single" w:sz="4" w:space="0" w:color="auto"/>
-              <w:left w:val="single" w:sz="4" w:space="0" w:color="auto"/>
-              <w:bottom w:val="single" w:sz="4" w:space="0" w:color="auto"/>
-              <w:right w:val="single" w:sz="4" w:space="0" w:color="auto"/>
-            </w:tcBorders>
             <w:vAlign w:val="center"/>
+            <w:hideMark/>
           </w:tcPr>
           <w:p>
             <w:pPr>
@@ -1755,8 +1761,6 @@
               <w:jc w:val="both"/>
               <w:rPr>
                 <w:rFonts w:cstheme="minorHAnsi"/>
-                <w:b/>
-                <w:bCs/>
                 <w:sz w:val="21"/>
                 <w:szCs w:val="21"/>
                 <w:lang w:val="en-US"/>
@@ -1771,20 +1775,15 @@
                 <w:szCs w:val="21"/>
                 <w:lang w:val="en-US"/>
               </w:rPr>
-              <w:t>Version Control &amp; Project Tools</w:t>
+              <w:t>Version Control &amp; Collaboration</w:t>
             </w:r>
           </w:p>
         </w:tc>
         <w:tc>
           <w:tcPr>
             <w:tcW w:w="0" w:type="auto"/>
-            <w:tcBorders>
-              <w:top w:val="single" w:sz="4" w:space="0" w:color="auto"/>
-              <w:left w:val="single" w:sz="4" w:space="0" w:color="auto"/>
-              <w:bottom w:val="single" w:sz="4" w:space="0" w:color="auto"/>
-              <w:right w:val="single" w:sz="4" w:space="0" w:color="auto"/>
-            </w:tcBorders>
             <w:vAlign w:val="center"/>
+            <w:hideMark/>
           </w:tcPr>
           <w:p>
             <w:pPr>
@@ -1821,6 +1820,17 @@
           <w:lang w:val="en-US"/>
         </w:rPr>
       </w:pPr>
+      <w:r>
+        <w:rPr>
+          <w:rFonts w:cstheme="minorHAnsi"/>
+          <w:sz w:val="21"/>
+          <w:szCs w:val="21"/>
+          <w:lang w:val="en-US"/>
+        </w:rPr>
+        <w:pict w14:anchorId="5BD16F64">
+          <v:rect id="_x0000_i1079" style="width:0;height:1.5pt" o:hralign="center" o:hrstd="t" o:hr="t" fillcolor="#a0a0a0" stroked="f"/>
+        </w:pict>
+      </w:r>
     </w:p>
     <w:p>
       <w:pPr>
@@ -1872,58 +1882,62 @@
           <w:szCs w:val="21"/>
           <w:lang w:val="en-US"/>
         </w:rPr>
-        <w:t>Optum — Eden Prairie, MN</w:t>
+        <w:t>U.S. Bank</w:t>
       </w:r>
     </w:p>
     <w:p>
       <w:pPr>
-        <w:rPr>
-          <w:lang w:val="en-US"/>
-        </w:rPr>
-      </w:pPr>
-      <w:r>
-        <w:rPr>
-          <w:lang w:val="en-US"/>
-        </w:rPr>
-        <w:t>Machine</w:t>
-      </w:r>
-      <w:r>
-        <w:rPr>
-          <w:lang w:val="en-US"/>
-        </w:rPr>
-        <w:t xml:space="preserve"> </w:t>
-      </w:r>
-      <w:r>
-        <w:rPr>
-          <w:lang w:val="en-US"/>
-        </w:rPr>
-        <w:t>Learning</w:t>
-      </w:r>
-      <w:r>
-        <w:rPr>
-          <w:lang w:val="en-US"/>
-        </w:rPr>
-        <w:t xml:space="preserve"> </w:t>
-      </w:r>
-      <w:r>
-        <w:rPr>
-          <w:lang w:val="en-US"/>
-        </w:rPr>
-        <w:t>Engineer</w:t>
-      </w:r>
-      <w:r>
-        <w:rPr>
-          <w:lang w:val="en-US"/>
-        </w:rPr>
-        <w:br/>
-        <w:t>September 2023 – Present</w:t>
+        <w:spacing w:after="0" w:line="240" w:lineRule="auto"/>
+        <w:jc w:val="both"/>
+        <w:rPr>
+          <w:rFonts w:cstheme="minorHAnsi"/>
+          <w:b/>
+          <w:bCs/>
+          <w:sz w:val="21"/>
+          <w:szCs w:val="21"/>
+          <w:lang w:val="en-US"/>
+        </w:rPr>
+      </w:pPr>
+      <w:r>
+        <w:rPr>
+          <w:rFonts w:cstheme="minorHAnsi"/>
+          <w:b/>
+          <w:bCs/>
+          <w:sz w:val="21"/>
+          <w:szCs w:val="21"/>
+          <w:lang w:val="en-US"/>
+        </w:rPr>
+        <w:t>Artificial Intelligence Engineer</w:t>
       </w:r>
     </w:p>
     <w:p>
       <w:pPr>
+        <w:spacing w:after="0" w:line="240" w:lineRule="auto"/>
+        <w:jc w:val="both"/>
+        <w:rPr>
+          <w:rFonts w:cstheme="minorHAnsi"/>
+          <w:sz w:val="21"/>
+          <w:szCs w:val="21"/>
+          <w:lang w:val="en-US"/>
+        </w:rPr>
+      </w:pPr>
+      <w:r>
+        <w:rPr>
+          <w:rFonts w:cstheme="minorHAnsi"/>
+          <w:b/>
+          <w:bCs/>
+          <w:sz w:val="21"/>
+          <w:szCs w:val="21"/>
+          <w:lang w:val="en-US"/>
+        </w:rPr>
+        <w:t>March 2025 – Present</w:t>
+      </w:r>
+    </w:p>
+    <w:p>
+      <w:pPr>
         <w:numPr>
           <w:ilvl w:val="0"/>
-          <w:numId w:val="30"/>
+          <w:numId w:val="35"/>
         </w:numPr>
         <w:spacing w:after="0" w:line="240" w:lineRule="auto"/>
         <w:jc w:val="both"/>
@@ -1941,7 +1955,7 @@
           <w:szCs w:val="21"/>
           <w:lang w:val="en-US"/>
         </w:rPr>
-        <w:t xml:space="preserve">Design and develop machine learning models supporting </w:t>
+        <w:t xml:space="preserve">Design and develop </w:t>
       </w:r>
       <w:r>
         <w:rPr>
@@ -1952,23 +1966,23 @@
           <w:szCs w:val="21"/>
           <w:lang w:val="en-US"/>
         </w:rPr>
-        <w:t>predictive healthcare analytics</w:t>
-      </w:r>
-      <w:r>
-        <w:rPr>
-          <w:rFonts w:cstheme="minorHAnsi"/>
-          <w:sz w:val="21"/>
-          <w:szCs w:val="21"/>
-          <w:lang w:val="en-US"/>
-        </w:rPr>
-        <w:t>, with a focus on identifying high-risk patient populations using healthcare claims and clinical datasets.</w:t>
+        <w:t>AI and machine learning solutions for financial-services use cases</w:t>
+      </w:r>
+      <w:r>
+        <w:rPr>
+          <w:rFonts w:cstheme="minorHAnsi"/>
+          <w:sz w:val="21"/>
+          <w:szCs w:val="21"/>
+          <w:lang w:val="en-US"/>
+        </w:rPr>
+        <w:t>, working with large transactional and operational datasets to identify meaningful patterns, anomalies, and predictive signals.</w:t>
       </w:r>
     </w:p>
     <w:p>
       <w:pPr>
         <w:numPr>
           <w:ilvl w:val="0"/>
-          <w:numId w:val="30"/>
+          <w:numId w:val="35"/>
         </w:numPr>
         <w:spacing w:after="0" w:line="240" w:lineRule="auto"/>
         <w:jc w:val="both"/>
@@ -1986,7 +2000,7 @@
           <w:szCs w:val="21"/>
           <w:lang w:val="en-US"/>
         </w:rPr>
-        <w:t xml:space="preserve">Build, train, evaluate, and fine-tune classification models using </w:t>
+        <w:t xml:space="preserve">Build and evaluate machine learning models using </w:t>
       </w:r>
       <w:r>
         <w:rPr>
@@ -1997,23 +2011,47 @@
           <w:szCs w:val="21"/>
           <w:lang w:val="en-US"/>
         </w:rPr>
-        <w:t>Python and TensorFlow</w:t>
-      </w:r>
-      <w:r>
-        <w:rPr>
-          <w:rFonts w:cstheme="minorHAnsi"/>
-          <w:sz w:val="21"/>
-          <w:szCs w:val="21"/>
-          <w:lang w:val="en-US"/>
-        </w:rPr>
-        <w:t>, focusing on model accuracy, scalability, and performance.</w:t>
+        <w:t xml:space="preserve">Python, TensorFlow, </w:t>
+      </w:r>
+      <w:proofErr w:type="spellStart"/>
+      <w:r>
+        <w:rPr>
+          <w:rFonts w:cstheme="minorHAnsi"/>
+          <w:b/>
+          <w:bCs/>
+          <w:sz w:val="21"/>
+          <w:szCs w:val="21"/>
+          <w:lang w:val="en-US"/>
+        </w:rPr>
+        <w:t>PyTorch</w:t>
+      </w:r>
+      <w:proofErr w:type="spellEnd"/>
+      <w:r>
+        <w:rPr>
+          <w:rFonts w:cstheme="minorHAnsi"/>
+          <w:b/>
+          <w:bCs/>
+          <w:sz w:val="21"/>
+          <w:szCs w:val="21"/>
+          <w:lang w:val="en-US"/>
+        </w:rPr>
+        <w:t>, and Scikit-learn</w:t>
+      </w:r>
+      <w:r>
+        <w:rPr>
+          <w:rFonts w:cstheme="minorHAnsi"/>
+          <w:sz w:val="21"/>
+          <w:szCs w:val="21"/>
+          <w:lang w:val="en-US"/>
+        </w:rPr>
+        <w:t>, selecting appropriate modeling approaches based on business requirements, data characteristics, and production constraints.</w:t>
       </w:r>
     </w:p>
     <w:p>
       <w:pPr>
         <w:numPr>
           <w:ilvl w:val="0"/>
-          <w:numId w:val="30"/>
+          <w:numId w:val="35"/>
         </w:numPr>
         <w:spacing w:after="0" w:line="240" w:lineRule="auto"/>
         <w:jc w:val="both"/>
@@ -2031,7 +2069,8 @@
           <w:szCs w:val="21"/>
           <w:lang w:val="en-US"/>
         </w:rPr>
-        <w:t xml:space="preserve">Work with high-volume healthcare datasets to perform data cleaning, transformation, feature engineering, and preparation using </w:t>
+        <w:lastRenderedPageBreak/>
+        <w:t xml:space="preserve">Perform extensive </w:t>
       </w:r>
       <w:r>
         <w:rPr>
@@ -2042,23 +2081,23 @@
           <w:szCs w:val="21"/>
           <w:lang w:val="en-US"/>
         </w:rPr>
-        <w:t>Pandas and NumPy</w:t>
-      </w:r>
-      <w:r>
-        <w:rPr>
-          <w:rFonts w:cstheme="minorHAnsi"/>
-          <w:sz w:val="21"/>
-          <w:szCs w:val="21"/>
-          <w:lang w:val="en-US"/>
-        </w:rPr>
-        <w:t>.</w:t>
+        <w:t>data preprocessing, feature engineering, exploratory analysis, and transformation</w:t>
+      </w:r>
+      <w:r>
+        <w:rPr>
+          <w:rFonts w:cstheme="minorHAnsi"/>
+          <w:sz w:val="21"/>
+          <w:szCs w:val="21"/>
+          <w:lang w:val="en-US"/>
+        </w:rPr>
+        <w:t xml:space="preserve"> using Pandas, NumPy, SQL, and Spark to prepare high-volume datasets for model development.</w:t>
       </w:r>
     </w:p>
     <w:p>
       <w:pPr>
         <w:numPr>
           <w:ilvl w:val="0"/>
-          <w:numId w:val="30"/>
+          <w:numId w:val="35"/>
         </w:numPr>
         <w:spacing w:after="0" w:line="240" w:lineRule="auto"/>
         <w:jc w:val="both"/>
@@ -2076,8 +2115,7 @@
           <w:szCs w:val="21"/>
           <w:lang w:val="en-US"/>
         </w:rPr>
-        <w:lastRenderedPageBreak/>
-        <w:t xml:space="preserve">Develop end-to-end </w:t>
+        <w:t xml:space="preserve">Work with </w:t>
       </w:r>
       <w:r>
         <w:rPr>
@@ -2088,23 +2126,63 @@
           <w:szCs w:val="21"/>
           <w:lang w:val="en-US"/>
         </w:rPr>
-        <w:t>data and machine learning pipelines</w:t>
-      </w:r>
-      <w:r>
-        <w:rPr>
-          <w:rFonts w:cstheme="minorHAnsi"/>
-          <w:sz w:val="21"/>
-          <w:szCs w:val="21"/>
-          <w:lang w:val="en-US"/>
-        </w:rPr>
-        <w:t xml:space="preserve"> supporting preprocessing, feature generation, model training, evaluation, deployment, and production scoring.</w:t>
+        <w:t>Generative AI and Large Language Model technologies</w:t>
+      </w:r>
+      <w:r>
+        <w:rPr>
+          <w:rFonts w:cstheme="minorHAnsi"/>
+          <w:sz w:val="21"/>
+          <w:szCs w:val="21"/>
+          <w:lang w:val="en-US"/>
+        </w:rPr>
+        <w:t xml:space="preserve">, exploring RAG, embeddings, prompt orchestration, Hugging Face models, </w:t>
+      </w:r>
+      <w:proofErr w:type="spellStart"/>
+      <w:r>
+        <w:rPr>
+          <w:rFonts w:cstheme="minorHAnsi"/>
+          <w:sz w:val="21"/>
+          <w:szCs w:val="21"/>
+          <w:lang w:val="en-US"/>
+        </w:rPr>
+        <w:t>LangChain</w:t>
+      </w:r>
+      <w:proofErr w:type="spellEnd"/>
+      <w:r>
+        <w:rPr>
+          <w:rFonts w:cstheme="minorHAnsi"/>
+          <w:sz w:val="21"/>
+          <w:szCs w:val="21"/>
+          <w:lang w:val="en-US"/>
+        </w:rPr>
+        <w:t xml:space="preserve">, </w:t>
+      </w:r>
+      <w:proofErr w:type="spellStart"/>
+      <w:r>
+        <w:rPr>
+          <w:rFonts w:cstheme="minorHAnsi"/>
+          <w:sz w:val="21"/>
+          <w:szCs w:val="21"/>
+          <w:lang w:val="en-US"/>
+        </w:rPr>
+        <w:t>LlamaIndex</w:t>
+      </w:r>
+      <w:proofErr w:type="spellEnd"/>
+      <w:r>
+        <w:rPr>
+          <w:rFonts w:cstheme="minorHAnsi"/>
+          <w:sz w:val="21"/>
+          <w:szCs w:val="21"/>
+          <w:lang w:val="en-US"/>
+        </w:rPr>
+        <w:t>, and AWS Bedrock for enterprise AI use cases.</w:t>
       </w:r>
     </w:p>
     <w:p>
       <w:pPr>
         <w:numPr>
           <w:ilvl w:val="0"/>
-          <w:numId w:val="30"/>
+          <w:numId w:val="35"/>
         </w:numPr>
         <w:spacing w:after="0" w:line="240" w:lineRule="auto"/>
         <w:jc w:val="both"/>
@@ -2122,7 +2200,7 @@
           <w:szCs w:val="21"/>
           <w:lang w:val="en-US"/>
         </w:rPr>
-        <w:t xml:space="preserve">Deploy machine learning models using </w:t>
+        <w:t xml:space="preserve">Develop and integrate </w:t>
       </w:r>
       <w:r>
         <w:rPr>
@@ -2133,23 +2211,23 @@
           <w:szCs w:val="21"/>
           <w:lang w:val="en-US"/>
         </w:rPr>
-        <w:t>AWS SageMaker and Docker</w:t>
-      </w:r>
-      <w:r>
-        <w:rPr>
-          <w:rFonts w:cstheme="minorHAnsi"/>
-          <w:sz w:val="21"/>
-          <w:szCs w:val="21"/>
-          <w:lang w:val="en-US"/>
-        </w:rPr>
-        <w:t>, enabling integration with existing enterprise applications and analytics environments.</w:t>
+        <w:t>REST-based AI/ML services</w:t>
+      </w:r>
+      <w:r>
+        <w:rPr>
+          <w:rFonts w:cstheme="minorHAnsi"/>
+          <w:sz w:val="21"/>
+          <w:szCs w:val="21"/>
+          <w:lang w:val="en-US"/>
+        </w:rPr>
+        <w:t xml:space="preserve"> that allow prediction and intelligent-processing capabilities to be consumed by existing enterprise applications.</w:t>
       </w:r>
     </w:p>
     <w:p>
       <w:pPr>
         <w:numPr>
           <w:ilvl w:val="0"/>
-          <w:numId w:val="30"/>
+          <w:numId w:val="35"/>
         </w:numPr>
         <w:spacing w:after="0" w:line="240" w:lineRule="auto"/>
         <w:jc w:val="both"/>
@@ -2169,7 +2247,6 @@
         </w:rPr>
         <w:t xml:space="preserve">Use </w:t>
       </w:r>
-      <w:proofErr w:type="spellStart"/>
       <w:r>
         <w:rPr>
           <w:rFonts w:cstheme="minorHAnsi"/>
@@ -2179,24 +2256,23 @@
           <w:szCs w:val="21"/>
           <w:lang w:val="en-US"/>
         </w:rPr>
-        <w:t>MLflow</w:t>
-      </w:r>
-      <w:proofErr w:type="spellEnd"/>
-      <w:r>
-        <w:rPr>
-          <w:rFonts w:cstheme="minorHAnsi"/>
-          <w:sz w:val="21"/>
-          <w:szCs w:val="21"/>
-          <w:lang w:val="en-US"/>
-        </w:rPr>
-        <w:t xml:space="preserve"> to support model experimentation, tracking, reproducibility, and lifecycle management.</w:t>
+        <w:t>AWS SageMaker</w:t>
+      </w:r>
+      <w:r>
+        <w:rPr>
+          <w:rFonts w:cstheme="minorHAnsi"/>
+          <w:sz w:val="21"/>
+          <w:szCs w:val="21"/>
+          <w:lang w:val="en-US"/>
+        </w:rPr>
+        <w:t xml:space="preserve"> to support scalable model training, deployment, endpoint management, and production inference for cloud-based machine learning workloads.</w:t>
       </w:r>
     </w:p>
     <w:p>
       <w:pPr>
         <w:numPr>
           <w:ilvl w:val="0"/>
-          <w:numId w:val="30"/>
+          <w:numId w:val="35"/>
         </w:numPr>
         <w:spacing w:after="0" w:line="240" w:lineRule="auto"/>
         <w:jc w:val="both"/>
@@ -2214,14 +2290,36 @@
           <w:szCs w:val="21"/>
           <w:lang w:val="en-US"/>
         </w:rPr>
-        <w:t>Monitor deployed models for prediction quality, throughput, latency, and overall performance, identifying areas requiring tuning or retraining.</w:t>
+        <w:t xml:space="preserve">Apply </w:t>
+      </w:r>
+      <w:proofErr w:type="spellStart"/>
+      <w:r>
+        <w:rPr>
+          <w:rFonts w:cstheme="minorHAnsi"/>
+          <w:b/>
+          <w:bCs/>
+          <w:sz w:val="21"/>
+          <w:szCs w:val="21"/>
+          <w:lang w:val="en-US"/>
+        </w:rPr>
+        <w:t>MLflow</w:t>
+      </w:r>
+      <w:proofErr w:type="spellEnd"/>
+      <w:r>
+        <w:rPr>
+          <w:rFonts w:cstheme="minorHAnsi"/>
+          <w:sz w:val="21"/>
+          <w:szCs w:val="21"/>
+          <w:lang w:val="en-US"/>
+        </w:rPr>
+        <w:t xml:space="preserve"> for experiment tracking, model comparison, version management, reproducibility, and maintaining consistency throughout the machine learning lifecycle.</w:t>
       </w:r>
     </w:p>
     <w:p>
       <w:pPr>
         <w:numPr>
           <w:ilvl w:val="0"/>
-          <w:numId w:val="30"/>
+          <w:numId w:val="35"/>
         </w:numPr>
         <w:spacing w:after="0" w:line="240" w:lineRule="auto"/>
         <w:jc w:val="both"/>
@@ -2239,14 +2337,34 @@
           <w:szCs w:val="21"/>
           <w:lang w:val="en-US"/>
         </w:rPr>
-        <w:t>Evaluate model behavior and make recommendations around configuration, scalability, and performance optimization.</w:t>
+        <w:t xml:space="preserve">Containerize AI and machine learning services with </w:t>
+      </w:r>
+      <w:r>
+        <w:rPr>
+          <w:rFonts w:cstheme="minorHAnsi"/>
+          <w:b/>
+          <w:bCs/>
+          <w:sz w:val="21"/>
+          <w:szCs w:val="21"/>
+          <w:lang w:val="en-US"/>
+        </w:rPr>
+        <w:t>Docker</w:t>
+      </w:r>
+      <w:r>
+        <w:rPr>
+          <w:rFonts w:cstheme="minorHAnsi"/>
+          <w:sz w:val="21"/>
+          <w:szCs w:val="21"/>
+          <w:lang w:val="en-US"/>
+        </w:rPr>
+        <w:t xml:space="preserve"> and support automated build and deployment workflows using GitHub Actions and established CI/CD practices.</w:t>
       </w:r>
     </w:p>
     <w:p>
       <w:pPr>
         <w:numPr>
           <w:ilvl w:val="0"/>
-          <w:numId w:val="30"/>
+          <w:numId w:val="35"/>
         </w:numPr>
         <w:spacing w:after="0" w:line="240" w:lineRule="auto"/>
         <w:jc w:val="both"/>
@@ -2264,14 +2382,34 @@
           <w:szCs w:val="21"/>
           <w:lang w:val="en-US"/>
         </w:rPr>
-        <w:t>Work with engineering and product teams to move machine learning solutions from experimentation into reliable production environments.</w:t>
+        <w:t xml:space="preserve">Monitor deployed models and AI services for </w:t>
+      </w:r>
+      <w:r>
+        <w:rPr>
+          <w:rFonts w:cstheme="minorHAnsi"/>
+          <w:b/>
+          <w:bCs/>
+          <w:sz w:val="21"/>
+          <w:szCs w:val="21"/>
+          <w:lang w:val="en-US"/>
+        </w:rPr>
+        <w:t>accuracy, latency, throughput, reliability, and changing data behavior</w:t>
+      </w:r>
+      <w:r>
+        <w:rPr>
+          <w:rFonts w:cstheme="minorHAnsi"/>
+          <w:sz w:val="21"/>
+          <w:szCs w:val="21"/>
+          <w:lang w:val="en-US"/>
+        </w:rPr>
+        <w:t>, identifying areas where tuning or retraining may be required.</w:t>
       </w:r>
     </w:p>
     <w:p>
       <w:pPr>
         <w:numPr>
           <w:ilvl w:val="0"/>
-          <w:numId w:val="30"/>
+          <w:numId w:val="35"/>
         </w:numPr>
         <w:spacing w:after="0" w:line="240" w:lineRule="auto"/>
         <w:jc w:val="both"/>
@@ -2289,146 +2427,34 @@
           <w:szCs w:val="21"/>
           <w:lang w:val="en-US"/>
         </w:rPr>
-        <w:t>Support the delivery of ML projects from initial problem definition through development, deployment, monitoring, and ongoing improvement.</w:t>
+        <w:t xml:space="preserve">Work closely with engineering, analytics, and business teams to move AI solutions from initial experimentation into </w:t>
+      </w:r>
+      <w:r>
+        <w:rPr>
+          <w:rFonts w:cstheme="minorHAnsi"/>
+          <w:b/>
+          <w:bCs/>
+          <w:sz w:val="21"/>
+          <w:szCs w:val="21"/>
+          <w:lang w:val="en-US"/>
+        </w:rPr>
+        <w:t>scalable, maintainable production implementations</w:t>
+      </w:r>
+      <w:r>
+        <w:rPr>
+          <w:rFonts w:cstheme="minorHAnsi"/>
+          <w:sz w:val="21"/>
+          <w:szCs w:val="21"/>
+          <w:lang w:val="en-US"/>
+        </w:rPr>
+        <w:t xml:space="preserve"> while keeping performance, explainability, security, and responsible AI considerations in mind.</w:t>
       </w:r>
     </w:p>
     <w:p>
       <w:pPr>
-        <w:spacing w:after="0" w:line="240" w:lineRule="auto"/>
-        <w:jc w:val="both"/>
-        <w:rPr>
-          <w:rFonts w:cstheme="minorHAnsi"/>
-          <w:sz w:val="21"/>
-          <w:szCs w:val="21"/>
-          <w:lang w:val="en-US"/>
-        </w:rPr>
-      </w:pPr>
-      <w:r>
-        <w:rPr>
-          <w:rFonts w:cstheme="minorHAnsi"/>
-          <w:b/>
-          <w:bCs/>
-          <w:sz w:val="21"/>
-          <w:szCs w:val="21"/>
-          <w:lang w:val="en-US"/>
-        </w:rPr>
-        <w:t>Environment:</w:t>
-      </w:r>
-      <w:r>
-        <w:rPr>
-          <w:rFonts w:cstheme="minorHAnsi"/>
-          <w:sz w:val="21"/>
-          <w:szCs w:val="21"/>
-          <w:lang w:val="en-US"/>
-        </w:rPr>
-        <w:t xml:space="preserve"> Python, TensorFlow, Pandas, NumPy, AWS SageMaker, </w:t>
-      </w:r>
-      <w:proofErr w:type="spellStart"/>
-      <w:r>
-        <w:rPr>
-          <w:rFonts w:cstheme="minorHAnsi"/>
-          <w:sz w:val="21"/>
-          <w:szCs w:val="21"/>
-          <w:lang w:val="en-US"/>
-        </w:rPr>
-        <w:t>MLflow</w:t>
-      </w:r>
-      <w:proofErr w:type="spellEnd"/>
-      <w:r>
-        <w:rPr>
-          <w:rFonts w:cstheme="minorHAnsi"/>
-          <w:sz w:val="21"/>
-          <w:szCs w:val="21"/>
-          <w:lang w:val="en-US"/>
-        </w:rPr>
-        <w:t>, Docker, PostgreSQL, Power BI, JIRA</w:t>
-      </w:r>
-    </w:p>
-    <w:p>
-      <w:pPr>
-        <w:spacing w:after="0" w:line="240" w:lineRule="auto"/>
-        <w:jc w:val="both"/>
-        <w:rPr>
-          <w:rFonts w:cstheme="minorHAnsi"/>
-          <w:sz w:val="21"/>
-          <w:szCs w:val="21"/>
-          <w:lang w:val="en-US"/>
-        </w:rPr>
-      </w:pPr>
-      <w:r>
-        <w:rPr>
-          <w:rFonts w:cstheme="minorHAnsi"/>
-          <w:sz w:val="21"/>
-          <w:szCs w:val="21"/>
-          <w:lang w:val="en-US"/>
-        </w:rPr>
-        <w:pict w14:anchorId="3EB7D25F">
-          <v:rect id="_x0000_i1052" style="width:0;height:1.5pt" o:hralign="center" o:hrstd="t" o:hr="t" fillcolor="#a0a0a0" stroked="f"/>
-        </w:pict>
-      </w:r>
-    </w:p>
-    <w:p>
-      <w:pPr>
-        <w:spacing w:after="0" w:line="240" w:lineRule="auto"/>
-        <w:jc w:val="both"/>
-        <w:rPr>
-          <w:rFonts w:cstheme="minorHAnsi"/>
-          <w:b/>
-          <w:bCs/>
-          <w:sz w:val="21"/>
-          <w:szCs w:val="21"/>
-          <w:lang w:val="en-US"/>
-        </w:rPr>
-      </w:pPr>
-      <w:r>
-        <w:rPr>
-          <w:rFonts w:cstheme="minorHAnsi"/>
-          <w:b/>
-          <w:bCs/>
-          <w:sz w:val="21"/>
-          <w:szCs w:val="21"/>
-          <w:lang w:val="en-US"/>
-        </w:rPr>
-        <w:t>Morgan Stanley — New York, NY</w:t>
-      </w:r>
-    </w:p>
-    <w:p>
-      <w:pPr>
-        <w:rPr>
-          <w:lang w:val="en-US"/>
-        </w:rPr>
-      </w:pPr>
-      <w:r>
-        <w:rPr>
-          <w:lang w:val="en-US"/>
-        </w:rPr>
-        <w:t>AI/ML</w:t>
-      </w:r>
-      <w:r>
-        <w:rPr>
-          <w:lang w:val="en-US"/>
-        </w:rPr>
-        <w:t xml:space="preserve"> </w:t>
-      </w:r>
-      <w:r>
-        <w:rPr>
-          <w:lang w:val="en-US"/>
-        </w:rPr>
-        <w:t>Engineer</w:t>
-      </w:r>
-      <w:r>
-        <w:rPr>
-          <w:lang w:val="en-US"/>
-        </w:rPr>
-        <w:br/>
-        <w:t>May 2021 – July 2022</w:t>
-      </w:r>
-    </w:p>
-    <w:p>
-      <w:pPr>
         <w:numPr>
           <w:ilvl w:val="0"/>
-          <w:numId w:val="31"/>
+          <w:numId w:val="35"/>
         </w:numPr>
         <w:spacing w:after="0" w:line="240" w:lineRule="auto"/>
         <w:jc w:val="both"/>
@@ -2446,7 +2472,7 @@
           <w:szCs w:val="21"/>
           <w:lang w:val="en-US"/>
         </w:rPr>
-        <w:t xml:space="preserve">Developed machine learning solutions for </w:t>
+        <w:t xml:space="preserve">Evaluate emerging AI technologies and frameworks to understand where </w:t>
       </w:r>
       <w:r>
         <w:rPr>
@@ -2457,23 +2483,23 @@
           <w:szCs w:val="21"/>
           <w:lang w:val="en-US"/>
         </w:rPr>
-        <w:t>fraud detection and financial transaction anomaly identification</w:t>
-      </w:r>
-      <w:r>
-        <w:rPr>
-          <w:rFonts w:cstheme="minorHAnsi"/>
-          <w:sz w:val="21"/>
-          <w:szCs w:val="21"/>
-          <w:lang w:val="en-US"/>
-        </w:rPr>
-        <w:t xml:space="preserve"> across large-scale financial datasets.</w:t>
+        <w:t>Generative AI, LLMs, and intelligent automation</w:t>
+      </w:r>
+      <w:r>
+        <w:rPr>
+          <w:rFonts w:cstheme="minorHAnsi"/>
+          <w:sz w:val="21"/>
+          <w:szCs w:val="21"/>
+          <w:lang w:val="en-US"/>
+        </w:rPr>
+        <w:t xml:space="preserve"> can provide practical value within existing financial workflows.</w:t>
       </w:r>
     </w:p>
     <w:p>
       <w:pPr>
         <w:numPr>
           <w:ilvl w:val="0"/>
-          <w:numId w:val="31"/>
+          <w:numId w:val="35"/>
         </w:numPr>
         <w:spacing w:after="0" w:line="240" w:lineRule="auto"/>
         <w:jc w:val="both"/>
@@ -2491,14 +2517,222 @@
           <w:szCs w:val="21"/>
           <w:lang w:val="en-US"/>
         </w:rPr>
-        <w:t>Performed exploratory data analysis, preprocessing, data transformation, and validation on customer transaction datasets containing more than two million records.</w:t>
+        <w:t>Participate in technical discussions, code reviews, model evaluations, and solution-design activities to improve the quality and maintainability of AI/ML applications.</w:t>
       </w:r>
     </w:p>
     <w:p>
       <w:pPr>
+        <w:spacing w:after="0" w:line="240" w:lineRule="auto"/>
+        <w:jc w:val="both"/>
+        <w:rPr>
+          <w:rFonts w:cstheme="minorHAnsi"/>
+          <w:sz w:val="21"/>
+          <w:szCs w:val="21"/>
+          <w:lang w:val="en-US"/>
+        </w:rPr>
+      </w:pPr>
+      <w:r>
+        <w:rPr>
+          <w:rFonts w:cstheme="minorHAnsi"/>
+          <w:b/>
+          <w:bCs/>
+          <w:sz w:val="21"/>
+          <w:szCs w:val="21"/>
+          <w:lang w:val="en-US"/>
+        </w:rPr>
+        <w:t>Technologies Used:</w:t>
+      </w:r>
+      <w:r>
+        <w:rPr>
+          <w:rFonts w:cstheme="minorHAnsi"/>
+          <w:sz w:val="21"/>
+          <w:szCs w:val="21"/>
+          <w:lang w:val="en-US"/>
+        </w:rPr>
+        <w:t xml:space="preserve"> Python, TensorFlow, </w:t>
+      </w:r>
+      <w:proofErr w:type="spellStart"/>
+      <w:r>
+        <w:rPr>
+          <w:rFonts w:cstheme="minorHAnsi"/>
+          <w:sz w:val="21"/>
+          <w:szCs w:val="21"/>
+          <w:lang w:val="en-US"/>
+        </w:rPr>
+        <w:t>PyTorch</w:t>
+      </w:r>
+      <w:proofErr w:type="spellEnd"/>
+      <w:r>
+        <w:rPr>
+          <w:rFonts w:cstheme="minorHAnsi"/>
+          <w:sz w:val="21"/>
+          <w:szCs w:val="21"/>
+          <w:lang w:val="en-US"/>
+        </w:rPr>
+        <w:t xml:space="preserve">, Scikit-learn, Pandas, NumPy, Apache Spark, AWS SageMaker, AWS Bedrock, Hugging Face, </w:t>
+      </w:r>
+      <w:proofErr w:type="spellStart"/>
+      <w:r>
+        <w:rPr>
+          <w:rFonts w:cstheme="minorHAnsi"/>
+          <w:sz w:val="21"/>
+          <w:szCs w:val="21"/>
+          <w:lang w:val="en-US"/>
+        </w:rPr>
+        <w:t>LangChain</w:t>
+      </w:r>
+      <w:proofErr w:type="spellEnd"/>
+      <w:r>
+        <w:rPr>
+          <w:rFonts w:cstheme="minorHAnsi"/>
+          <w:sz w:val="21"/>
+          <w:szCs w:val="21"/>
+          <w:lang w:val="en-US"/>
+        </w:rPr>
+        <w:t xml:space="preserve">, </w:t>
+      </w:r>
+      <w:proofErr w:type="spellStart"/>
+      <w:r>
+        <w:rPr>
+          <w:rFonts w:cstheme="minorHAnsi"/>
+          <w:sz w:val="21"/>
+          <w:szCs w:val="21"/>
+          <w:lang w:val="en-US"/>
+        </w:rPr>
+        <w:t>LlamaIndex</w:t>
+      </w:r>
+      <w:proofErr w:type="spellEnd"/>
+      <w:r>
+        <w:rPr>
+          <w:rFonts w:cstheme="minorHAnsi"/>
+          <w:sz w:val="21"/>
+          <w:szCs w:val="21"/>
+          <w:lang w:val="en-US"/>
+        </w:rPr>
+        <w:t xml:space="preserve">, </w:t>
+      </w:r>
+      <w:proofErr w:type="spellStart"/>
+      <w:r>
+        <w:rPr>
+          <w:rFonts w:cstheme="minorHAnsi"/>
+          <w:sz w:val="21"/>
+          <w:szCs w:val="21"/>
+          <w:lang w:val="en-US"/>
+        </w:rPr>
+        <w:t>MLflow</w:t>
+      </w:r>
+      <w:proofErr w:type="spellEnd"/>
+      <w:r>
+        <w:rPr>
+          <w:rFonts w:cstheme="minorHAnsi"/>
+          <w:sz w:val="21"/>
+          <w:szCs w:val="21"/>
+          <w:lang w:val="en-US"/>
+        </w:rPr>
+        <w:t>, Docker, GitHub Actions, SQL, PostgreSQL, REST APIs, JIRA</w:t>
+      </w:r>
+    </w:p>
+    <w:p>
+      <w:pPr>
+        <w:spacing w:after="0" w:line="240" w:lineRule="auto"/>
+        <w:jc w:val="both"/>
+        <w:rPr>
+          <w:rFonts w:cstheme="minorHAnsi"/>
+          <w:sz w:val="21"/>
+          <w:szCs w:val="21"/>
+          <w:lang w:val="en-US"/>
+        </w:rPr>
+      </w:pPr>
+      <w:r>
+        <w:rPr>
+          <w:rFonts w:cstheme="minorHAnsi"/>
+          <w:sz w:val="21"/>
+          <w:szCs w:val="21"/>
+          <w:lang w:val="en-US"/>
+        </w:rPr>
+        <w:pict w14:anchorId="0CAB47F7">
+          <v:rect id="_x0000_i1080" style="width:0;height:1.5pt" o:hralign="center" o:hrstd="t" o:hr="t" fillcolor="#a0a0a0" stroked="f"/>
+        </w:pict>
+      </w:r>
+    </w:p>
+    <w:p>
+      <w:pPr>
+        <w:spacing w:after="0" w:line="240" w:lineRule="auto"/>
+        <w:jc w:val="both"/>
+        <w:rPr>
+          <w:rFonts w:cstheme="minorHAnsi"/>
+          <w:b/>
+          <w:bCs/>
+          <w:sz w:val="21"/>
+          <w:szCs w:val="21"/>
+          <w:lang w:val="en-US"/>
+        </w:rPr>
+      </w:pPr>
+      <w:r>
+        <w:rPr>
+          <w:rFonts w:cstheme="minorHAnsi"/>
+          <w:b/>
+          <w:bCs/>
+          <w:sz w:val="21"/>
+          <w:szCs w:val="21"/>
+          <w:lang w:val="en-US"/>
+        </w:rPr>
+        <w:t>Optum</w:t>
+      </w:r>
+    </w:p>
+    <w:p>
+      <w:pPr>
+        <w:spacing w:after="0" w:line="240" w:lineRule="auto"/>
+        <w:jc w:val="both"/>
+        <w:rPr>
+          <w:rFonts w:cstheme="minorHAnsi"/>
+          <w:b/>
+          <w:bCs/>
+          <w:sz w:val="21"/>
+          <w:szCs w:val="21"/>
+          <w:lang w:val="en-US"/>
+        </w:rPr>
+      </w:pPr>
+      <w:r>
+        <w:rPr>
+          <w:rFonts w:cstheme="minorHAnsi"/>
+          <w:b/>
+          <w:bCs/>
+          <w:sz w:val="21"/>
+          <w:szCs w:val="21"/>
+          <w:lang w:val="en-US"/>
+        </w:rPr>
+        <w:t>Machine Learning Engineer</w:t>
+      </w:r>
+    </w:p>
+    <w:p>
+      <w:pPr>
+        <w:spacing w:after="0" w:line="240" w:lineRule="auto"/>
+        <w:jc w:val="both"/>
+        <w:rPr>
+          <w:rFonts w:cstheme="minorHAnsi"/>
+          <w:sz w:val="21"/>
+          <w:szCs w:val="21"/>
+          <w:lang w:val="en-US"/>
+        </w:rPr>
+      </w:pPr>
+      <w:r>
+        <w:rPr>
+          <w:rFonts w:cstheme="minorHAnsi"/>
+          <w:b/>
+          <w:bCs/>
+          <w:sz w:val="21"/>
+          <w:szCs w:val="21"/>
+          <w:lang w:val="en-US"/>
+        </w:rPr>
+        <w:t>January 2024 – February 2025</w:t>
+      </w:r>
+    </w:p>
+    <w:p>
+      <w:pPr>
         <w:numPr>
           <w:ilvl w:val="0"/>
-          <w:numId w:val="31"/>
+          <w:numId w:val="36"/>
         </w:numPr>
         <w:spacing w:after="0" w:line="240" w:lineRule="auto"/>
         <w:jc w:val="both"/>
@@ -2516,7 +2750,7 @@
           <w:szCs w:val="21"/>
           <w:lang w:val="en-US"/>
         </w:rPr>
-        <w:t xml:space="preserve">Built supervised classification and forecasting models using </w:t>
+        <w:t xml:space="preserve">Developed </w:t>
       </w:r>
       <w:r>
         <w:rPr>
@@ -2527,23 +2761,23 @@
           <w:szCs w:val="21"/>
           <w:lang w:val="en-US"/>
         </w:rPr>
-        <w:t>Python, Scikit-learn, and Apache Spark</w:t>
-      </w:r>
-      <w:r>
-        <w:rPr>
-          <w:rFonts w:cstheme="minorHAnsi"/>
-          <w:sz w:val="21"/>
-          <w:szCs w:val="21"/>
-          <w:lang w:val="en-US"/>
-        </w:rPr>
-        <w:t xml:space="preserve"> to identify suspicious transaction activity.</w:t>
+        <w:t>machine learning solutions supporting healthcare predictive analytics</w:t>
+      </w:r>
+      <w:r>
+        <w:rPr>
+          <w:rFonts w:cstheme="minorHAnsi"/>
+          <w:sz w:val="21"/>
+          <w:szCs w:val="21"/>
+          <w:lang w:val="en-US"/>
+        </w:rPr>
+        <w:t>, working with claims, clinical, and operational datasets to identify patterns that could support more informed healthcare decisions.</w:t>
       </w:r>
     </w:p>
     <w:p>
       <w:pPr>
         <w:numPr>
           <w:ilvl w:val="0"/>
-          <w:numId w:val="31"/>
+          <w:numId w:val="36"/>
         </w:numPr>
         <w:spacing w:after="0" w:line="240" w:lineRule="auto"/>
         <w:jc w:val="both"/>
@@ -2561,14 +2795,34 @@
           <w:szCs w:val="21"/>
           <w:lang w:val="en-US"/>
         </w:rPr>
-        <w:t>Developed behavioral and transaction-level features to improve fraud detection capabilities across highly imbalanced datasets.</w:t>
+        <w:t xml:space="preserve">Built, trained, evaluated, and tuned </w:t>
+      </w:r>
+      <w:r>
+        <w:rPr>
+          <w:rFonts w:cstheme="minorHAnsi"/>
+          <w:b/>
+          <w:bCs/>
+          <w:sz w:val="21"/>
+          <w:szCs w:val="21"/>
+          <w:lang w:val="en-US"/>
+        </w:rPr>
+        <w:t>classification and predictive models using Python and TensorFlow</w:t>
+      </w:r>
+      <w:r>
+        <w:rPr>
+          <w:rFonts w:cstheme="minorHAnsi"/>
+          <w:sz w:val="21"/>
+          <w:szCs w:val="21"/>
+          <w:lang w:val="en-US"/>
+        </w:rPr>
+        <w:t>, focusing on model accuracy, generalization, and consistent performance across validation datasets.</w:t>
       </w:r>
     </w:p>
     <w:p>
       <w:pPr>
         <w:numPr>
           <w:ilvl w:val="0"/>
-          <w:numId w:val="31"/>
+          <w:numId w:val="36"/>
         </w:numPr>
         <w:spacing w:after="0" w:line="240" w:lineRule="auto"/>
         <w:jc w:val="both"/>
@@ -2586,14 +2840,34 @@
           <w:szCs w:val="21"/>
           <w:lang w:val="en-US"/>
         </w:rPr>
-        <w:t>Applied appropriate preprocessing and modeling techniques to address class imbalance commonly associated with financial fraud use cases.</w:t>
+        <w:t xml:space="preserve">Performed detailed </w:t>
+      </w:r>
+      <w:r>
+        <w:rPr>
+          <w:rFonts w:cstheme="minorHAnsi"/>
+          <w:b/>
+          <w:bCs/>
+          <w:sz w:val="21"/>
+          <w:szCs w:val="21"/>
+          <w:lang w:val="en-US"/>
+        </w:rPr>
+        <w:t>data cleaning, transformation, feature engineering, and quality checks</w:t>
+      </w:r>
+      <w:r>
+        <w:rPr>
+          <w:rFonts w:cstheme="minorHAnsi"/>
+          <w:sz w:val="21"/>
+          <w:szCs w:val="21"/>
+          <w:lang w:val="en-US"/>
+        </w:rPr>
+        <w:t xml:space="preserve"> on high-volume healthcare datasets using Pandas and NumPy before model development.</w:t>
       </w:r>
     </w:p>
     <w:p>
       <w:pPr>
         <w:numPr>
           <w:ilvl w:val="0"/>
-          <w:numId w:val="31"/>
+          <w:numId w:val="36"/>
         </w:numPr>
         <w:spacing w:after="0" w:line="240" w:lineRule="auto"/>
         <w:jc w:val="both"/>
@@ -2611,9 +2885,8 @@
           <w:szCs w:val="21"/>
           <w:lang w:val="en-US"/>
         </w:rPr>
-        <w:t xml:space="preserve">Automated model training, evaluation, and experimentation workflows using </w:t>
-      </w:r>
-      <w:proofErr w:type="spellStart"/>
+        <w:t xml:space="preserve">Designed end-to-end </w:t>
+      </w:r>
       <w:r>
         <w:rPr>
           <w:rFonts w:cstheme="minorHAnsi"/>
@@ -2623,35 +2896,23 @@
           <w:szCs w:val="21"/>
           <w:lang w:val="en-US"/>
         </w:rPr>
-        <w:t>MLflow</w:t>
-      </w:r>
-      <w:proofErr w:type="spellEnd"/>
-      <w:r>
-        <w:rPr>
-          <w:rFonts w:cstheme="minorHAnsi"/>
-          <w:b/>
-          <w:bCs/>
-          <w:sz w:val="21"/>
-          <w:szCs w:val="21"/>
-          <w:lang w:val="en-US"/>
-        </w:rPr>
-        <w:t xml:space="preserve"> and GitHub Actions</w:t>
-      </w:r>
-      <w:r>
-        <w:rPr>
-          <w:rFonts w:cstheme="minorHAnsi"/>
-          <w:sz w:val="21"/>
-          <w:szCs w:val="21"/>
-          <w:lang w:val="en-US"/>
-        </w:rPr>
-        <w:t>.</w:t>
+        <w:t>data and machine learning pipelines</w:t>
+      </w:r>
+      <w:r>
+        <w:rPr>
+          <w:rFonts w:cstheme="minorHAnsi"/>
+          <w:sz w:val="21"/>
+          <w:szCs w:val="21"/>
+          <w:lang w:val="en-US"/>
+        </w:rPr>
+        <w:t xml:space="preserve"> covering preprocessing, feature generation, training, evaluation, model registration, deployment, and production scoring.</w:t>
       </w:r>
     </w:p>
     <w:p>
       <w:pPr>
         <w:numPr>
           <w:ilvl w:val="0"/>
-          <w:numId w:val="31"/>
+          <w:numId w:val="36"/>
         </w:numPr>
         <w:spacing w:after="0" w:line="240" w:lineRule="auto"/>
         <w:jc w:val="both"/>
@@ -2669,7 +2930,7 @@
           <w:szCs w:val="21"/>
           <w:lang w:val="en-US"/>
         </w:rPr>
-        <w:t xml:space="preserve">Developed </w:t>
+        <w:t xml:space="preserve">Deployed machine learning workloads using </w:t>
       </w:r>
       <w:r>
         <w:rPr>
@@ -2680,23 +2941,23 @@
           <w:szCs w:val="21"/>
           <w:lang w:val="en-US"/>
         </w:rPr>
-        <w:t>REST-based prediction APIs</w:t>
-      </w:r>
-      <w:r>
-        <w:rPr>
-          <w:rFonts w:cstheme="minorHAnsi"/>
-          <w:sz w:val="21"/>
-          <w:szCs w:val="21"/>
-          <w:lang w:val="en-US"/>
-        </w:rPr>
-        <w:t xml:space="preserve"> to expose machine learning model outputs to internal analytical applications.</w:t>
+        <w:t>AWS SageMaker and Docker</w:t>
+      </w:r>
+      <w:r>
+        <w:rPr>
+          <w:rFonts w:cstheme="minorHAnsi"/>
+          <w:sz w:val="21"/>
+          <w:szCs w:val="21"/>
+          <w:lang w:val="en-US"/>
+        </w:rPr>
+        <w:t>, supporting integration of model outputs with downstream enterprise applications and analytical workflows.</w:t>
       </w:r>
     </w:p>
     <w:p>
       <w:pPr>
         <w:numPr>
           <w:ilvl w:val="0"/>
-          <w:numId w:val="31"/>
+          <w:numId w:val="36"/>
         </w:numPr>
         <w:spacing w:after="0" w:line="240" w:lineRule="auto"/>
         <w:jc w:val="both"/>
@@ -2714,8 +2975,9 @@
           <w:szCs w:val="21"/>
           <w:lang w:val="en-US"/>
         </w:rPr>
-        <w:t xml:space="preserve">Containerized ML services using </w:t>
-      </w:r>
+        <w:t xml:space="preserve">Used </w:t>
+      </w:r>
+      <w:proofErr w:type="spellStart"/>
       <w:r>
         <w:rPr>
           <w:rFonts w:cstheme="minorHAnsi"/>
@@ -2725,23 +2987,24 @@
           <w:szCs w:val="21"/>
           <w:lang w:val="en-US"/>
         </w:rPr>
-        <w:t>Docker</w:t>
-      </w:r>
-      <w:r>
-        <w:rPr>
-          <w:rFonts w:cstheme="minorHAnsi"/>
-          <w:sz w:val="21"/>
-          <w:szCs w:val="21"/>
-          <w:lang w:val="en-US"/>
-        </w:rPr>
-        <w:t>, improving consistency across development and deployment environments.</w:t>
+        <w:t>MLflow</w:t>
+      </w:r>
+      <w:proofErr w:type="spellEnd"/>
+      <w:r>
+        <w:rPr>
+          <w:rFonts w:cstheme="minorHAnsi"/>
+          <w:sz w:val="21"/>
+          <w:szCs w:val="21"/>
+          <w:lang w:val="en-US"/>
+        </w:rPr>
+        <w:t xml:space="preserve"> to organize experiments, compare model versions, track parameters and metrics, and improve reproducibility across model-development cycles.</w:t>
       </w:r>
     </w:p>
     <w:p>
       <w:pPr>
         <w:numPr>
           <w:ilvl w:val="0"/>
-          <w:numId w:val="31"/>
+          <w:numId w:val="36"/>
         </w:numPr>
         <w:spacing w:after="0" w:line="240" w:lineRule="auto"/>
         <w:jc w:val="both"/>
@@ -2759,7 +3022,7 @@
           <w:szCs w:val="21"/>
           <w:lang w:val="en-US"/>
         </w:rPr>
-        <w:t xml:space="preserve">Used </w:t>
+        <w:t xml:space="preserve">Monitored production models for </w:t>
       </w:r>
       <w:r>
         <w:rPr>
@@ -2770,23 +3033,23 @@
           <w:szCs w:val="21"/>
           <w:lang w:val="en-US"/>
         </w:rPr>
-        <w:t>AWS SageMaker</w:t>
-      </w:r>
-      <w:r>
-        <w:rPr>
-          <w:rFonts w:cstheme="minorHAnsi"/>
-          <w:sz w:val="21"/>
-          <w:szCs w:val="21"/>
-          <w:lang w:val="en-US"/>
-        </w:rPr>
-        <w:t xml:space="preserve"> for scalable model training and deployment while supporting secure handling of sensitive financial data.</w:t>
+        <w:t>prediction consistency, throughput, latency, and overall model behavior</w:t>
+      </w:r>
+      <w:r>
+        <w:rPr>
+          <w:rFonts w:cstheme="minorHAnsi"/>
+          <w:sz w:val="21"/>
+          <w:szCs w:val="21"/>
+          <w:lang w:val="en-US"/>
+        </w:rPr>
+        <w:t>, helping identify potential model degradation and retraining requirements.</w:t>
       </w:r>
     </w:p>
     <w:p>
       <w:pPr>
         <w:numPr>
           <w:ilvl w:val="0"/>
-          <w:numId w:val="31"/>
+          <w:numId w:val="36"/>
         </w:numPr>
         <w:spacing w:after="0" w:line="240" w:lineRule="auto"/>
         <w:jc w:val="both"/>
@@ -2804,7 +3067,7 @@
           <w:szCs w:val="21"/>
           <w:lang w:val="en-US"/>
         </w:rPr>
-        <w:t xml:space="preserve">Worked with compliance and analytics teams to support </w:t>
+        <w:t xml:space="preserve">Analyzed model outputs and performance metrics to support </w:t>
       </w:r>
       <w:r>
         <w:rPr>
@@ -2815,23 +3078,23 @@
           <w:szCs w:val="21"/>
           <w:lang w:val="en-US"/>
         </w:rPr>
-        <w:t>explainable AI</w:t>
-      </w:r>
-      <w:r>
-        <w:rPr>
-          <w:rFonts w:cstheme="minorHAnsi"/>
-          <w:sz w:val="21"/>
-          <w:szCs w:val="21"/>
-          <w:lang w:val="en-US"/>
-        </w:rPr>
-        <w:t xml:space="preserve"> requirements and improve interpretability of financial model results.</w:t>
+        <w:t>model tuning and scalability improvements</w:t>
+      </w:r>
+      <w:r>
+        <w:rPr>
+          <w:rFonts w:cstheme="minorHAnsi"/>
+          <w:sz w:val="21"/>
+          <w:szCs w:val="21"/>
+          <w:lang w:val="en-US"/>
+        </w:rPr>
+        <w:t>, particularly as data volumes and processing requirements changed.</w:t>
       </w:r>
     </w:p>
     <w:p>
       <w:pPr>
         <w:numPr>
           <w:ilvl w:val="0"/>
-          <w:numId w:val="31"/>
+          <w:numId w:val="36"/>
         </w:numPr>
         <w:spacing w:after="0" w:line="240" w:lineRule="auto"/>
         <w:jc w:val="both"/>
@@ -2849,170 +3112,34 @@
           <w:szCs w:val="21"/>
           <w:lang w:val="en-US"/>
         </w:rPr>
-        <w:t>Supported model lifecycle activities including experimentation, deployment, monitoring, and iterative model improvement.</w:t>
+        <w:t xml:space="preserve">Created analytical outputs and visualizations using </w:t>
+      </w:r>
+      <w:r>
+        <w:rPr>
+          <w:rFonts w:cstheme="minorHAnsi"/>
+          <w:b/>
+          <w:bCs/>
+          <w:sz w:val="21"/>
+          <w:szCs w:val="21"/>
+          <w:lang w:val="en-US"/>
+        </w:rPr>
+        <w:t>Power BI and Python-based tools</w:t>
+      </w:r>
+      <w:r>
+        <w:rPr>
+          <w:rFonts w:cstheme="minorHAnsi"/>
+          <w:sz w:val="21"/>
+          <w:szCs w:val="21"/>
+          <w:lang w:val="en-US"/>
+        </w:rPr>
+        <w:t xml:space="preserve"> to help communicate model results and important data trends to technical and business stakeholders.</w:t>
       </w:r>
     </w:p>
     <w:p>
       <w:pPr>
-        <w:spacing w:after="0" w:line="240" w:lineRule="auto"/>
-        <w:jc w:val="both"/>
-        <w:rPr>
-          <w:rFonts w:cstheme="minorHAnsi"/>
-          <w:sz w:val="21"/>
-          <w:szCs w:val="21"/>
-          <w:lang w:val="en-US"/>
-        </w:rPr>
-      </w:pPr>
-      <w:r>
-        <w:rPr>
-          <w:rFonts w:cstheme="minorHAnsi"/>
-          <w:b/>
-          <w:bCs/>
-          <w:sz w:val="21"/>
-          <w:szCs w:val="21"/>
-          <w:lang w:val="en-US"/>
-        </w:rPr>
-        <w:t>Environment:</w:t>
-      </w:r>
-      <w:r>
-        <w:rPr>
-          <w:rFonts w:cstheme="minorHAnsi"/>
-          <w:sz w:val="21"/>
-          <w:szCs w:val="21"/>
-          <w:lang w:val="en-US"/>
-        </w:rPr>
-        <w:t xml:space="preserve"> Python, Scikit-learn, Apache Spark, Pandas, </w:t>
-      </w:r>
-      <w:proofErr w:type="spellStart"/>
-      <w:r>
-        <w:rPr>
-          <w:rFonts w:cstheme="minorHAnsi"/>
-          <w:sz w:val="21"/>
-          <w:szCs w:val="21"/>
-          <w:lang w:val="en-US"/>
-        </w:rPr>
-        <w:t>MLflow</w:t>
-      </w:r>
-      <w:proofErr w:type="spellEnd"/>
-      <w:r>
-        <w:rPr>
-          <w:rFonts w:cstheme="minorHAnsi"/>
-          <w:sz w:val="21"/>
-          <w:szCs w:val="21"/>
-          <w:lang w:val="en-US"/>
-        </w:rPr>
-        <w:t>, Docker, GitHub Actions, AWS SageMaker, MySQL, JIRA</w:t>
-      </w:r>
-    </w:p>
-    <w:p>
-      <w:pPr>
-        <w:spacing w:after="0" w:line="240" w:lineRule="auto"/>
-        <w:jc w:val="both"/>
-        <w:rPr>
-          <w:rFonts w:cstheme="minorHAnsi"/>
-          <w:sz w:val="21"/>
-          <w:szCs w:val="21"/>
-          <w:lang w:val="en-US"/>
-        </w:rPr>
-      </w:pPr>
-      <w:r>
-        <w:rPr>
-          <w:rFonts w:cstheme="minorHAnsi"/>
-          <w:sz w:val="21"/>
-          <w:szCs w:val="21"/>
-          <w:lang w:val="en-US"/>
-        </w:rPr>
-        <w:pict w14:anchorId="2D0E4980">
-          <v:rect id="_x0000_i1053" style="width:0;height:1.5pt" o:hralign="center" o:hrstd="t" o:hr="t" fillcolor="#a0a0a0" stroked="f"/>
-        </w:pict>
-      </w:r>
-    </w:p>
-    <w:p>
-      <w:pPr>
-        <w:spacing w:after="0" w:line="240" w:lineRule="auto"/>
-        <w:jc w:val="both"/>
-        <w:rPr>
-          <w:rFonts w:cstheme="minorHAnsi"/>
-          <w:b/>
-          <w:bCs/>
-          <w:sz w:val="21"/>
-          <w:szCs w:val="21"/>
-          <w:lang w:val="en-US"/>
-        </w:rPr>
-      </w:pPr>
-      <w:r>
-        <w:rPr>
-          <w:rFonts w:cstheme="minorHAnsi"/>
-          <w:b/>
-          <w:bCs/>
-          <w:sz w:val="21"/>
-          <w:szCs w:val="21"/>
-          <w:lang w:val="en-US"/>
-        </w:rPr>
-        <w:t>Dollar Tree — Chesapeake, VA</w:t>
-      </w:r>
-    </w:p>
-    <w:p>
-      <w:pPr>
-        <w:rPr>
-          <w:lang w:val="en-US"/>
-        </w:rPr>
-      </w:pPr>
-      <w:r>
-        <w:rPr>
-          <w:lang w:val="en-US"/>
-        </w:rPr>
-        <w:t>Junior</w:t>
-      </w:r>
-      <w:r>
-        <w:rPr>
-          <w:lang w:val="en-US"/>
-        </w:rPr>
-        <w:t xml:space="preserve"> </w:t>
-      </w:r>
-      <w:r>
-        <w:rPr>
-          <w:lang w:val="en-US"/>
-        </w:rPr>
-        <w:t>Machine</w:t>
-      </w:r>
-      <w:r>
-        <w:rPr>
-          <w:lang w:val="en-US"/>
-        </w:rPr>
-        <w:t xml:space="preserve"> </w:t>
-      </w:r>
-      <w:r>
-        <w:rPr>
-          <w:lang w:val="en-US"/>
-        </w:rPr>
-        <w:t>Learning</w:t>
-      </w:r>
-      <w:r>
-        <w:rPr>
-          <w:lang w:val="en-US"/>
-        </w:rPr>
-        <w:t xml:space="preserve"> </w:t>
-      </w:r>
-      <w:r>
-        <w:rPr>
-          <w:lang w:val="en-US"/>
-        </w:rPr>
-        <w:t>Engineer</w:t>
-      </w:r>
-      <w:r>
-        <w:rPr>
-          <w:lang w:val="en-US"/>
-        </w:rPr>
-        <w:br/>
-        <w:t>February 2020 – April 2021</w:t>
-      </w:r>
-    </w:p>
-    <w:p>
-      <w:pPr>
         <w:numPr>
           <w:ilvl w:val="0"/>
-          <w:numId w:val="32"/>
+          <w:numId w:val="36"/>
         </w:numPr>
         <w:spacing w:after="0" w:line="240" w:lineRule="auto"/>
         <w:jc w:val="both"/>
@@ -3030,7 +3157,7 @@
           <w:szCs w:val="21"/>
           <w:lang w:val="en-US"/>
         </w:rPr>
-        <w:t xml:space="preserve">Supported the development of machine learning models for </w:t>
+        <w:t xml:space="preserve">Worked with application, data, product, and engineering teams to integrate machine learning capabilities into existing healthcare workflows and move models from experimentation into </w:t>
       </w:r>
       <w:r>
         <w:rPr>
@@ -3041,23 +3168,23 @@
           <w:szCs w:val="21"/>
           <w:lang w:val="en-US"/>
         </w:rPr>
-        <w:t>retail demand forecasting and inventory optimization</w:t>
-      </w:r>
-      <w:r>
-        <w:rPr>
-          <w:rFonts w:cstheme="minorHAnsi"/>
-          <w:sz w:val="21"/>
-          <w:szCs w:val="21"/>
-          <w:lang w:val="en-US"/>
-        </w:rPr>
-        <w:t xml:space="preserve"> using Python.</w:t>
+        <w:t>production-ready solutions</w:t>
+      </w:r>
+      <w:r>
+        <w:rPr>
+          <w:rFonts w:cstheme="minorHAnsi"/>
+          <w:sz w:val="21"/>
+          <w:szCs w:val="21"/>
+          <w:lang w:val="en-US"/>
+        </w:rPr>
+        <w:t>.</w:t>
       </w:r>
     </w:p>
     <w:p>
       <w:pPr>
         <w:numPr>
           <w:ilvl w:val="0"/>
-          <w:numId w:val="32"/>
+          <w:numId w:val="36"/>
         </w:numPr>
         <w:spacing w:after="0" w:line="240" w:lineRule="auto"/>
         <w:jc w:val="both"/>
@@ -3075,14 +3202,162 @@
           <w:szCs w:val="21"/>
           <w:lang w:val="en-US"/>
         </w:rPr>
-        <w:t>Worked with sales, inventory, product, and promotional datasets to prepare data for predictive modeling and analytical use cases.</w:t>
+        <w:t>Followed appropriate data-handling practices when working with sensitive healthcare information and supported reliable, traceable ML workflows across development and deployment activities.</w:t>
       </w:r>
     </w:p>
     <w:p>
       <w:pPr>
+        <w:spacing w:after="0" w:line="240" w:lineRule="auto"/>
+        <w:jc w:val="both"/>
+        <w:rPr>
+          <w:rFonts w:cstheme="minorHAnsi"/>
+          <w:sz w:val="21"/>
+          <w:szCs w:val="21"/>
+          <w:lang w:val="en-US"/>
+        </w:rPr>
+      </w:pPr>
+      <w:r>
+        <w:rPr>
+          <w:rFonts w:cstheme="minorHAnsi"/>
+          <w:b/>
+          <w:bCs/>
+          <w:sz w:val="21"/>
+          <w:szCs w:val="21"/>
+          <w:lang w:val="en-US"/>
+        </w:rPr>
+        <w:t>Technologies Used:</w:t>
+      </w:r>
+      <w:r>
+        <w:rPr>
+          <w:rFonts w:cstheme="minorHAnsi"/>
+          <w:sz w:val="21"/>
+          <w:szCs w:val="21"/>
+          <w:lang w:val="en-US"/>
+        </w:rPr>
+        <w:t xml:space="preserve"> Python, TensorFlow, Scikit-learn, Pandas, NumPy, AWS SageMaker, </w:t>
+      </w:r>
+      <w:proofErr w:type="spellStart"/>
+      <w:r>
+        <w:rPr>
+          <w:rFonts w:cstheme="minorHAnsi"/>
+          <w:sz w:val="21"/>
+          <w:szCs w:val="21"/>
+          <w:lang w:val="en-US"/>
+        </w:rPr>
+        <w:t>MLflow</w:t>
+      </w:r>
+      <w:proofErr w:type="spellEnd"/>
+      <w:r>
+        <w:rPr>
+          <w:rFonts w:cstheme="minorHAnsi"/>
+          <w:sz w:val="21"/>
+          <w:szCs w:val="21"/>
+          <w:lang w:val="en-US"/>
+        </w:rPr>
+        <w:t>, Docker, PostgreSQL, SQL, Power BI, REST APIs, JIRA</w:t>
+      </w:r>
+    </w:p>
+    <w:p>
+      <w:pPr>
+        <w:spacing w:after="0" w:line="240" w:lineRule="auto"/>
+        <w:jc w:val="both"/>
+        <w:rPr>
+          <w:rFonts w:cstheme="minorHAnsi"/>
+          <w:sz w:val="21"/>
+          <w:szCs w:val="21"/>
+          <w:lang w:val="en-US"/>
+        </w:rPr>
+      </w:pPr>
+      <w:r>
+        <w:rPr>
+          <w:rFonts w:cstheme="minorHAnsi"/>
+          <w:sz w:val="21"/>
+          <w:szCs w:val="21"/>
+          <w:lang w:val="en-US"/>
+        </w:rPr>
+        <w:pict w14:anchorId="21F49324">
+          <v:rect id="_x0000_i1081" style="width:0;height:1.5pt" o:hralign="center" o:hrstd="t" o:hr="t" fillcolor="#a0a0a0" stroked="f"/>
+        </w:pict>
+      </w:r>
+    </w:p>
+    <w:p>
+      <w:pPr>
+        <w:spacing w:after="0" w:line="240" w:lineRule="auto"/>
+        <w:jc w:val="both"/>
+        <w:rPr>
+          <w:rFonts w:cstheme="minorHAnsi"/>
+          <w:b/>
+          <w:bCs/>
+          <w:sz w:val="21"/>
+          <w:szCs w:val="21"/>
+          <w:lang w:val="en-US"/>
+        </w:rPr>
+      </w:pPr>
+      <w:r>
+        <w:rPr>
+          <w:rFonts w:cstheme="minorHAnsi"/>
+          <w:b/>
+          <w:bCs/>
+          <w:sz w:val="21"/>
+          <w:szCs w:val="21"/>
+          <w:lang w:val="en-US"/>
+        </w:rPr>
+        <w:t>Cognizant</w:t>
+      </w:r>
+    </w:p>
+    <w:p>
+      <w:pPr>
+        <w:spacing w:after="0" w:line="240" w:lineRule="auto"/>
+        <w:jc w:val="both"/>
+        <w:rPr>
+          <w:rFonts w:cstheme="minorHAnsi"/>
+          <w:b/>
+          <w:bCs/>
+          <w:sz w:val="21"/>
+          <w:szCs w:val="21"/>
+          <w:lang w:val="en-US"/>
+        </w:rPr>
+      </w:pPr>
+      <w:r>
+        <w:rPr>
+          <w:rFonts w:cstheme="minorHAnsi"/>
+          <w:b/>
+          <w:bCs/>
+          <w:sz w:val="21"/>
+          <w:szCs w:val="21"/>
+          <w:lang w:val="en-US"/>
+        </w:rPr>
+        <w:t>Junior Machine Learning Engineer</w:t>
+      </w:r>
+    </w:p>
+    <w:p>
+      <w:pPr>
+        <w:spacing w:after="0" w:line="240" w:lineRule="auto"/>
+        <w:jc w:val="both"/>
+        <w:rPr>
+          <w:rFonts w:cstheme="minorHAnsi"/>
+          <w:sz w:val="21"/>
+          <w:szCs w:val="21"/>
+          <w:lang w:val="en-US"/>
+        </w:rPr>
+      </w:pPr>
+      <w:r>
+        <w:rPr>
+          <w:rFonts w:cstheme="minorHAnsi"/>
+          <w:b/>
+          <w:bCs/>
+          <w:sz w:val="21"/>
+          <w:szCs w:val="21"/>
+          <w:lang w:val="en-US"/>
+        </w:rPr>
+        <w:t>July 2021 – August 2022</w:t>
+      </w:r>
+    </w:p>
+    <w:p>
+      <w:pPr>
         <w:numPr>
           <w:ilvl w:val="0"/>
-          <w:numId w:val="32"/>
+          <w:numId w:val="37"/>
         </w:numPr>
         <w:spacing w:after="0" w:line="240" w:lineRule="auto"/>
         <w:jc w:val="both"/>
@@ -3100,7 +3375,7 @@
           <w:szCs w:val="21"/>
           <w:lang w:val="en-US"/>
         </w:rPr>
-        <w:t xml:space="preserve">Performed data cleaning, transformation, aggregation, and preprocessing using </w:t>
+        <w:t xml:space="preserve">Supported senior engineers and data scientists in developing </w:t>
       </w:r>
       <w:r>
         <w:rPr>
@@ -3111,23 +3386,23 @@
           <w:szCs w:val="21"/>
           <w:lang w:val="en-US"/>
         </w:rPr>
-        <w:t>Pandas and NumPy</w:t>
-      </w:r>
-      <w:r>
-        <w:rPr>
-          <w:rFonts w:cstheme="minorHAnsi"/>
-          <w:sz w:val="21"/>
-          <w:szCs w:val="21"/>
-          <w:lang w:val="en-US"/>
-        </w:rPr>
-        <w:t>.</w:t>
+        <w:t>machine learning and predictive analytics solutions</w:t>
+      </w:r>
+      <w:r>
+        <w:rPr>
+          <w:rFonts w:cstheme="minorHAnsi"/>
+          <w:sz w:val="21"/>
+          <w:szCs w:val="21"/>
+          <w:lang w:val="en-US"/>
+        </w:rPr>
+        <w:t>, gaining hands-on experience across data preparation, modeling, evaluation, and deployment activities.</w:t>
       </w:r>
     </w:p>
     <w:p>
       <w:pPr>
         <w:numPr>
           <w:ilvl w:val="0"/>
-          <w:numId w:val="32"/>
+          <w:numId w:val="37"/>
         </w:numPr>
         <w:spacing w:after="0" w:line="240" w:lineRule="auto"/>
         <w:jc w:val="both"/>
@@ -3145,14 +3420,34 @@
           <w:szCs w:val="21"/>
           <w:lang w:val="en-US"/>
         </w:rPr>
-        <w:t>Developed regression-based forecasting models to estimate product demand across multiple retail store locations.</w:t>
+        <w:t xml:space="preserve">Worked with structured datasets using </w:t>
+      </w:r>
+      <w:r>
+        <w:rPr>
+          <w:rFonts w:cstheme="minorHAnsi"/>
+          <w:b/>
+          <w:bCs/>
+          <w:sz w:val="21"/>
+          <w:szCs w:val="21"/>
+          <w:lang w:val="en-US"/>
+        </w:rPr>
+        <w:t>Python, Pandas, NumPy, and SQL</w:t>
+      </w:r>
+      <w:r>
+        <w:rPr>
+          <w:rFonts w:cstheme="minorHAnsi"/>
+          <w:sz w:val="21"/>
+          <w:szCs w:val="21"/>
+          <w:lang w:val="en-US"/>
+        </w:rPr>
+        <w:t>, performing data cleaning, transformation, aggregation, missing-value handling, and exploratory analysis before model development.</w:t>
       </w:r>
     </w:p>
     <w:p>
       <w:pPr>
         <w:numPr>
           <w:ilvl w:val="0"/>
-          <w:numId w:val="32"/>
+          <w:numId w:val="37"/>
         </w:numPr>
         <w:spacing w:after="0" w:line="240" w:lineRule="auto"/>
         <w:jc w:val="both"/>
@@ -3170,14 +3465,34 @@
           <w:szCs w:val="21"/>
           <w:lang w:val="en-US"/>
         </w:rPr>
-        <w:t>Created seasonal, promotional, and historical sales features to improve demand forecasting performance.</w:t>
+        <w:t xml:space="preserve">Developed and tested </w:t>
+      </w:r>
+      <w:r>
+        <w:rPr>
+          <w:rFonts w:cstheme="minorHAnsi"/>
+          <w:b/>
+          <w:bCs/>
+          <w:sz w:val="21"/>
+          <w:szCs w:val="21"/>
+          <w:lang w:val="en-US"/>
+        </w:rPr>
+        <w:t>regression and classification models using Scikit-learn</w:t>
+      </w:r>
+      <w:r>
+        <w:rPr>
+          <w:rFonts w:cstheme="minorHAnsi"/>
+          <w:sz w:val="21"/>
+          <w:szCs w:val="21"/>
+          <w:lang w:val="en-US"/>
+        </w:rPr>
+        <w:t>, comparing model performance across different algorithms and validation approaches.</w:t>
       </w:r>
     </w:p>
     <w:p>
       <w:pPr>
         <w:numPr>
           <w:ilvl w:val="0"/>
-          <w:numId w:val="32"/>
+          <w:numId w:val="37"/>
         </w:numPr>
         <w:spacing w:after="0" w:line="240" w:lineRule="auto"/>
         <w:jc w:val="both"/>
@@ -3195,7 +3510,7 @@
           <w:szCs w:val="21"/>
           <w:lang w:val="en-US"/>
         </w:rPr>
-        <w:t xml:space="preserve">Developed customer segmentation models using </w:t>
+        <w:t xml:space="preserve">Assisted with </w:t>
       </w:r>
       <w:r>
         <w:rPr>
@@ -3206,23 +3521,23 @@
           <w:szCs w:val="21"/>
           <w:lang w:val="en-US"/>
         </w:rPr>
-        <w:t>Scikit-learn</w:t>
-      </w:r>
-      <w:r>
-        <w:rPr>
-          <w:rFonts w:cstheme="minorHAnsi"/>
-          <w:sz w:val="21"/>
-          <w:szCs w:val="21"/>
-          <w:lang w:val="en-US"/>
-        </w:rPr>
-        <w:t xml:space="preserve"> to support targeted marketing and product recommendation analysis.</w:t>
+        <w:t>feature engineering</w:t>
+      </w:r>
+      <w:r>
+        <w:rPr>
+          <w:rFonts w:cstheme="minorHAnsi"/>
+          <w:sz w:val="21"/>
+          <w:szCs w:val="21"/>
+          <w:lang w:val="en-US"/>
+        </w:rPr>
+        <w:t xml:space="preserve"> by creating meaningful variables from historical and operational data to improve model quality and predictive capability.</w:t>
       </w:r>
     </w:p>
     <w:p>
       <w:pPr>
         <w:numPr>
           <w:ilvl w:val="0"/>
-          <w:numId w:val="32"/>
+          <w:numId w:val="37"/>
         </w:numPr>
         <w:spacing w:after="0" w:line="240" w:lineRule="auto"/>
         <w:jc w:val="both"/>
@@ -3240,7 +3555,7 @@
           <w:szCs w:val="21"/>
           <w:lang w:val="en-US"/>
         </w:rPr>
-        <w:t xml:space="preserve">Evaluated forecasting models using </w:t>
+        <w:t xml:space="preserve">Evaluated machine learning models using appropriate metrics such as </w:t>
       </w:r>
       <w:r>
         <w:rPr>
@@ -3251,23 +3566,23 @@
           <w:szCs w:val="21"/>
           <w:lang w:val="en-US"/>
         </w:rPr>
-        <w:t>RMSE, MAE, and validation-based metrics</w:t>
-      </w:r>
-      <w:r>
-        <w:rPr>
-          <w:rFonts w:cstheme="minorHAnsi"/>
-          <w:sz w:val="21"/>
-          <w:szCs w:val="21"/>
-          <w:lang w:val="en-US"/>
-        </w:rPr>
-        <w:t xml:space="preserve"> to understand model performance and prediction consistency.</w:t>
+        <w:t>RMSE, MAE, precision, recall, F1-score, and validation results</w:t>
+      </w:r>
+      <w:r>
+        <w:rPr>
+          <w:rFonts w:cstheme="minorHAnsi"/>
+          <w:sz w:val="21"/>
+          <w:szCs w:val="21"/>
+          <w:lang w:val="en-US"/>
+        </w:rPr>
+        <w:t>, depending on the nature of the problem being solved.</w:t>
       </w:r>
     </w:p>
     <w:p>
       <w:pPr>
         <w:numPr>
           <w:ilvl w:val="0"/>
-          <w:numId w:val="32"/>
+          <w:numId w:val="37"/>
         </w:numPr>
         <w:spacing w:after="0" w:line="240" w:lineRule="auto"/>
         <w:jc w:val="both"/>
@@ -3285,14 +3600,34 @@
           <w:szCs w:val="21"/>
           <w:lang w:val="en-US"/>
         </w:rPr>
-        <w:t>Built Power BI dashboards and reports to communicate sales trends, forecasting results, and model outputs to business stakeholders.</w:t>
+        <w:t xml:space="preserve">Supported development of </w:t>
+      </w:r>
+      <w:r>
+        <w:rPr>
+          <w:rFonts w:cstheme="minorHAnsi"/>
+          <w:b/>
+          <w:bCs/>
+          <w:sz w:val="21"/>
+          <w:szCs w:val="21"/>
+          <w:lang w:val="en-US"/>
+        </w:rPr>
+        <w:t>forecasting and segmentation models</w:t>
+      </w:r>
+      <w:r>
+        <w:rPr>
+          <w:rFonts w:cstheme="minorHAnsi"/>
+          <w:sz w:val="21"/>
+          <w:szCs w:val="21"/>
+          <w:lang w:val="en-US"/>
+        </w:rPr>
+        <w:t xml:space="preserve"> used to identify patterns within historical datasets and provide more useful analytical insights.</w:t>
       </w:r>
     </w:p>
     <w:p>
       <w:pPr>
         <w:numPr>
           <w:ilvl w:val="0"/>
-          <w:numId w:val="32"/>
+          <w:numId w:val="37"/>
         </w:numPr>
         <w:spacing w:after="0" w:line="240" w:lineRule="auto"/>
         <w:jc w:val="both"/>
@@ -3310,7 +3645,7 @@
           <w:szCs w:val="21"/>
           <w:lang w:val="en-US"/>
         </w:rPr>
-        <w:t xml:space="preserve">Supported deployment and monitoring activities using </w:t>
+        <w:t xml:space="preserve">Created dashboards and visual reports with </w:t>
       </w:r>
       <w:r>
         <w:rPr>
@@ -3321,23 +3656,23 @@
           <w:szCs w:val="21"/>
           <w:lang w:val="en-US"/>
         </w:rPr>
-        <w:t>Docker</w:t>
-      </w:r>
-      <w:r>
-        <w:rPr>
-          <w:rFonts w:cstheme="minorHAnsi"/>
-          <w:sz w:val="21"/>
-          <w:szCs w:val="21"/>
-          <w:lang w:val="en-US"/>
-        </w:rPr>
-        <w:t xml:space="preserve"> and assisted with periodic model retraining requirements.</w:t>
+        <w:t>Power BI and Matplotlib</w:t>
+      </w:r>
+      <w:r>
+        <w:rPr>
+          <w:rFonts w:cstheme="minorHAnsi"/>
+          <w:sz w:val="21"/>
+          <w:szCs w:val="21"/>
+          <w:lang w:val="en-US"/>
+        </w:rPr>
+        <w:t xml:space="preserve"> to make model results and underlying data patterns easier for stakeholders to understand.</w:t>
       </w:r>
     </w:p>
     <w:p>
       <w:pPr>
         <w:numPr>
           <w:ilvl w:val="0"/>
-          <w:numId w:val="32"/>
+          <w:numId w:val="37"/>
         </w:numPr>
         <w:spacing w:after="0" w:line="240" w:lineRule="auto"/>
         <w:jc w:val="both"/>
@@ -3355,11 +3690,35 @@
           <w:szCs w:val="21"/>
           <w:lang w:val="en-US"/>
         </w:rPr>
-        <w:t>Worked with the broader team to improve data preparation and machine learning workflows for recurring retail analytics use cases.</w:t>
+        <w:t xml:space="preserve">Assisted with packaging and deploying machine learning applications using </w:t>
+      </w:r>
+      <w:r>
+        <w:rPr>
+          <w:rFonts w:cstheme="minorHAnsi"/>
+          <w:b/>
+          <w:bCs/>
+          <w:sz w:val="21"/>
+          <w:szCs w:val="21"/>
+          <w:lang w:val="en-US"/>
+        </w:rPr>
+        <w:t>Docker</w:t>
+      </w:r>
+      <w:r>
+        <w:rPr>
+          <w:rFonts w:cstheme="minorHAnsi"/>
+          <w:sz w:val="21"/>
+          <w:szCs w:val="21"/>
+          <w:lang w:val="en-US"/>
+        </w:rPr>
+        <w:t>, gaining exposure to containerized model services and production deployment practices.</w:t>
       </w:r>
     </w:p>
     <w:p>
       <w:pPr>
+        <w:numPr>
+          <w:ilvl w:val="0"/>
+          <w:numId w:val="37"/>
+        </w:numPr>
         <w:spacing w:after="0" w:line="240" w:lineRule="auto"/>
         <w:jc w:val="both"/>
         <w:rPr>
@@ -3372,26 +3731,39 @@
       <w:r>
         <w:rPr>
           <w:rFonts w:cstheme="minorHAnsi"/>
+          <w:sz w:val="21"/>
+          <w:szCs w:val="21"/>
+          <w:lang w:val="en-US"/>
+        </w:rPr>
+        <w:t xml:space="preserve">Supported Python-based </w:t>
+      </w:r>
+      <w:r>
+        <w:rPr>
+          <w:rFonts w:cstheme="minorHAnsi"/>
           <w:b/>
           <w:bCs/>
           <w:sz w:val="21"/>
           <w:szCs w:val="21"/>
           <w:lang w:val="en-US"/>
         </w:rPr>
-        <w:t>Environment:</w:t>
-      </w:r>
-      <w:r>
-        <w:rPr>
-          <w:rFonts w:cstheme="minorHAnsi"/>
-          <w:sz w:val="21"/>
-          <w:szCs w:val="21"/>
-          <w:lang w:val="en-US"/>
-        </w:rPr>
-        <w:t xml:space="preserve"> Python, Scikit-learn, Pandas, NumPy, PostgreSQL, Power BI, Docker, JIRA</w:t>
+        <w:t>REST API integration</w:t>
+      </w:r>
+      <w:r>
+        <w:rPr>
+          <w:rFonts w:cstheme="minorHAnsi"/>
+          <w:sz w:val="21"/>
+          <w:szCs w:val="21"/>
+          <w:lang w:val="en-US"/>
+        </w:rPr>
+        <w:t xml:space="preserve"> for exposing model predictions to applications and learned how machine learning models interact with broader software systems.</w:t>
       </w:r>
     </w:p>
     <w:p>
       <w:pPr>
+        <w:numPr>
+          <w:ilvl w:val="0"/>
+          <w:numId w:val="37"/>
+        </w:numPr>
         <w:spacing w:after="0" w:line="240" w:lineRule="auto"/>
         <w:jc w:val="both"/>
         <w:rPr>
@@ -3408,42 +3780,137 @@
           <w:szCs w:val="21"/>
           <w:lang w:val="en-US"/>
         </w:rPr>
-        <w:pict w14:anchorId="62F0F3C1">
-          <v:rect id="_x0000_i1030" style="width:0;height:1.5pt" o:hralign="center" o:bullet="t" o:hrstd="t" o:hr="t" fillcolor="#a0a0a0" stroked="f"/>
-        </w:pict>
+        <w:t>Worked with Git, GitHub, and JIRA for source control, task tracking, code collaboration, and maintaining development changes across team environments.</w:t>
       </w:r>
     </w:p>
     <w:p>
       <w:pPr>
+        <w:numPr>
+          <w:ilvl w:val="0"/>
+          <w:numId w:val="37"/>
+        </w:numPr>
         <w:spacing w:after="0" w:line="240" w:lineRule="auto"/>
         <w:jc w:val="both"/>
         <w:rPr>
           <w:rFonts w:cstheme="minorHAnsi"/>
+          <w:sz w:val="21"/>
+          <w:szCs w:val="21"/>
+          <w:lang w:val="en-US"/>
+        </w:rPr>
+      </w:pPr>
+      <w:r>
+        <w:rPr>
+          <w:rFonts w:cstheme="minorHAnsi"/>
+          <w:sz w:val="21"/>
+          <w:szCs w:val="21"/>
+          <w:lang w:val="en-US"/>
+        </w:rPr>
+        <w:t xml:space="preserve">Participated in model testing, troubleshooting, documentation, and peer discussions while building a strong foundation in </w:t>
+      </w:r>
+      <w:r>
+        <w:rPr>
+          <w:rFonts w:cstheme="minorHAnsi"/>
           <w:b/>
           <w:bCs/>
           <w:sz w:val="21"/>
           <w:szCs w:val="21"/>
           <w:lang w:val="en-US"/>
         </w:rPr>
-      </w:pPr>
+        <w:t xml:space="preserve">machine learning engineering and </w:t>
+      </w:r>
+      <w:proofErr w:type="spellStart"/>
+      <w:r>
+        <w:rPr>
+          <w:rFonts w:cstheme="minorHAnsi"/>
+          <w:b/>
+          <w:bCs/>
+          <w:sz w:val="21"/>
+          <w:szCs w:val="21"/>
+          <w:lang w:val="en-US"/>
+        </w:rPr>
+        <w:t>MLOps</w:t>
+      </w:r>
+      <w:proofErr w:type="spellEnd"/>
+      <w:r>
+        <w:rPr>
+          <w:rFonts w:cstheme="minorHAnsi"/>
+          <w:b/>
+          <w:bCs/>
+          <w:sz w:val="21"/>
+          <w:szCs w:val="21"/>
+          <w:lang w:val="en-US"/>
+        </w:rPr>
+        <w:t xml:space="preserve"> practices</w:t>
+      </w:r>
+      <w:r>
+        <w:rPr>
+          <w:rFonts w:cstheme="minorHAnsi"/>
+          <w:sz w:val="21"/>
+          <w:szCs w:val="21"/>
+          <w:lang w:val="en-US"/>
+        </w:rPr>
+        <w:t>.</w:t>
+      </w:r>
     </w:p>
     <w:p>
       <w:pPr>
-        <w:pBdr>
-          <w:bottom w:val="single" w:sz="4" w:space="1" w:color="auto"/>
-        </w:pBdr>
         <w:spacing w:after="0" w:line="240" w:lineRule="auto"/>
         <w:jc w:val="both"/>
         <w:rPr>
           <w:rFonts w:cstheme="minorHAnsi"/>
+          <w:sz w:val="21"/>
+          <w:szCs w:val="21"/>
+          <w:lang w:val="en-US"/>
+        </w:rPr>
+      </w:pPr>
+      <w:r>
+        <w:rPr>
+          <w:rFonts w:cstheme="minorHAnsi"/>
           <w:b/>
           <w:bCs/>
           <w:sz w:val="21"/>
           <w:szCs w:val="21"/>
           <w:lang w:val="en-US"/>
         </w:rPr>
-      </w:pPr>
-      <w:r>
+        <w:t>Technologies Used:</w:t>
+      </w:r>
+      <w:r>
+        <w:rPr>
+          <w:rFonts w:cstheme="minorHAnsi"/>
+          <w:sz w:val="21"/>
+          <w:szCs w:val="21"/>
+          <w:lang w:val="en-US"/>
+        </w:rPr>
+        <w:t xml:space="preserve"> Python, Scikit-learn, Pandas, NumPy, SQL, PostgreSQL, Docker, Power BI, Matplotlib, Git, GitHub, REST APIs, JIRA</w:t>
+      </w:r>
+    </w:p>
+    <w:p>
+      <w:pPr>
+        <w:spacing w:after="0" w:line="240" w:lineRule="auto"/>
+        <w:jc w:val="both"/>
+        <w:rPr>
+          <w:rFonts w:cstheme="minorHAnsi"/>
+          <w:sz w:val="21"/>
+          <w:szCs w:val="21"/>
+          <w:lang w:val="en-US"/>
+        </w:rPr>
+      </w:pPr>
+      <w:r>
+        <w:rPr>
+          <w:rFonts w:cstheme="minorHAnsi"/>
+          <w:sz w:val="21"/>
+          <w:szCs w:val="21"/>
+          <w:lang w:val="en-US"/>
+        </w:rPr>
+        <w:pict w14:anchorId="3EBD9FB3">
+          <v:rect id="_x0000_i1082" style="width:0;height:1.5pt" o:hralign="center" o:hrstd="t" o:hr="t" fillcolor="#a0a0a0" stroked="f"/>
+        </w:pict>
+      </w:r>
+    </w:p>
+    <w:p>
+      <w:pPr>
+        <w:spacing w:after="0" w:line="240" w:lineRule="auto"/>
+        <w:jc w:val="both"/>
         <w:rPr>
           <w:rFonts w:cstheme="minorHAnsi"/>
           <w:b/>
@@ -3452,80 +3919,91 @@
           <w:szCs w:val="21"/>
           <w:lang w:val="en-US"/>
         </w:rPr>
-        <w:t>Education Details:</w:t>
+      </w:pPr>
+      <w:r>
+        <w:rPr>
+          <w:rFonts w:cstheme="minorHAnsi"/>
+          <w:b/>
+          <w:bCs/>
+          <w:sz w:val="21"/>
+          <w:szCs w:val="21"/>
+          <w:lang w:val="en-US"/>
+        </w:rPr>
+        <w:t>EDUCATION</w:t>
       </w:r>
     </w:p>
     <w:p>
       <w:pPr>
         <w:rPr>
-          <w:sz w:val="21"/>
-          <w:szCs w:val="21"/>
-          <w:lang w:val="en-US"/>
-        </w:rPr>
-      </w:pPr>
-      <w:r>
-        <w:rPr>
-          <w:b/>
-          <w:bCs/>
-          <w:sz w:val="21"/>
-          <w:szCs w:val="21"/>
+          <w:lang w:val="en-US"/>
+        </w:rPr>
+      </w:pPr>
+      <w:r>
+        <w:rPr>
           <w:lang w:val="en-US"/>
         </w:rPr>
         <w:t>Doctor of Business Administration (DBA) — Applied Artificial Intelligence</w:t>
       </w:r>
       <w:r>
         <w:rPr>
-          <w:sz w:val="21"/>
-          <w:szCs w:val="21"/>
           <w:lang w:val="en-US"/>
         </w:rPr>
         <w:br/>
-        <w:t xml:space="preserve">Currently Pursuing | </w:t>
-      </w:r>
-      <w:r>
-        <w:rPr>
-          <w:sz w:val="21"/>
-          <w:szCs w:val="21"/>
+      </w:r>
+      <w:r>
+        <w:rPr>
           <w:lang w:val="en-US"/>
         </w:rPr>
         <w:t>Belhaven University</w:t>
+      </w:r>
+      <w:r>
+        <w:rPr>
+          <w:lang w:val="en-US"/>
+        </w:rPr>
+        <w:t xml:space="preserve"> | Currently Pursuing</w:t>
       </w:r>
     </w:p>
     <w:p>
       <w:pPr>
         <w:rPr>
-          <w:sz w:val="21"/>
-          <w:szCs w:val="21"/>
-          <w:lang w:val="en-US"/>
-        </w:rPr>
-      </w:pPr>
-      <w:r>
-        <w:rPr>
-          <w:b/>
-          <w:bCs/>
-          <w:sz w:val="21"/>
-          <w:szCs w:val="21"/>
+          <w:lang w:val="en-US"/>
+        </w:rPr>
+      </w:pPr>
+      <w:r>
+        <w:rPr>
           <w:lang w:val="en-US"/>
         </w:rPr>
         <w:t>Master of Science in Computer and Information Sciences</w:t>
       </w:r>
       <w:r>
         <w:rPr>
-          <w:b/>
-          <w:bCs/>
-          <w:sz w:val="21"/>
-          <w:szCs w:val="21"/>
           <w:lang w:val="en-US"/>
         </w:rPr>
         <w:br/>
-      </w:r>
-      <w:r>
-        <w:rPr>
-          <w:sz w:val="21"/>
-          <w:szCs w:val="21"/>
-          <w:lang w:val="en-US"/>
-        </w:rPr>
         <w:t>University of Alabama at Birmingham</w:t>
+      </w:r>
+    </w:p>
+    <w:p>
+      <w:pPr>
+        <w:spacing w:after="0" w:line="240" w:lineRule="auto"/>
+        <w:jc w:val="both"/>
+        <w:rPr>
+          <w:rFonts w:cstheme="minorHAnsi"/>
+          <w:sz w:val="21"/>
+          <w:szCs w:val="21"/>
+          <w:lang w:val="en-US"/>
+        </w:rPr>
+      </w:pPr>
+      <w:r>
+        <w:rPr>
+          <w:rFonts w:cstheme="minorHAnsi"/>
+          <w:sz w:val="21"/>
+          <w:szCs w:val="21"/>
+          <w:lang w:val="en-US"/>
+        </w:rPr>
+        <w:pict w14:anchorId="0BA464C8">
+          <v:rect id="_x0000_i1083" style="width:0;height:1.5pt" o:hralign="center" o:hrstd="t" o:hr="t" fillcolor="#a0a0a0" stroked="f"/>
+        </w:pict>
       </w:r>
     </w:p>
     <w:p>
@@ -3551,7 +4029,7 @@
 </file>
 
 <file path=word/endnotes.xml><?xml version="1.0" encoding="utf-8"?>
-<w:endnotes xmlns:wpc="http://schemas.microsoft.com/office/word/2010/wordprocessingCanvas" xmlns:cx="http://schemas.microsoft.com/office/drawing/2014/chartex" xmlns:cx1="http://schemas.microsoft.com/office/drawing/2015/9/8/chartex" xmlns:cx2="http://schemas.microsoft.com/office/drawing/2015/10/21/chartex" xmlns:cx3="http://schemas.microsoft.com/office/drawing/2016/5/9/chartex" xmlns:cx4="http://schemas.microsoft.com/office/drawing/2016/5/10/chartex" xmlns:cx5="http://schemas.microsoft.com/office/drawing/2016/5/11/chartex" xmlns:cx6="http://schemas.microsoft.com/office/drawing/2016/5/12/chartex" xmlns:cx7="http://schemas.microsoft.com/office/drawing/2016/5/13/chartex" xmlns:cx8="http://schemas.microsoft.com/office/drawing/2016/5/14/chartex" xmlns:mc="http://schemas.openxmlformats.org/markup-compatibility/2006" xmlns:aink="http://schemas.microsoft.com/office/drawing/2016/ink" xmlns:am3d="http://schemas.microsoft.com/office/drawing/2017/model3d" xmlns:o="urn:schemas-microsoft-com:office:office" xmlns:oel="http://schemas.microsoft.com/office/2019/extlst" xmlns:r="http://schemas.openxmlformats.org/officeDocument/2006/relationships" xmlns:m="http://schemas.openxmlformats.org/officeDocument/2006/math" xmlns:v="urn:schemas-microsoft-com:vml" xmlns:wp14="http://schemas.microsoft.com/office/word/2010/wordprocessingDrawing" xmlns:wp="http://schemas.openxmlformats.org/drawingml/2006/wordprocessingDrawing" xmlns:w10="urn:schemas-microsoft-com:office:word" xmlns:w="http://schemas.openxmlformats.org/wordprocessingml/2006/main" xmlns:w14="http://schemas.microsoft.com/office/word/2010/wordml" xmlns:w15="http://schemas.microsoft.com/office/word/2012/wordml" xmlns:w16cei="http://schemas.microsoft.com/office/word/2026/wordml/cei" xmlns:w16cex="http://schemas.microsoft.com/office/word/2018/wordml/cex" xmlns:w16cid="http://schemas.microsoft.com/office/word/2016/wordml/cid" xmlns:w16="http://schemas.microsoft.com/office/word/2018/wordml" xmlns:w16du="http://schemas.microsoft.com/office/word/2023/wordml/word16du" xmlns:w16sdtdh="http://schemas.microsoft.com/office/word/2020/wordml/sdtdatahash" xmlns:w16sdtfl="http://schemas.microsoft.com/office/word/2024/wordml/sdtformatlock" xmlns:w16se="http://schemas.microsoft.com/office/word/2015/wordml/symex" xmlns:wpg="http://schemas.microsoft.com/office/word/2010/wordprocessingGroup" xmlns:wpi="http://schemas.microsoft.com/office/word/2010/wordprocessingInk" xmlns:wne="http://schemas.microsoft.com/office/word/2006/wordml" xmlns:wps="http://schemas.microsoft.com/office/word/2010/wordprocessingShape" mc:Ignorable="w14 w15 w16se w16cid w16 w16cex w16sdtdh w16sdtfl w16du wp14">
+<w:endnotes xmlns:wpc="http://schemas.microsoft.com/office/word/2010/wordprocessingCanvas" xmlns:cx="http://schemas.microsoft.com/office/drawing/2014/chartex" xmlns:cx1="http://schemas.microsoft.com/office/drawing/2015/9/8/chartex" xmlns:cx2="http://schemas.microsoft.com/office/drawing/2015/10/21/chartex" xmlns:cx3="http://schemas.microsoft.com/office/drawing/2016/5/9/chartex" xmlns:cx4="http://schemas.microsoft.com/office/drawing/2016/5/10/chartex" xmlns:cx5="http://schemas.microsoft.com/office/drawing/2016/5/11/chartex" xmlns:cx6="http://schemas.microsoft.com/office/drawing/2016/5/12/chartex" xmlns:cx7="http://schemas.microsoft.com/office/drawing/2016/5/13/chartex" xmlns:cx8="http://schemas.microsoft.com/office/drawing/2016/5/14/chartex" xmlns:mc="http://schemas.openxmlformats.org/markup-compatibility/2006" xmlns:aink="http://schemas.microsoft.com/office/drawing/2016/ink" xmlns:am3d="http://schemas.microsoft.com/office/drawing/2017/model3d" xmlns:o="urn:schemas-microsoft-com:office:office" xmlns:oel="http://schemas.microsoft.com/office/2019/extlst" xmlns:r="http://schemas.openxmlformats.org/officeDocument/2006/relationships" xmlns:m="http://schemas.openxmlformats.org/officeDocument/2006/math" xmlns:v="urn:schemas-microsoft-com:vml" xmlns:wp14="http://schemas.microsoft.com/office/word/2010/wordprocessingDrawing" xmlns:wp="http://schemas.openxmlformats.org/drawingml/2006/wordprocessingDrawing" xmlns:w10="urn:schemas-microsoft-com:office:word" xmlns:w="http://schemas.openxmlformats.org/wordprocessingml/2006/main" xmlns:w14="http://schemas.microsoft.com/office/word/2010/wordml" xmlns:w15="http://schemas.microsoft.com/office/word/2012/wordml" xmlns:w16cex="http://schemas.microsoft.com/office/word/2018/wordml/cex" xmlns:w16cid="http://schemas.microsoft.com/office/word/2016/wordml/cid" xmlns:w16="http://schemas.microsoft.com/office/word/2018/wordml" xmlns:w16du="http://schemas.microsoft.com/office/word/2023/wordml/word16du" xmlns:w16sdtdh="http://schemas.microsoft.com/office/word/2020/wordml/sdtdatahash" xmlns:w16sdtfl="http://schemas.microsoft.com/office/word/2024/wordml/sdtformatlock" xmlns:w16se="http://schemas.microsoft.com/office/word/2015/wordml/symex" xmlns:wpg="http://schemas.microsoft.com/office/word/2010/wordprocessingGroup" xmlns:wpi="http://schemas.microsoft.com/office/word/2010/wordprocessingInk" xmlns:wne="http://schemas.microsoft.com/office/word/2006/wordml" xmlns:wps="http://schemas.microsoft.com/office/word/2010/wordprocessingShape" mc:Ignorable="w14 w15 w16se w16cid w16 w16cex w16sdtdh w16sdtfl w16du wp14">
   <w:endnote w:type="separator" w:id="-1">
     <w:p>
       <w:pPr>
@@ -3576,7 +4054,7 @@
 </file>
 
 <file path=word/footnotes.xml><?xml version="1.0" encoding="utf-8"?>
-<w:footnotes xmlns:wpc="http://schemas.microsoft.com/office/word/2010/wordprocessingCanvas" xmlns:cx="http://schemas.microsoft.com/office/drawing/2014/chartex" xmlns:cx1="http://schemas.microsoft.com/office/drawing/2015/9/8/chartex" xmlns:cx2="http://schemas.microsoft.com/office/drawing/2015/10/21/chartex" xmlns:cx3="http://schemas.microsoft.com/office/drawing/2016/5/9/chartex" xmlns:cx4="http://schemas.microsoft.com/office/drawing/2016/5/10/chartex" xmlns:cx5="http://schemas.microsoft.com/office/drawing/2016/5/11/chartex" xmlns:cx6="http://schemas.microsoft.com/office/drawing/2016/5/12/chartex" xmlns:cx7="http://schemas.microsoft.com/office/drawing/2016/5/13/chartex" xmlns:cx8="http://schemas.microsoft.com/office/drawing/2016/5/14/chartex" xmlns:mc="http://schemas.openxmlformats.org/markup-compatibility/2006" xmlns:aink="http://schemas.microsoft.com/office/drawing/2016/ink" xmlns:am3d="http://schemas.microsoft.com/office/drawing/2017/model3d" xmlns:o="urn:schemas-microsoft-com:office:office" xmlns:oel="http://schemas.microsoft.com/office/2019/extlst" xmlns:r="http://schemas.openxmlformats.org/officeDocument/2006/relationships" xmlns:m="http://schemas.openxmlformats.org/officeDocument/2006/math" xmlns:v="urn:schemas-microsoft-com:vml" xmlns:wp14="http://schemas.microsoft.com/office/word/2010/wordprocessingDrawing" xmlns:wp="http://schemas.openxmlformats.org/drawingml/2006/wordprocessingDrawing" xmlns:w10="urn:schemas-microsoft-com:office:word" xmlns:w="http://schemas.openxmlformats.org/wordprocessingml/2006/main" xmlns:w14="http://schemas.microsoft.com/office/word/2010/wordml" xmlns:w15="http://schemas.microsoft.com/office/word/2012/wordml" xmlns:w16cei="http://schemas.microsoft.com/office/word/2026/wordml/cei" xmlns:w16cex="http://schemas.microsoft.com/office/word/2018/wordml/cex" xmlns:w16cid="http://schemas.microsoft.com/office/word/2016/wordml/cid" xmlns:w16="http://schemas.microsoft.com/office/word/2018/wordml" xmlns:w16du="http://schemas.microsoft.com/office/word/2023/wordml/word16du" xmlns:w16sdtdh="http://schemas.microsoft.com/office/word/2020/wordml/sdtdatahash" xmlns:w16sdtfl="http://schemas.microsoft.com/office/word/2024/wordml/sdtformatlock" xmlns:w16se="http://schemas.microsoft.com/office/word/2015/wordml/symex" xmlns:wpg="http://schemas.microsoft.com/office/word/2010/wordprocessingGroup" xmlns:wpi="http://schemas.microsoft.com/office/word/2010/wordprocessingInk" xmlns:wne="http://schemas.microsoft.com/office/word/2006/wordml" xmlns:wps="http://schemas.microsoft.com/office/word/2010/wordprocessingShape" mc:Ignorable="w14 w15 w16se w16cid w16 w16cex w16sdtdh w16sdtfl w16du wp14">
+<w:footnotes xmlns:wpc="http://schemas.microsoft.com/office/word/2010/wordprocessingCanvas" xmlns:cx="http://schemas.microsoft.com/office/drawing/2014/chartex" xmlns:cx1="http://schemas.microsoft.com/office/drawing/2015/9/8/chartex" xmlns:cx2="http://schemas.microsoft.com/office/drawing/2015/10/21/chartex" xmlns:cx3="http://schemas.microsoft.com/office/drawing/2016/5/9/chartex" xmlns:cx4="http://schemas.microsoft.com/office/drawing/2016/5/10/chartex" xmlns:cx5="http://schemas.microsoft.com/office/drawing/2016/5/11/chartex" xmlns:cx6="http://schemas.microsoft.com/office/drawing/2016/5/12/chartex" xmlns:cx7="http://schemas.microsoft.com/office/drawing/2016/5/13/chartex" xmlns:cx8="http://schemas.microsoft.com/office/drawing/2016/5/14/chartex" xmlns:mc="http://schemas.openxmlformats.org/markup-compatibility/2006" xmlns:aink="http://schemas.microsoft.com/office/drawing/2016/ink" xmlns:am3d="http://schemas.microsoft.com/office/drawing/2017/model3d" xmlns:o="urn:schemas-microsoft-com:office:office" xmlns:oel="http://schemas.microsoft.com/office/2019/extlst" xmlns:r="http://schemas.openxmlformats.org/officeDocument/2006/relationships" xmlns:m="http://schemas.openxmlformats.org/officeDocument/2006/math" xmlns:v="urn:schemas-microsoft-com:vml" xmlns:wp14="http://schemas.microsoft.com/office/word/2010/wordprocessingDrawing" xmlns:wp="http://schemas.openxmlformats.org/drawingml/2006/wordprocessingDrawing" xmlns:w10="urn:schemas-microsoft-com:office:word" xmlns:w="http://schemas.openxmlformats.org/wordprocessingml/2006/main" xmlns:w14="http://schemas.microsoft.com/office/word/2010/wordml" xmlns:w15="http://schemas.microsoft.com/office/word/2012/wordml" xmlns:w16cex="http://schemas.microsoft.com/office/word/2018/wordml/cex" xmlns:w16cid="http://schemas.microsoft.com/office/word/2016/wordml/cid" xmlns:w16="http://schemas.microsoft.com/office/word/2018/wordml" xmlns:w16du="http://schemas.microsoft.com/office/word/2023/wordml/word16du" xmlns:w16sdtdh="http://schemas.microsoft.com/office/word/2020/wordml/sdtdatahash" xmlns:w16sdtfl="http://schemas.microsoft.com/office/word/2024/wordml/sdtformatlock" xmlns:w16se="http://schemas.microsoft.com/office/word/2015/wordml/symex" xmlns:wpg="http://schemas.microsoft.com/office/word/2010/wordprocessingGroup" xmlns:wpi="http://schemas.microsoft.com/office/word/2010/wordprocessingInk" xmlns:wne="http://schemas.microsoft.com/office/word/2006/wordml" xmlns:wps="http://schemas.microsoft.com/office/word/2010/wordprocessingShape" mc:Ignorable="w14 w15 w16se w16cid w16 w16cex w16sdtdh w16sdtfl w16du wp14">
   <w:footnote w:type="separator" w:id="-1">
     <w:p>
       <w:pPr>
@@ -3601,7 +4079,7 @@
 </file>
 
 <file path=word/numbering.xml><?xml version="1.0" encoding="utf-8"?>
-<w:numbering xmlns:wpc="http://schemas.microsoft.com/office/word/2010/wordprocessingCanvas" xmlns:cx="http://schemas.microsoft.com/office/drawing/2014/chartex" xmlns:cx1="http://schemas.microsoft.com/office/drawing/2015/9/8/chartex" xmlns:cx2="http://schemas.microsoft.com/office/drawing/2015/10/21/chartex" xmlns:cx3="http://schemas.microsoft.com/office/drawing/2016/5/9/chartex" xmlns:cx4="http://schemas.microsoft.com/office/drawing/2016/5/10/chartex" xmlns:cx5="http://schemas.microsoft.com/office/drawing/2016/5/11/chartex" xmlns:cx6="http://schemas.microsoft.com/office/drawing/2016/5/12/chartex" xmlns:cx7="http://schemas.microsoft.com/office/drawing/2016/5/13/chartex" xmlns:cx8="http://schemas.microsoft.com/office/drawing/2016/5/14/chartex" xmlns:mc="http://schemas.openxmlformats.org/markup-compatibility/2006" xmlns:aink="http://schemas.microsoft.com/office/drawing/2016/ink" xmlns:am3d="http://schemas.microsoft.com/office/drawing/2017/model3d" xmlns:o="urn:schemas-microsoft-com:office:office" xmlns:oel="http://schemas.microsoft.com/office/2019/extlst" xmlns:r="http://schemas.openxmlformats.org/officeDocument/2006/relationships" xmlns:m="http://schemas.openxmlformats.org/officeDocument/2006/math" xmlns:v="urn:schemas-microsoft-com:vml" xmlns:wp14="http://schemas.microsoft.com/office/word/2010/wordprocessingDrawing" xmlns:wp="http://schemas.openxmlformats.org/drawingml/2006/wordprocessingDrawing" xmlns:w10="urn:schemas-microsoft-com:office:word" xmlns:w="http://schemas.openxmlformats.org/wordprocessingml/2006/main" xmlns:w14="http://schemas.microsoft.com/office/word/2010/wordml" xmlns:w15="http://schemas.microsoft.com/office/word/2012/wordml" xmlns:w16cei="http://schemas.microsoft.com/office/word/2026/wordml/cei" xmlns:w16cex="http://schemas.microsoft.com/office/word/2018/wordml/cex" xmlns:w16cid="http://schemas.microsoft.com/office/word/2016/wordml/cid" xmlns:w16="http://schemas.microsoft.com/office/word/2018/wordml" xmlns:w16du="http://schemas.microsoft.com/office/word/2023/wordml/word16du" xmlns:w16sdtdh="http://schemas.microsoft.com/office/word/2020/wordml/sdtdatahash" xmlns:w16sdtfl="http://schemas.microsoft.com/office/word/2024/wordml/sdtformatlock" xmlns:w16se="http://schemas.microsoft.com/office/word/2015/wordml/symex" xmlns:wpg="http://schemas.microsoft.com/office/word/2010/wordprocessingGroup" xmlns:wpi="http://schemas.microsoft.com/office/word/2010/wordprocessingInk" xmlns:wne="http://schemas.microsoft.com/office/word/2006/wordml" xmlns:wps="http://schemas.microsoft.com/office/word/2010/wordprocessingShape" mc:Ignorable="w14 w15 w16se w16cid w16 w16cex w16sdtdh w16sdtfl w16du wp14">
+<w:numbering xmlns:wpc="http://schemas.microsoft.com/office/word/2010/wordprocessingCanvas" xmlns:cx="http://schemas.microsoft.com/office/drawing/2014/chartex" xmlns:cx1="http://schemas.microsoft.com/office/drawing/2015/9/8/chartex" xmlns:cx2="http://schemas.microsoft.com/office/drawing/2015/10/21/chartex" xmlns:cx3="http://schemas.microsoft.com/office/drawing/2016/5/9/chartex" xmlns:cx4="http://schemas.microsoft.com/office/drawing/2016/5/10/chartex" xmlns:cx5="http://schemas.microsoft.com/office/drawing/2016/5/11/chartex" xmlns:cx6="http://schemas.microsoft.com/office/drawing/2016/5/12/chartex" xmlns:cx7="http://schemas.microsoft.com/office/drawing/2016/5/13/chartex" xmlns:cx8="http://schemas.microsoft.com/office/drawing/2016/5/14/chartex" xmlns:mc="http://schemas.openxmlformats.org/markup-compatibility/2006" xmlns:aink="http://schemas.microsoft.com/office/drawing/2016/ink" xmlns:am3d="http://schemas.microsoft.com/office/drawing/2017/model3d" xmlns:o="urn:schemas-microsoft-com:office:office" xmlns:oel="http://schemas.microsoft.com/office/2019/extlst" xmlns:r="http://schemas.openxmlformats.org/officeDocument/2006/relationships" xmlns:m="http://schemas.openxmlformats.org/officeDocument/2006/math" xmlns:v="urn:schemas-microsoft-com:vml" xmlns:wp14="http://schemas.microsoft.com/office/word/2010/wordprocessingDrawing" xmlns:wp="http://schemas.openxmlformats.org/drawingml/2006/wordprocessingDrawing" xmlns:w10="urn:schemas-microsoft-com:office:word" xmlns:w="http://schemas.openxmlformats.org/wordprocessingml/2006/main" xmlns:w14="http://schemas.microsoft.com/office/word/2010/wordml" xmlns:w15="http://schemas.microsoft.com/office/word/2012/wordml" xmlns:w16cex="http://schemas.microsoft.com/office/word/2018/wordml/cex" xmlns:w16cid="http://schemas.microsoft.com/office/word/2016/wordml/cid" xmlns:w16="http://schemas.microsoft.com/office/word/2018/wordml" xmlns:w16du="http://schemas.microsoft.com/office/word/2023/wordml/word16du" xmlns:w16sdtdh="http://schemas.microsoft.com/office/word/2020/wordml/sdtdatahash" xmlns:w16sdtfl="http://schemas.microsoft.com/office/word/2024/wordml/sdtformatlock" xmlns:w16se="http://schemas.microsoft.com/office/word/2015/wordml/symex" xmlns:wpg="http://schemas.microsoft.com/office/word/2010/wordprocessingGroup" xmlns:wpi="http://schemas.microsoft.com/office/word/2010/wordprocessingInk" xmlns:wne="http://schemas.microsoft.com/office/word/2006/wordml" xmlns:wps="http://schemas.microsoft.com/office/word/2010/wordprocessingShape" mc:Ignorable="w14 w15 w16se w16cid w16 w16cex w16sdtdh w16sdtfl w16du wp14">
   <w:abstractNum w:abstractNumId="0" w15:restartNumberingAfterBreak="0">
     <w:nsid w:val="06BB5C52"/>
     <w:multiLevelType w:val="multilevel"/>
@@ -4984,6 +5462,155 @@
     </w:lvl>
   </w:abstractNum>
   <w:abstractNum w:abstractNumId="10" w15:restartNumberingAfterBreak="0">
+    <w:nsid w:val="2F533798"/>
+    <w:multiLevelType w:val="multilevel"/>
+    <w:tmpl w:val="05CCC558"/>
+    <w:lvl w:ilvl="0">
+      <w:start w:val="1"/>
+      <w:numFmt w:val="bullet"/>
+      <w:lvlText w:val=""/>
+      <w:lvlJc w:val="left"/>
+      <w:pPr>
+        <w:tabs>
+          <w:tab w:val="num" w:pos="720"/>
+        </w:tabs>
+        <w:ind w:left="720" w:hanging="360"/>
+      </w:pPr>
+      <w:rPr>
+        <w:rFonts w:ascii="Symbol" w:hAnsi="Symbol" w:hint="default"/>
+        <w:sz w:val="20"/>
+      </w:rPr>
+    </w:lvl>
+    <w:lvl w:ilvl="1" w:tentative="1">
+      <w:start w:val="1"/>
+      <w:numFmt w:val="bullet"/>
+      <w:lvlText w:val="o"/>
+      <w:lvlJc w:val="left"/>
+      <w:pPr>
+        <w:tabs>
+          <w:tab w:val="num" w:pos="1440"/>
+        </w:tabs>
+        <w:ind w:left="1440" w:hanging="360"/>
+      </w:pPr>
+      <w:rPr>
+        <w:rFonts w:ascii="Courier New" w:hAnsi="Courier New" w:hint="default"/>
+        <w:sz w:val="20"/>
+      </w:rPr>
+    </w:lvl>
+    <w:lvl w:ilvl="2" w:tentative="1">
+      <w:start w:val="1"/>
+      <w:numFmt w:val="bullet"/>
+      <w:lvlText w:val=""/>
+      <w:lvlJc w:val="left"/>
+      <w:pPr>
+        <w:tabs>
+          <w:tab w:val="num" w:pos="2160"/>
+        </w:tabs>
+        <w:ind w:left="2160" w:hanging="360"/>
+      </w:pPr>
+      <w:rPr>
+        <w:rFonts w:ascii="Wingdings" w:hAnsi="Wingdings" w:hint="default"/>
+        <w:sz w:val="20"/>
+      </w:rPr>
+    </w:lvl>
+    <w:lvl w:ilvl="3" w:tentative="1">
+      <w:start w:val="1"/>
+      <w:numFmt w:val="bullet"/>
+      <w:lvlText w:val=""/>
+      <w:lvlJc w:val="left"/>
+      <w:pPr>
+        <w:tabs>
+          <w:tab w:val="num" w:pos="2880"/>
+        </w:tabs>
+        <w:ind w:left="2880" w:hanging="360"/>
+      </w:pPr>
+      <w:rPr>
+        <w:rFonts w:ascii="Wingdings" w:hAnsi="Wingdings" w:hint="default"/>
+        <w:sz w:val="20"/>
+      </w:rPr>
+    </w:lvl>
+    <w:lvl w:ilvl="4" w:tentative="1">
+      <w:start w:val="1"/>
+      <w:numFmt w:val="bullet"/>
+      <w:lvlText w:val=""/>
+      <w:lvlJc w:val="left"/>
+      <w:pPr>
+        <w:tabs>
+          <w:tab w:val="num" w:pos="3600"/>
+        </w:tabs>
+        <w:ind w:left="3600" w:hanging="360"/>
+      </w:pPr>
+      <w:rPr>
+        <w:rFonts w:ascii="Wingdings" w:hAnsi="Wingdings" w:hint="default"/>
+        <w:sz w:val="20"/>
+      </w:rPr>
+    </w:lvl>
+    <w:lvl w:ilvl="5" w:tentative="1">
+      <w:start w:val="1"/>
+      <w:numFmt w:val="bullet"/>
+      <w:lvlText w:val=""/>
+      <w:lvlJc w:val="left"/>
+      <w:pPr>
+        <w:tabs>
+          <w:tab w:val="num" w:pos="4320"/>
+        </w:tabs>
+        <w:ind w:left="4320" w:hanging="360"/>
+      </w:pPr>
+      <w:rPr>
+        <w:rFonts w:ascii="Wingdings" w:hAnsi="Wingdings" w:hint="default"/>
+        <w:sz w:val="20"/>
+      </w:rPr>
+    </w:lvl>
+    <w:lvl w:ilvl="6" w:tentative="1">
+      <w:start w:val="1"/>
+      <w:numFmt w:val="bullet"/>
+      <w:lvlText w:val=""/>
+      <w:lvlJc w:val="left"/>
+      <w:pPr>
+        <w:tabs>
+          <w:tab w:val="num" w:pos="5040"/>
+        </w:tabs>
+        <w:ind w:left="5040" w:hanging="360"/>
+      </w:pPr>
+      <w:rPr>
+        <w:rFonts w:ascii="Wingdings" w:hAnsi="Wingdings" w:hint="default"/>
+        <w:sz w:val="20"/>
+      </w:rPr>
+    </w:lvl>
+    <w:lvl w:ilvl="7" w:tentative="1">
+      <w:start w:val="1"/>
+      <w:numFmt w:val="bullet"/>
+      <w:lvlText w:val=""/>
+      <w:lvlJc w:val="left"/>
+      <w:pPr>
+        <w:tabs>
+          <w:tab w:val="num" w:pos="5760"/>
+        </w:tabs>
+        <w:ind w:left="5760" w:hanging="360"/>
+      </w:pPr>
+      <w:rPr>
+        <w:rFonts w:ascii="Wingdings" w:hAnsi="Wingdings" w:hint="default"/>
+        <w:sz w:val="20"/>
+      </w:rPr>
+    </w:lvl>
+    <w:lvl w:ilvl="8" w:tentative="1">
+      <w:start w:val="1"/>
+      <w:numFmt w:val="bullet"/>
+      <w:lvlText w:val=""/>
+      <w:lvlJc w:val="left"/>
+      <w:pPr>
+        <w:tabs>
+          <w:tab w:val="num" w:pos="6480"/>
+        </w:tabs>
+        <w:ind w:left="6480" w:hanging="360"/>
+      </w:pPr>
+      <w:rPr>
+        <w:rFonts w:ascii="Wingdings" w:hAnsi="Wingdings" w:hint="default"/>
+        <w:sz w:val="20"/>
+      </w:rPr>
+    </w:lvl>
+  </w:abstractNum>
+  <w:abstractNum w:abstractNumId="11" w15:restartNumberingAfterBreak="0">
     <w:nsid w:val="30822A10"/>
     <w:multiLevelType w:val="multilevel"/>
     <w:tmpl w:val="E818A16E"/>
@@ -5132,7 +5759,7 @@
       </w:rPr>
     </w:lvl>
   </w:abstractNum>
-  <w:abstractNum w:abstractNumId="11" w15:restartNumberingAfterBreak="0">
+  <w:abstractNum w:abstractNumId="12" w15:restartNumberingAfterBreak="0">
     <w:nsid w:val="3193133E"/>
     <w:multiLevelType w:val="multilevel"/>
     <w:tmpl w:val="E4FC1782"/>
@@ -5281,7 +5908,7 @@
       </w:rPr>
     </w:lvl>
   </w:abstractNum>
-  <w:abstractNum w:abstractNumId="12" w15:restartNumberingAfterBreak="0">
+  <w:abstractNum w:abstractNumId="13" w15:restartNumberingAfterBreak="0">
     <w:nsid w:val="32337AA0"/>
     <w:multiLevelType w:val="multilevel"/>
     <w:tmpl w:val="2EFA71EE"/>
@@ -5430,7 +6057,156 @@
       </w:rPr>
     </w:lvl>
   </w:abstractNum>
-  <w:abstractNum w:abstractNumId="13" w15:restartNumberingAfterBreak="0">
+  <w:abstractNum w:abstractNumId="14" w15:restartNumberingAfterBreak="0">
+    <w:nsid w:val="331B4684"/>
+    <w:multiLevelType w:val="multilevel"/>
+    <w:tmpl w:val="F7ECC77A"/>
+    <w:lvl w:ilvl="0">
+      <w:start w:val="1"/>
+      <w:numFmt w:val="bullet"/>
+      <w:lvlText w:val=""/>
+      <w:lvlJc w:val="left"/>
+      <w:pPr>
+        <w:tabs>
+          <w:tab w:val="num" w:pos="720"/>
+        </w:tabs>
+        <w:ind w:left="720" w:hanging="360"/>
+      </w:pPr>
+      <w:rPr>
+        <w:rFonts w:ascii="Symbol" w:hAnsi="Symbol" w:hint="default"/>
+        <w:sz w:val="20"/>
+      </w:rPr>
+    </w:lvl>
+    <w:lvl w:ilvl="1" w:tentative="1">
+      <w:start w:val="1"/>
+      <w:numFmt w:val="bullet"/>
+      <w:lvlText w:val="o"/>
+      <w:lvlJc w:val="left"/>
+      <w:pPr>
+        <w:tabs>
+          <w:tab w:val="num" w:pos="1440"/>
+        </w:tabs>
+        <w:ind w:left="1440" w:hanging="360"/>
+      </w:pPr>
+      <w:rPr>
+        <w:rFonts w:ascii="Courier New" w:hAnsi="Courier New" w:hint="default"/>
+        <w:sz w:val="20"/>
+      </w:rPr>
+    </w:lvl>
+    <w:lvl w:ilvl="2" w:tentative="1">
+      <w:start w:val="1"/>
+      <w:numFmt w:val="bullet"/>
+      <w:lvlText w:val=""/>
+      <w:lvlJc w:val="left"/>
+      <w:pPr>
+        <w:tabs>
+          <w:tab w:val="num" w:pos="2160"/>
+        </w:tabs>
+        <w:ind w:left="2160" w:hanging="360"/>
+      </w:pPr>
+      <w:rPr>
+        <w:rFonts w:ascii="Wingdings" w:hAnsi="Wingdings" w:hint="default"/>
+        <w:sz w:val="20"/>
+      </w:rPr>
+    </w:lvl>
+    <w:lvl w:ilvl="3" w:tentative="1">
+      <w:start w:val="1"/>
+      <w:numFmt w:val="bullet"/>
+      <w:lvlText w:val=""/>
+      <w:lvlJc w:val="left"/>
+      <w:pPr>
+        <w:tabs>
+          <w:tab w:val="num" w:pos="2880"/>
+        </w:tabs>
+        <w:ind w:left="2880" w:hanging="360"/>
+      </w:pPr>
+      <w:rPr>
+        <w:rFonts w:ascii="Wingdings" w:hAnsi="Wingdings" w:hint="default"/>
+        <w:sz w:val="20"/>
+      </w:rPr>
+    </w:lvl>
+    <w:lvl w:ilvl="4" w:tentative="1">
+      <w:start w:val="1"/>
+      <w:numFmt w:val="bullet"/>
+      <w:lvlText w:val=""/>
+      <w:lvlJc w:val="left"/>
+      <w:pPr>
+        <w:tabs>
+          <w:tab w:val="num" w:pos="3600"/>
+        </w:tabs>
+        <w:ind w:left="3600" w:hanging="360"/>
+      </w:pPr>
+      <w:rPr>
+        <w:rFonts w:ascii="Wingdings" w:hAnsi="Wingdings" w:hint="default"/>
+        <w:sz w:val="20"/>
+      </w:rPr>
+    </w:lvl>
+    <w:lvl w:ilvl="5" w:tentative="1">
+      <w:start w:val="1"/>
+      <w:numFmt w:val="bullet"/>
+      <w:lvlText w:val=""/>
+      <w:lvlJc w:val="left"/>
+      <w:pPr>
+        <w:tabs>
+          <w:tab w:val="num" w:pos="4320"/>
+        </w:tabs>
+        <w:ind w:left="4320" w:hanging="360"/>
+      </w:pPr>
+      <w:rPr>
+        <w:rFonts w:ascii="Wingdings" w:hAnsi="Wingdings" w:hint="default"/>
+        <w:sz w:val="20"/>
+      </w:rPr>
+    </w:lvl>
+    <w:lvl w:ilvl="6" w:tentative="1">
+      <w:start w:val="1"/>
+      <w:numFmt w:val="bullet"/>
+      <w:lvlText w:val=""/>
+      <w:lvlJc w:val="left"/>
+      <w:pPr>
+        <w:tabs>
+          <w:tab w:val="num" w:pos="5040"/>
+        </w:tabs>
+        <w:ind w:left="5040" w:hanging="360"/>
+      </w:pPr>
+      <w:rPr>
+        <w:rFonts w:ascii="Wingdings" w:hAnsi="Wingdings" w:hint="default"/>
+        <w:sz w:val="20"/>
+      </w:rPr>
+    </w:lvl>
+    <w:lvl w:ilvl="7" w:tentative="1">
+      <w:start w:val="1"/>
+      <w:numFmt w:val="bullet"/>
+      <w:lvlText w:val=""/>
+      <w:lvlJc w:val="left"/>
+      <w:pPr>
+        <w:tabs>
+          <w:tab w:val="num" w:pos="5760"/>
+        </w:tabs>
+        <w:ind w:left="5760" w:hanging="360"/>
+      </w:pPr>
+      <w:rPr>
+        <w:rFonts w:ascii="Wingdings" w:hAnsi="Wingdings" w:hint="default"/>
+        <w:sz w:val="20"/>
+      </w:rPr>
+    </w:lvl>
+    <w:lvl w:ilvl="8" w:tentative="1">
+      <w:start w:val="1"/>
+      <w:numFmt w:val="bullet"/>
+      <w:lvlText w:val=""/>
+      <w:lvlJc w:val="left"/>
+      <w:pPr>
+        <w:tabs>
+          <w:tab w:val="num" w:pos="6480"/>
+        </w:tabs>
+        <w:ind w:left="6480" w:hanging="360"/>
+      </w:pPr>
+      <w:rPr>
+        <w:rFonts w:ascii="Wingdings" w:hAnsi="Wingdings" w:hint="default"/>
+        <w:sz w:val="20"/>
+      </w:rPr>
+    </w:lvl>
+  </w:abstractNum>
+  <w:abstractNum w:abstractNumId="15" w15:restartNumberingAfterBreak="0">
     <w:nsid w:val="33784EB9"/>
     <w:multiLevelType w:val="hybridMultilevel"/>
     <w:tmpl w:val="90F0C7F6"/>
@@ -5543,7 +6319,7 @@
       </w:rPr>
     </w:lvl>
   </w:abstractNum>
-  <w:abstractNum w:abstractNumId="14" w15:restartNumberingAfterBreak="0">
+  <w:abstractNum w:abstractNumId="16" w15:restartNumberingAfterBreak="0">
     <w:nsid w:val="34AE403B"/>
     <w:multiLevelType w:val="multilevel"/>
     <w:tmpl w:val="95F45AA8"/>
@@ -5692,7 +6468,7 @@
       </w:rPr>
     </w:lvl>
   </w:abstractNum>
-  <w:abstractNum w:abstractNumId="15" w15:restartNumberingAfterBreak="0">
+  <w:abstractNum w:abstractNumId="17" w15:restartNumberingAfterBreak="0">
     <w:nsid w:val="3CF1289D"/>
     <w:multiLevelType w:val="hybridMultilevel"/>
     <w:tmpl w:val="7AD6E9CA"/>
@@ -5804,7 +6580,7 @@
       </w:rPr>
     </w:lvl>
   </w:abstractNum>
-  <w:abstractNum w:abstractNumId="16" w15:restartNumberingAfterBreak="0">
+  <w:abstractNum w:abstractNumId="18" w15:restartNumberingAfterBreak="0">
     <w:nsid w:val="3E645168"/>
     <w:multiLevelType w:val="multilevel"/>
     <w:tmpl w:val="83D89B60"/>
@@ -5953,7 +6729,7 @@
       </w:rPr>
     </w:lvl>
   </w:abstractNum>
-  <w:abstractNum w:abstractNumId="17" w15:restartNumberingAfterBreak="0">
+  <w:abstractNum w:abstractNumId="19" w15:restartNumberingAfterBreak="0">
     <w:nsid w:val="409B2A89"/>
     <w:multiLevelType w:val="multilevel"/>
     <w:tmpl w:val="20A47F8C"/>
@@ -6102,7 +6878,7 @@
       </w:rPr>
     </w:lvl>
   </w:abstractNum>
-  <w:abstractNum w:abstractNumId="18" w15:restartNumberingAfterBreak="0">
+  <w:abstractNum w:abstractNumId="20" w15:restartNumberingAfterBreak="0">
     <w:nsid w:val="45146484"/>
     <w:multiLevelType w:val="multilevel"/>
     <w:tmpl w:val="C70E15B8"/>
@@ -6251,7 +7027,7 @@
       </w:rPr>
     </w:lvl>
   </w:abstractNum>
-  <w:abstractNum w:abstractNumId="19" w15:restartNumberingAfterBreak="0">
+  <w:abstractNum w:abstractNumId="21" w15:restartNumberingAfterBreak="0">
     <w:nsid w:val="474A26CB"/>
     <w:multiLevelType w:val="hybridMultilevel"/>
     <w:tmpl w:val="A68841C2"/>
@@ -6363,7 +7139,156 @@
       </w:rPr>
     </w:lvl>
   </w:abstractNum>
-  <w:abstractNum w:abstractNumId="20" w15:restartNumberingAfterBreak="0">
+  <w:abstractNum w:abstractNumId="22" w15:restartNumberingAfterBreak="0">
+    <w:nsid w:val="4A9338E3"/>
+    <w:multiLevelType w:val="multilevel"/>
+    <w:tmpl w:val="21DA0938"/>
+    <w:lvl w:ilvl="0">
+      <w:start w:val="1"/>
+      <w:numFmt w:val="bullet"/>
+      <w:lvlText w:val=""/>
+      <w:lvlJc w:val="left"/>
+      <w:pPr>
+        <w:tabs>
+          <w:tab w:val="num" w:pos="720"/>
+        </w:tabs>
+        <w:ind w:left="720" w:hanging="360"/>
+      </w:pPr>
+      <w:rPr>
+        <w:rFonts w:ascii="Symbol" w:hAnsi="Symbol" w:hint="default"/>
+        <w:sz w:val="20"/>
+      </w:rPr>
+    </w:lvl>
+    <w:lvl w:ilvl="1" w:tentative="1">
+      <w:start w:val="1"/>
+      <w:numFmt w:val="bullet"/>
+      <w:lvlText w:val="o"/>
+      <w:lvlJc w:val="left"/>
+      <w:pPr>
+        <w:tabs>
+          <w:tab w:val="num" w:pos="1440"/>
+        </w:tabs>
+        <w:ind w:left="1440" w:hanging="360"/>
+      </w:pPr>
+      <w:rPr>
+        <w:rFonts w:ascii="Courier New" w:hAnsi="Courier New" w:hint="default"/>
+        <w:sz w:val="20"/>
+      </w:rPr>
+    </w:lvl>
+    <w:lvl w:ilvl="2" w:tentative="1">
+      <w:start w:val="1"/>
+      <w:numFmt w:val="bullet"/>
+      <w:lvlText w:val=""/>
+      <w:lvlJc w:val="left"/>
+      <w:pPr>
+        <w:tabs>
+          <w:tab w:val="num" w:pos="2160"/>
+        </w:tabs>
+        <w:ind w:left="2160" w:hanging="360"/>
+      </w:pPr>
+      <w:rPr>
+        <w:rFonts w:ascii="Wingdings" w:hAnsi="Wingdings" w:hint="default"/>
+        <w:sz w:val="20"/>
+      </w:rPr>
+    </w:lvl>
+    <w:lvl w:ilvl="3" w:tentative="1">
+      <w:start w:val="1"/>
+      <w:numFmt w:val="bullet"/>
+      <w:lvlText w:val=""/>
+      <w:lvlJc w:val="left"/>
+      <w:pPr>
+        <w:tabs>
+          <w:tab w:val="num" w:pos="2880"/>
+        </w:tabs>
+        <w:ind w:left="2880" w:hanging="360"/>
+      </w:pPr>
+      <w:rPr>
+        <w:rFonts w:ascii="Wingdings" w:hAnsi="Wingdings" w:hint="default"/>
+        <w:sz w:val="20"/>
+      </w:rPr>
+    </w:lvl>
+    <w:lvl w:ilvl="4" w:tentative="1">
+      <w:start w:val="1"/>
+      <w:numFmt w:val="bullet"/>
+      <w:lvlText w:val=""/>
+      <w:lvlJc w:val="left"/>
+      <w:pPr>
+        <w:tabs>
+          <w:tab w:val="num" w:pos="3600"/>
+        </w:tabs>
+        <w:ind w:left="3600" w:hanging="360"/>
+      </w:pPr>
+      <w:rPr>
+        <w:rFonts w:ascii="Wingdings" w:hAnsi="Wingdings" w:hint="default"/>
+        <w:sz w:val="20"/>
+      </w:rPr>
+    </w:lvl>
+    <w:lvl w:ilvl="5" w:tentative="1">
+      <w:start w:val="1"/>
+      <w:numFmt w:val="bullet"/>
+      <w:lvlText w:val=""/>
+      <w:lvlJc w:val="left"/>
+      <w:pPr>
+        <w:tabs>
+          <w:tab w:val="num" w:pos="4320"/>
+        </w:tabs>
+        <w:ind w:left="4320" w:hanging="360"/>
+      </w:pPr>
+      <w:rPr>
+        <w:rFonts w:ascii="Wingdings" w:hAnsi="Wingdings" w:hint="default"/>
+        <w:sz w:val="20"/>
+      </w:rPr>
+    </w:lvl>
+    <w:lvl w:ilvl="6" w:tentative="1">
+      <w:start w:val="1"/>
+      <w:numFmt w:val="bullet"/>
+      <w:lvlText w:val=""/>
+      <w:lvlJc w:val="left"/>
+      <w:pPr>
+        <w:tabs>
+          <w:tab w:val="num" w:pos="5040"/>
+        </w:tabs>
+        <w:ind w:left="5040" w:hanging="360"/>
+      </w:pPr>
+      <w:rPr>
+        <w:rFonts w:ascii="Wingdings" w:hAnsi="Wingdings" w:hint="default"/>
+        <w:sz w:val="20"/>
+      </w:rPr>
+    </w:lvl>
+    <w:lvl w:ilvl="7" w:tentative="1">
+      <w:start w:val="1"/>
+      <w:numFmt w:val="bullet"/>
+      <w:lvlText w:val=""/>
+      <w:lvlJc w:val="left"/>
+      <w:pPr>
+        <w:tabs>
+          <w:tab w:val="num" w:pos="5760"/>
+        </w:tabs>
+        <w:ind w:left="5760" w:hanging="360"/>
+      </w:pPr>
+      <w:rPr>
+        <w:rFonts w:ascii="Wingdings" w:hAnsi="Wingdings" w:hint="default"/>
+        <w:sz w:val="20"/>
+      </w:rPr>
+    </w:lvl>
+    <w:lvl w:ilvl="8" w:tentative="1">
+      <w:start w:val="1"/>
+      <w:numFmt w:val="bullet"/>
+      <w:lvlText w:val=""/>
+      <w:lvlJc w:val="left"/>
+      <w:pPr>
+        <w:tabs>
+          <w:tab w:val="num" w:pos="6480"/>
+        </w:tabs>
+        <w:ind w:left="6480" w:hanging="360"/>
+      </w:pPr>
+      <w:rPr>
+        <w:rFonts w:ascii="Wingdings" w:hAnsi="Wingdings" w:hint="default"/>
+        <w:sz w:val="20"/>
+      </w:rPr>
+    </w:lvl>
+  </w:abstractNum>
+  <w:abstractNum w:abstractNumId="23" w15:restartNumberingAfterBreak="0">
     <w:nsid w:val="4AB376C6"/>
     <w:multiLevelType w:val="multilevel"/>
     <w:tmpl w:val="9C7A5DF8"/>
@@ -6512,7 +7437,156 @@
       </w:rPr>
     </w:lvl>
   </w:abstractNum>
-  <w:abstractNum w:abstractNumId="21" w15:restartNumberingAfterBreak="0">
+  <w:abstractNum w:abstractNumId="24" w15:restartNumberingAfterBreak="0">
+    <w:nsid w:val="4E53074D"/>
+    <w:multiLevelType w:val="multilevel"/>
+    <w:tmpl w:val="89309A3C"/>
+    <w:lvl w:ilvl="0">
+      <w:start w:val="1"/>
+      <w:numFmt w:val="bullet"/>
+      <w:lvlText w:val=""/>
+      <w:lvlJc w:val="left"/>
+      <w:pPr>
+        <w:tabs>
+          <w:tab w:val="num" w:pos="720"/>
+        </w:tabs>
+        <w:ind w:left="720" w:hanging="360"/>
+      </w:pPr>
+      <w:rPr>
+        <w:rFonts w:ascii="Symbol" w:hAnsi="Symbol" w:hint="default"/>
+        <w:sz w:val="20"/>
+      </w:rPr>
+    </w:lvl>
+    <w:lvl w:ilvl="1" w:tentative="1">
+      <w:start w:val="1"/>
+      <w:numFmt w:val="bullet"/>
+      <w:lvlText w:val="o"/>
+      <w:lvlJc w:val="left"/>
+      <w:pPr>
+        <w:tabs>
+          <w:tab w:val="num" w:pos="1440"/>
+        </w:tabs>
+        <w:ind w:left="1440" w:hanging="360"/>
+      </w:pPr>
+      <w:rPr>
+        <w:rFonts w:ascii="Courier New" w:hAnsi="Courier New" w:hint="default"/>
+        <w:sz w:val="20"/>
+      </w:rPr>
+    </w:lvl>
+    <w:lvl w:ilvl="2" w:tentative="1">
+      <w:start w:val="1"/>
+      <w:numFmt w:val="bullet"/>
+      <w:lvlText w:val=""/>
+      <w:lvlJc w:val="left"/>
+      <w:pPr>
+        <w:tabs>
+          <w:tab w:val="num" w:pos="2160"/>
+        </w:tabs>
+        <w:ind w:left="2160" w:hanging="360"/>
+      </w:pPr>
+      <w:rPr>
+        <w:rFonts w:ascii="Wingdings" w:hAnsi="Wingdings" w:hint="default"/>
+        <w:sz w:val="20"/>
+      </w:rPr>
+    </w:lvl>
+    <w:lvl w:ilvl="3" w:tentative="1">
+      <w:start w:val="1"/>
+      <w:numFmt w:val="bullet"/>
+      <w:lvlText w:val=""/>
+      <w:lvlJc w:val="left"/>
+      <w:pPr>
+        <w:tabs>
+          <w:tab w:val="num" w:pos="2880"/>
+        </w:tabs>
+        <w:ind w:left="2880" w:hanging="360"/>
+      </w:pPr>
+      <w:rPr>
+        <w:rFonts w:ascii="Wingdings" w:hAnsi="Wingdings" w:hint="default"/>
+        <w:sz w:val="20"/>
+      </w:rPr>
+    </w:lvl>
+    <w:lvl w:ilvl="4" w:tentative="1">
+      <w:start w:val="1"/>
+      <w:numFmt w:val="bullet"/>
+      <w:lvlText w:val=""/>
+      <w:lvlJc w:val="left"/>
+      <w:pPr>
+        <w:tabs>
+          <w:tab w:val="num" w:pos="3600"/>
+        </w:tabs>
+        <w:ind w:left="3600" w:hanging="360"/>
+      </w:pPr>
+      <w:rPr>
+        <w:rFonts w:ascii="Wingdings" w:hAnsi="Wingdings" w:hint="default"/>
+        <w:sz w:val="20"/>
+      </w:rPr>
+    </w:lvl>
+    <w:lvl w:ilvl="5" w:tentative="1">
+      <w:start w:val="1"/>
+      <w:numFmt w:val="bullet"/>
+      <w:lvlText w:val=""/>
+      <w:lvlJc w:val="left"/>
+      <w:pPr>
+        <w:tabs>
+          <w:tab w:val="num" w:pos="4320"/>
+        </w:tabs>
+        <w:ind w:left="4320" w:hanging="360"/>
+      </w:pPr>
+      <w:rPr>
+        <w:rFonts w:ascii="Wingdings" w:hAnsi="Wingdings" w:hint="default"/>
+        <w:sz w:val="20"/>
+      </w:rPr>
+    </w:lvl>
+    <w:lvl w:ilvl="6" w:tentative="1">
+      <w:start w:val="1"/>
+      <w:numFmt w:val="bullet"/>
+      <w:lvlText w:val=""/>
+      <w:lvlJc w:val="left"/>
+      <w:pPr>
+        <w:tabs>
+          <w:tab w:val="num" w:pos="5040"/>
+        </w:tabs>
+        <w:ind w:left="5040" w:hanging="360"/>
+      </w:pPr>
+      <w:rPr>
+        <w:rFonts w:ascii="Wingdings" w:hAnsi="Wingdings" w:hint="default"/>
+        <w:sz w:val="20"/>
+      </w:rPr>
+    </w:lvl>
+    <w:lvl w:ilvl="7" w:tentative="1">
+      <w:start w:val="1"/>
+      <w:numFmt w:val="bullet"/>
+      <w:lvlText w:val=""/>
+      <w:lvlJc w:val="left"/>
+      <w:pPr>
+        <w:tabs>
+          <w:tab w:val="num" w:pos="5760"/>
+        </w:tabs>
+        <w:ind w:left="5760" w:hanging="360"/>
+      </w:pPr>
+      <w:rPr>
+        <w:rFonts w:ascii="Wingdings" w:hAnsi="Wingdings" w:hint="default"/>
+        <w:sz w:val="20"/>
+      </w:rPr>
+    </w:lvl>
+    <w:lvl w:ilvl="8" w:tentative="1">
+      <w:start w:val="1"/>
+      <w:numFmt w:val="bullet"/>
+      <w:lvlText w:val=""/>
+      <w:lvlJc w:val="left"/>
+      <w:pPr>
+        <w:tabs>
+          <w:tab w:val="num" w:pos="6480"/>
+        </w:tabs>
+        <w:ind w:left="6480" w:hanging="360"/>
+      </w:pPr>
+      <w:rPr>
+        <w:rFonts w:ascii="Wingdings" w:hAnsi="Wingdings" w:hint="default"/>
+        <w:sz w:val="20"/>
+      </w:rPr>
+    </w:lvl>
+  </w:abstractNum>
+  <w:abstractNum w:abstractNumId="25" w15:restartNumberingAfterBreak="0">
     <w:nsid w:val="50836648"/>
     <w:multiLevelType w:val="multilevel"/>
     <w:tmpl w:val="6A90B294"/>
@@ -6661,7 +7735,7 @@
       </w:rPr>
     </w:lvl>
   </w:abstractNum>
-  <w:abstractNum w:abstractNumId="22" w15:restartNumberingAfterBreak="0">
+  <w:abstractNum w:abstractNumId="26" w15:restartNumberingAfterBreak="0">
     <w:nsid w:val="508D797E"/>
     <w:multiLevelType w:val="hybridMultilevel"/>
     <w:tmpl w:val="556EEDB2"/>
@@ -6774,7 +7848,7 @@
       </w:rPr>
     </w:lvl>
   </w:abstractNum>
-  <w:abstractNum w:abstractNumId="23" w15:restartNumberingAfterBreak="0">
+  <w:abstractNum w:abstractNumId="27" w15:restartNumberingAfterBreak="0">
     <w:nsid w:val="52281BD5"/>
     <w:multiLevelType w:val="multilevel"/>
     <w:tmpl w:val="0030700A"/>
@@ -6923,7 +7997,7 @@
       </w:rPr>
     </w:lvl>
   </w:abstractNum>
-  <w:abstractNum w:abstractNumId="24" w15:restartNumberingAfterBreak="0">
+  <w:abstractNum w:abstractNumId="28" w15:restartNumberingAfterBreak="0">
     <w:nsid w:val="5DC17DA9"/>
     <w:multiLevelType w:val="multilevel"/>
     <w:tmpl w:val="41D4E5F8"/>
@@ -7072,7 +8146,7 @@
       </w:rPr>
     </w:lvl>
   </w:abstractNum>
-  <w:abstractNum w:abstractNumId="25" w15:restartNumberingAfterBreak="0">
+  <w:abstractNum w:abstractNumId="29" w15:restartNumberingAfterBreak="0">
     <w:nsid w:val="614F52F5"/>
     <w:multiLevelType w:val="multilevel"/>
     <w:tmpl w:val="A172316E"/>
@@ -7221,7 +8295,7 @@
       </w:rPr>
     </w:lvl>
   </w:abstractNum>
-  <w:abstractNum w:abstractNumId="26" w15:restartNumberingAfterBreak="0">
+  <w:abstractNum w:abstractNumId="30" w15:restartNumberingAfterBreak="0">
     <w:nsid w:val="6B102012"/>
     <w:multiLevelType w:val="multilevel"/>
     <w:tmpl w:val="20641A12"/>
@@ -7370,7 +8444,7 @@
       </w:rPr>
     </w:lvl>
   </w:abstractNum>
-  <w:abstractNum w:abstractNumId="27" w15:restartNumberingAfterBreak="0">
+  <w:abstractNum w:abstractNumId="31" w15:restartNumberingAfterBreak="0">
     <w:nsid w:val="6E9355F5"/>
     <w:multiLevelType w:val="multilevel"/>
     <w:tmpl w:val="DADCB1BC"/>
@@ -7519,7 +8593,7 @@
       </w:rPr>
     </w:lvl>
   </w:abstractNum>
-  <w:abstractNum w:abstractNumId="28" w15:restartNumberingAfterBreak="0">
+  <w:abstractNum w:abstractNumId="32" w15:restartNumberingAfterBreak="0">
     <w:nsid w:val="74814AB1"/>
     <w:multiLevelType w:val="multilevel"/>
     <w:tmpl w:val="69DED948"/>
@@ -7668,7 +8742,7 @@
       </w:rPr>
     </w:lvl>
   </w:abstractNum>
-  <w:abstractNum w:abstractNumId="29" w15:restartNumberingAfterBreak="0">
+  <w:abstractNum w:abstractNumId="33" w15:restartNumberingAfterBreak="0">
     <w:nsid w:val="769C0112"/>
     <w:multiLevelType w:val="multilevel"/>
     <w:tmpl w:val="9EB4EC74"/>
@@ -7817,7 +8891,7 @@
       </w:rPr>
     </w:lvl>
   </w:abstractNum>
-  <w:abstractNum w:abstractNumId="30" w15:restartNumberingAfterBreak="0">
+  <w:abstractNum w:abstractNumId="34" w15:restartNumberingAfterBreak="0">
     <w:nsid w:val="77E43070"/>
     <w:multiLevelType w:val="multilevel"/>
     <w:tmpl w:val="D076D0E2"/>
@@ -7966,7 +9040,7 @@
       </w:rPr>
     </w:lvl>
   </w:abstractNum>
-  <w:abstractNum w:abstractNumId="31" w15:restartNumberingAfterBreak="0">
+  <w:abstractNum w:abstractNumId="35" w15:restartNumberingAfterBreak="0">
     <w:nsid w:val="7AEB4BCD"/>
     <w:multiLevelType w:val="multilevel"/>
     <w:tmpl w:val="7B7236C6"/>
@@ -8115,7 +9189,7 @@
       </w:rPr>
     </w:lvl>
   </w:abstractNum>
-  <w:abstractNum w:abstractNumId="32" w15:restartNumberingAfterBreak="0">
+  <w:abstractNum w:abstractNumId="36" w15:restartNumberingAfterBreak="0">
     <w:nsid w:val="7B8E5330"/>
     <w:multiLevelType w:val="multilevel"/>
     <w:tmpl w:val="20A0F7AA"/>
@@ -8265,19 +9339,19 @@
     </w:lvl>
   </w:abstractNum>
   <w:num w:numId="1" w16cid:durableId="732780380">
+    <w:abstractNumId w:val="30"/>
+  </w:num>
+  <w:num w:numId="2" w16cid:durableId="1205212171">
+    <w:abstractNumId w:val="34"/>
+  </w:num>
+  <w:num w:numId="3" w16cid:durableId="196161292">
     <w:abstractNumId w:val="26"/>
   </w:num>
-  <w:num w:numId="2" w16cid:durableId="1205212171">
-    <w:abstractNumId w:val="30"/>
-  </w:num>
-  <w:num w:numId="3" w16cid:durableId="196161292">
-    <w:abstractNumId w:val="22"/>
-  </w:num>
   <w:num w:numId="4" w16cid:durableId="1709642110">
-    <w:abstractNumId w:val="19"/>
+    <w:abstractNumId w:val="21"/>
   </w:num>
   <w:num w:numId="5" w16cid:durableId="42826509">
-    <w:abstractNumId w:val="15"/>
+    <w:abstractNumId w:val="17"/>
   </w:num>
   <w:num w:numId="6" w16cid:durableId="1868789560">
     <w:abstractNumId w:val="7"/>
@@ -8286,49 +9360,49 @@
     <w:abstractNumId w:val="3"/>
   </w:num>
   <w:num w:numId="8" w16cid:durableId="1137836863">
-    <w:abstractNumId w:val="17"/>
+    <w:abstractNumId w:val="19"/>
   </w:num>
   <w:num w:numId="9" w16cid:durableId="79523273">
     <w:abstractNumId w:val="9"/>
   </w:num>
   <w:num w:numId="10" w16cid:durableId="721826108">
-    <w:abstractNumId w:val="20"/>
+    <w:abstractNumId w:val="23"/>
   </w:num>
   <w:num w:numId="11" w16cid:durableId="30887520">
     <w:abstractNumId w:val="4"/>
   </w:num>
   <w:num w:numId="12" w16cid:durableId="2061174323">
+    <w:abstractNumId w:val="31"/>
+  </w:num>
+  <w:num w:numId="13" w16cid:durableId="1159543457">
     <w:abstractNumId w:val="27"/>
   </w:num>
-  <w:num w:numId="13" w16cid:durableId="1159543457">
-    <w:abstractNumId w:val="23"/>
-  </w:num>
   <w:num w:numId="14" w16cid:durableId="774129713">
-    <w:abstractNumId w:val="28"/>
+    <w:abstractNumId w:val="32"/>
   </w:num>
   <w:num w:numId="15" w16cid:durableId="925116636">
-    <w:abstractNumId w:val="14"/>
+    <w:abstractNumId w:val="16"/>
   </w:num>
   <w:num w:numId="16" w16cid:durableId="1091006472">
-    <w:abstractNumId w:val="18"/>
+    <w:abstractNumId w:val="20"/>
   </w:num>
   <w:num w:numId="17" w16cid:durableId="354162905">
-    <w:abstractNumId w:val="12"/>
+    <w:abstractNumId w:val="13"/>
   </w:num>
   <w:num w:numId="18" w16cid:durableId="604189869">
-    <w:abstractNumId w:val="16"/>
+    <w:abstractNumId w:val="18"/>
   </w:num>
   <w:num w:numId="19" w16cid:durableId="251547852">
     <w:abstractNumId w:val="0"/>
   </w:num>
   <w:num w:numId="20" w16cid:durableId="1810975573">
-    <w:abstractNumId w:val="25"/>
+    <w:abstractNumId w:val="29"/>
   </w:num>
   <w:num w:numId="21" w16cid:durableId="402529878">
-    <w:abstractNumId w:val="11"/>
+    <w:abstractNumId w:val="12"/>
   </w:num>
   <w:num w:numId="22" w16cid:durableId="1379739779">
-    <w:abstractNumId w:val="31"/>
+    <w:abstractNumId w:val="35"/>
   </w:num>
   <w:num w:numId="23" w16cid:durableId="1532919420">
     <w:abstractNumId w:val="8"/>
@@ -8337,19 +9411,19 @@
     <w:abstractNumId w:val="2"/>
   </w:num>
   <w:num w:numId="25" w16cid:durableId="987518785">
-    <w:abstractNumId w:val="21"/>
+    <w:abstractNumId w:val="25"/>
   </w:num>
   <w:num w:numId="26" w16cid:durableId="1552688828">
-    <w:abstractNumId w:val="29"/>
+    <w:abstractNumId w:val="33"/>
   </w:num>
   <w:num w:numId="27" w16cid:durableId="1271737230">
-    <w:abstractNumId w:val="10"/>
+    <w:abstractNumId w:val="11"/>
   </w:num>
   <w:num w:numId="28" w16cid:durableId="999430688">
     <w:abstractNumId w:val="5"/>
   </w:num>
   <w:num w:numId="29" w16cid:durableId="1930000970">
-    <w:abstractNumId w:val="32"/>
+    <w:abstractNumId w:val="36"/>
   </w:num>
   <w:num w:numId="30" w16cid:durableId="1324889988">
     <w:abstractNumId w:val="6"/>
@@ -8358,10 +9432,22 @@
     <w:abstractNumId w:val="1"/>
   </w:num>
   <w:num w:numId="32" w16cid:durableId="255795485">
+    <w:abstractNumId w:val="28"/>
+  </w:num>
+  <w:num w:numId="33" w16cid:durableId="1571430232">
+    <w:abstractNumId w:val="15"/>
+  </w:num>
+  <w:num w:numId="34" w16cid:durableId="2065982242">
+    <w:abstractNumId w:val="22"/>
+  </w:num>
+  <w:num w:numId="35" w16cid:durableId="590091406">
+    <w:abstractNumId w:val="14"/>
+  </w:num>
+  <w:num w:numId="36" w16cid:durableId="1317806062">
     <w:abstractNumId w:val="24"/>
   </w:num>
-  <w:num w:numId="33" w16cid:durableId="1571430232">
-    <w:abstractNumId w:val="13"/>
+  <w:num w:numId="37" w16cid:durableId="476723048">
+    <w:abstractNumId w:val="10"/>
   </w:num>
   <w:numIdMacAtCleanup w:val="2"/>
 </w:numbering>

--- a/lib/Myresume.DOCX
+++ b/lib/Myresume.DOCX
@@ -248,6 +248,9 @@
         <w:r>
           <w:t>‬</w:t>
         </w:r>
+        <w:r>
+          <w:t>‬</w:t>
+        </w:r>
       </w:dir>
     </w:p>
     <w:p>
@@ -311,7 +314,29 @@
           <w:szCs w:val="21"/>
           <w:lang w:val="en-US"/>
         </w:rPr>
-        <w:t xml:space="preserve"> Engineer with 3+ years of hands-on experience</w:t>
+        <w:t xml:space="preserve"> Engineer with </w:t>
+      </w:r>
+      <w:r>
+        <w:rPr>
+          <w:rFonts w:cstheme="minorHAnsi"/>
+          <w:b/>
+          <w:bCs/>
+          <w:sz w:val="21"/>
+          <w:szCs w:val="21"/>
+          <w:lang w:val="en-US"/>
+        </w:rPr>
+        <w:t>5</w:t>
+      </w:r>
+      <w:r>
+        <w:rPr>
+          <w:rFonts w:cstheme="minorHAnsi"/>
+          <w:b/>
+          <w:bCs/>
+          <w:sz w:val="21"/>
+          <w:szCs w:val="21"/>
+          <w:lang w:val="en-US"/>
+        </w:rPr>
+        <w:t>+ years of hands-on experience</w:t>
       </w:r>
       <w:r>
         <w:rPr>
@@ -446,31 +471,7 @@
           <w:szCs w:val="21"/>
           <w:lang w:val="en-US"/>
         </w:rPr>
-        <w:t xml:space="preserve">Python, TensorFlow, </w:t>
-      </w:r>
-      <w:proofErr w:type="spellStart"/>
-      <w:r>
-        <w:rPr>
-          <w:rFonts w:cstheme="minorHAnsi"/>
-          <w:b/>
-          <w:bCs/>
-          <w:sz w:val="21"/>
-          <w:szCs w:val="21"/>
-          <w:lang w:val="en-US"/>
-        </w:rPr>
-        <w:t>PyTorch</w:t>
-      </w:r>
-      <w:proofErr w:type="spellEnd"/>
-      <w:r>
-        <w:rPr>
-          <w:rFonts w:cstheme="minorHAnsi"/>
-          <w:b/>
-          <w:bCs/>
-          <w:sz w:val="21"/>
-          <w:szCs w:val="21"/>
-          <w:lang w:val="en-US"/>
-        </w:rPr>
-        <w:t>, Scikit-learn, Apache Spark, Pandas, NumPy, and SQL</w:t>
+        <w:t>Python, TensorFlow, PyTorch, Scikit-learn, Apache Spark, Pandas, NumPy, and SQL</w:t>
       </w:r>
       <w:r>
         <w:rPr>
@@ -515,31 +516,7 @@
           <w:szCs w:val="21"/>
           <w:lang w:val="en-US"/>
         </w:rPr>
-        <w:t xml:space="preserve">AWS SageMaker, </w:t>
-      </w:r>
-      <w:proofErr w:type="spellStart"/>
-      <w:r>
-        <w:rPr>
-          <w:rFonts w:cstheme="minorHAnsi"/>
-          <w:b/>
-          <w:bCs/>
-          <w:sz w:val="21"/>
-          <w:szCs w:val="21"/>
-          <w:lang w:val="en-US"/>
-        </w:rPr>
-        <w:t>MLflow</w:t>
-      </w:r>
-      <w:proofErr w:type="spellEnd"/>
-      <w:r>
-        <w:rPr>
-          <w:rFonts w:cstheme="minorHAnsi"/>
-          <w:b/>
-          <w:bCs/>
-          <w:sz w:val="21"/>
-          <w:szCs w:val="21"/>
-          <w:lang w:val="en-US"/>
-        </w:rPr>
-        <w:t>, Docker, GitHub Actions, REST APIs, and containerized services</w:t>
+        <w:t>AWS SageMaker, MLflow, Docker, GitHub Actions, REST APIs, and containerized services</w:t>
       </w:r>
       <w:r>
         <w:rPr>
@@ -593,47 +570,7 @@
           <w:szCs w:val="21"/>
           <w:lang w:val="en-US"/>
         </w:rPr>
-        <w:t xml:space="preserve">, including AWS Bedrock, Hugging Face, </w:t>
-      </w:r>
-      <w:proofErr w:type="spellStart"/>
-      <w:r>
-        <w:rPr>
-          <w:rFonts w:cstheme="minorHAnsi"/>
-          <w:sz w:val="21"/>
-          <w:szCs w:val="21"/>
-          <w:lang w:val="en-US"/>
-        </w:rPr>
-        <w:t>LangChain</w:t>
-      </w:r>
-      <w:proofErr w:type="spellEnd"/>
-      <w:r>
-        <w:rPr>
-          <w:rFonts w:cstheme="minorHAnsi"/>
-          <w:sz w:val="21"/>
-          <w:szCs w:val="21"/>
-          <w:lang w:val="en-US"/>
-        </w:rPr>
-        <w:t xml:space="preserve">, </w:t>
-      </w:r>
-      <w:proofErr w:type="spellStart"/>
-      <w:r>
-        <w:rPr>
-          <w:rFonts w:cstheme="minorHAnsi"/>
-          <w:sz w:val="21"/>
-          <w:szCs w:val="21"/>
-          <w:lang w:val="en-US"/>
-        </w:rPr>
-        <w:t>LlamaIndex</w:t>
-      </w:r>
-      <w:proofErr w:type="spellEnd"/>
-      <w:r>
-        <w:rPr>
-          <w:rFonts w:cstheme="minorHAnsi"/>
-          <w:sz w:val="21"/>
-          <w:szCs w:val="21"/>
-          <w:lang w:val="en-US"/>
-        </w:rPr>
-        <w:t>, RAG, embeddings, NLP, and LLM-powered application development.</w:t>
+        <w:t>, including AWS Bedrock, Hugging Face, LangChain, LlamaIndex, RAG, embeddings, NLP, and LLM-powered application development.</w:t>
       </w:r>
     </w:p>
     <w:p>
@@ -660,7 +597,6 @@
         </w:rPr>
         <w:t xml:space="preserve">Strong understanding of </w:t>
       </w:r>
-      <w:proofErr w:type="spellStart"/>
       <w:r>
         <w:rPr>
           <w:rFonts w:cstheme="minorHAnsi"/>
@@ -670,19 +606,7 @@
           <w:szCs w:val="21"/>
           <w:lang w:val="en-US"/>
         </w:rPr>
-        <w:t>MLOps</w:t>
-      </w:r>
-      <w:proofErr w:type="spellEnd"/>
-      <w:r>
-        <w:rPr>
-          <w:rFonts w:cstheme="minorHAnsi"/>
-          <w:b/>
-          <w:bCs/>
-          <w:sz w:val="21"/>
-          <w:szCs w:val="21"/>
-          <w:lang w:val="en-US"/>
-        </w:rPr>
-        <w:t xml:space="preserve"> practices</w:t>
+        <w:t>MLOps practices</w:t>
       </w:r>
       <w:r>
         <w:rPr>
@@ -916,27 +840,7 @@
           <w:szCs w:val="21"/>
           <w:lang w:val="en-US"/>
         </w:rPr>
-        <w:t xml:space="preserve"> and open to full-time opportunities in Artificial Intelligence Engineering, Machine Learning Engineering, Generative AI, Applied AI, LLM applications, and </w:t>
-      </w:r>
-      <w:proofErr w:type="spellStart"/>
-      <w:r>
-        <w:rPr>
-          <w:rFonts w:cstheme="minorHAnsi"/>
-          <w:sz w:val="21"/>
-          <w:szCs w:val="21"/>
-          <w:lang w:val="en-US"/>
-        </w:rPr>
-        <w:t>MLOps</w:t>
-      </w:r>
-      <w:proofErr w:type="spellEnd"/>
-      <w:r>
-        <w:rPr>
-          <w:rFonts w:cstheme="minorHAnsi"/>
-          <w:sz w:val="21"/>
-          <w:szCs w:val="21"/>
-          <w:lang w:val="en-US"/>
-        </w:rPr>
-        <w:t>.</w:t>
+        <w:t xml:space="preserve"> and open to full-time opportunities in Artificial Intelligence Engineering, Machine Learning Engineering, Generative AI, Applied AI, LLM applications, and MLOps.</w:t>
       </w:r>
     </w:p>
     <w:p>
@@ -958,7 +862,7 @@
           <w:lang w:val="en-US"/>
         </w:rPr>
         <w:pict w14:anchorId="465C3E5E">
-          <v:rect id="_x0000_i1078" style="width:0;height:1.5pt" o:hralign="center" o:hrstd="t" o:hr="t" fillcolor="#a0a0a0" stroked="f"/>
+          <v:rect id="_x0000_i1025" style="width:0;height:1.5pt" o:hralign="center" o:hrstd="t" o:hr="t" fillcolor="#a0a0a0" stroked="f"/>
         </w:pict>
       </w:r>
     </w:p>
@@ -1132,47 +1036,7 @@
                 <w:szCs w:val="21"/>
                 <w:lang w:val="en-US"/>
               </w:rPr>
-              <w:t xml:space="preserve">Large Language Models, RAG, AWS Bedrock, </w:t>
-            </w:r>
-            <w:proofErr w:type="spellStart"/>
-            <w:r>
-              <w:rPr>
-                <w:rFonts w:cstheme="minorHAnsi"/>
-                <w:sz w:val="21"/>
-                <w:szCs w:val="21"/>
-                <w:lang w:val="en-US"/>
-              </w:rPr>
-              <w:t>LangChain</w:t>
-            </w:r>
-            <w:proofErr w:type="spellEnd"/>
-            <w:r>
-              <w:rPr>
-                <w:rFonts w:cstheme="minorHAnsi"/>
-                <w:sz w:val="21"/>
-                <w:szCs w:val="21"/>
-                <w:lang w:val="en-US"/>
-              </w:rPr>
-              <w:t xml:space="preserve">, </w:t>
-            </w:r>
-            <w:proofErr w:type="spellStart"/>
-            <w:r>
-              <w:rPr>
-                <w:rFonts w:cstheme="minorHAnsi"/>
-                <w:sz w:val="21"/>
-                <w:szCs w:val="21"/>
-                <w:lang w:val="en-US"/>
-              </w:rPr>
-              <w:t>LlamaIndex</w:t>
-            </w:r>
-            <w:proofErr w:type="spellEnd"/>
-            <w:r>
-              <w:rPr>
-                <w:rFonts w:cstheme="minorHAnsi"/>
-                <w:sz w:val="21"/>
-                <w:szCs w:val="21"/>
-                <w:lang w:val="en-US"/>
-              </w:rPr>
-              <w:t>, Hugging Face Transformers, Embeddings, AI Agents, Prompt Engineering, LLM Applications</w:t>
+              <w:t>Large Language Models, RAG, AWS Bedrock, LangChain, LlamaIndex, Hugging Face Transformers, Embeddings, AI Agents, Prompt Engineering, LLM Applications</w:t>
             </w:r>
           </w:p>
         </w:tc>
@@ -1298,27 +1162,7 @@
                 <w:szCs w:val="21"/>
                 <w:lang w:val="en-US"/>
               </w:rPr>
-              <w:t xml:space="preserve">TensorFlow, </w:t>
-            </w:r>
-            <w:proofErr w:type="spellStart"/>
-            <w:r>
-              <w:rPr>
-                <w:rFonts w:cstheme="minorHAnsi"/>
-                <w:sz w:val="21"/>
-                <w:szCs w:val="21"/>
-                <w:lang w:val="en-US"/>
-              </w:rPr>
-              <w:t>PyTorch</w:t>
-            </w:r>
-            <w:proofErr w:type="spellEnd"/>
-            <w:r>
-              <w:rPr>
-                <w:rFonts w:cstheme="minorHAnsi"/>
-                <w:sz w:val="21"/>
-                <w:szCs w:val="21"/>
-                <w:lang w:val="en-US"/>
-              </w:rPr>
-              <w:t>, Scikit-learn, Apache Spark</w:t>
+              <w:t>TensorFlow, PyTorch, Scikit-learn, Apache Spark</w:t>
             </w:r>
           </w:p>
         </w:tc>
@@ -1381,27 +1225,7 @@
                 <w:szCs w:val="21"/>
                 <w:lang w:val="en-US"/>
               </w:rPr>
-              <w:t xml:space="preserve">Hugging Face, NLTK, </w:t>
-            </w:r>
-            <w:proofErr w:type="spellStart"/>
-            <w:r>
-              <w:rPr>
-                <w:rFonts w:cstheme="minorHAnsi"/>
-                <w:sz w:val="21"/>
-                <w:szCs w:val="21"/>
-                <w:lang w:val="en-US"/>
-              </w:rPr>
-              <w:t>SpaCy</w:t>
-            </w:r>
-            <w:proofErr w:type="spellEnd"/>
-            <w:r>
-              <w:rPr>
-                <w:rFonts w:cstheme="minorHAnsi"/>
-                <w:sz w:val="21"/>
-                <w:szCs w:val="21"/>
-                <w:lang w:val="en-US"/>
-              </w:rPr>
-              <w:t>, Transformers, CNN, RNN, LSTM, OpenCV, Tesseract</w:t>
+              <w:t>Hugging Face, NLTK, SpaCy, Transformers, CNN, RNN, LSTM, OpenCV, Tesseract</w:t>
             </w:r>
           </w:p>
         </w:tc>
@@ -1553,7 +1377,6 @@
                 <w:lang w:val="en-US"/>
               </w:rPr>
             </w:pPr>
-            <w:proofErr w:type="spellStart"/>
             <w:r>
               <w:rPr>
                 <w:rFonts w:cstheme="minorHAnsi"/>
@@ -1563,19 +1386,7 @@
                 <w:szCs w:val="21"/>
                 <w:lang w:val="en-US"/>
               </w:rPr>
-              <w:t>MLOps</w:t>
-            </w:r>
-            <w:proofErr w:type="spellEnd"/>
-            <w:r>
-              <w:rPr>
-                <w:rFonts w:cstheme="minorHAnsi"/>
-                <w:b/>
-                <w:bCs/>
-                <w:sz w:val="21"/>
-                <w:szCs w:val="21"/>
-                <w:lang w:val="en-US"/>
-              </w:rPr>
-              <w:t xml:space="preserve"> &amp; Deployment</w:t>
+              <w:t>MLOps &amp; Deployment</w:t>
             </w:r>
           </w:p>
         </w:tc>
@@ -1596,7 +1407,6 @@
                 <w:lang w:val="en-US"/>
               </w:rPr>
             </w:pPr>
-            <w:proofErr w:type="spellStart"/>
             <w:r>
               <w:rPr>
                 <w:rFonts w:cstheme="minorHAnsi"/>
@@ -1604,17 +1414,7 @@
                 <w:szCs w:val="21"/>
                 <w:lang w:val="en-US"/>
               </w:rPr>
-              <w:t>MLflow</w:t>
-            </w:r>
-            <w:proofErr w:type="spellEnd"/>
-            <w:r>
-              <w:rPr>
-                <w:rFonts w:cstheme="minorHAnsi"/>
-                <w:sz w:val="21"/>
-                <w:szCs w:val="21"/>
-                <w:lang w:val="en-US"/>
-              </w:rPr>
-              <w:t>, Docker, GitHub Actions, CI/CD, REST APIs, Model Deployment, Model Monitoring, Containerized ML Services, Infrastructure as Code</w:t>
+              <w:t>MLflow, Docker, GitHub Actions, CI/CD, REST APIs, Model Deployment, Model Monitoring, Containerized ML Services, Infrastructure as Code</w:t>
             </w:r>
           </w:p>
         </w:tc>
@@ -1828,7 +1628,7 @@
           <w:lang w:val="en-US"/>
         </w:rPr>
         <w:pict w14:anchorId="5BD16F64">
-          <v:rect id="_x0000_i1079" style="width:0;height:1.5pt" o:hralign="center" o:hrstd="t" o:hr="t" fillcolor="#a0a0a0" stroked="f"/>
+          <v:rect id="_x0000_i1026" style="width:0;height:1.5pt" o:hralign="center" o:hrstd="t" o:hr="t" fillcolor="#a0a0a0" stroked="f"/>
         </w:pict>
       </w:r>
     </w:p>
@@ -2011,31 +1811,7 @@
           <w:szCs w:val="21"/>
           <w:lang w:val="en-US"/>
         </w:rPr>
-        <w:t xml:space="preserve">Python, TensorFlow, </w:t>
-      </w:r>
-      <w:proofErr w:type="spellStart"/>
-      <w:r>
-        <w:rPr>
-          <w:rFonts w:cstheme="minorHAnsi"/>
-          <w:b/>
-          <w:bCs/>
-          <w:sz w:val="21"/>
-          <w:szCs w:val="21"/>
-          <w:lang w:val="en-US"/>
-        </w:rPr>
-        <w:t>PyTorch</w:t>
-      </w:r>
-      <w:proofErr w:type="spellEnd"/>
-      <w:r>
-        <w:rPr>
-          <w:rFonts w:cstheme="minorHAnsi"/>
-          <w:b/>
-          <w:bCs/>
-          <w:sz w:val="21"/>
-          <w:szCs w:val="21"/>
-          <w:lang w:val="en-US"/>
-        </w:rPr>
-        <w:t>, and Scikit-learn</w:t>
+        <w:t>Python, TensorFlow, PyTorch, and Scikit-learn</w:t>
       </w:r>
       <w:r>
         <w:rPr>
@@ -2135,47 +1911,7 @@
           <w:szCs w:val="21"/>
           <w:lang w:val="en-US"/>
         </w:rPr>
-        <w:t xml:space="preserve">, exploring RAG, embeddings, prompt orchestration, Hugging Face models, </w:t>
-      </w:r>
-      <w:proofErr w:type="spellStart"/>
-      <w:r>
-        <w:rPr>
-          <w:rFonts w:cstheme="minorHAnsi"/>
-          <w:sz w:val="21"/>
-          <w:szCs w:val="21"/>
-          <w:lang w:val="en-US"/>
-        </w:rPr>
-        <w:t>LangChain</w:t>
-      </w:r>
-      <w:proofErr w:type="spellEnd"/>
-      <w:r>
-        <w:rPr>
-          <w:rFonts w:cstheme="minorHAnsi"/>
-          <w:sz w:val="21"/>
-          <w:szCs w:val="21"/>
-          <w:lang w:val="en-US"/>
-        </w:rPr>
-        <w:t xml:space="preserve">, </w:t>
-      </w:r>
-      <w:proofErr w:type="spellStart"/>
-      <w:r>
-        <w:rPr>
-          <w:rFonts w:cstheme="minorHAnsi"/>
-          <w:sz w:val="21"/>
-          <w:szCs w:val="21"/>
-          <w:lang w:val="en-US"/>
-        </w:rPr>
-        <w:t>LlamaIndex</w:t>
-      </w:r>
-      <w:proofErr w:type="spellEnd"/>
-      <w:r>
-        <w:rPr>
-          <w:rFonts w:cstheme="minorHAnsi"/>
-          <w:sz w:val="21"/>
-          <w:szCs w:val="21"/>
-          <w:lang w:val="en-US"/>
-        </w:rPr>
-        <w:t>, and AWS Bedrock for enterprise AI use cases.</w:t>
+        <w:t>, exploring RAG, embeddings, prompt orchestration, Hugging Face models, LangChain, LlamaIndex, and AWS Bedrock for enterprise AI use cases.</w:t>
       </w:r>
     </w:p>
     <w:p>
@@ -2292,7 +2028,6 @@
         </w:rPr>
         <w:t xml:space="preserve">Apply </w:t>
       </w:r>
-      <w:proofErr w:type="spellStart"/>
       <w:r>
         <w:rPr>
           <w:rFonts w:cstheme="minorHAnsi"/>
@@ -2304,7 +2039,6 @@
         </w:rPr>
         <w:t>MLflow</w:t>
       </w:r>
-      <w:proofErr w:type="spellEnd"/>
       <w:r>
         <w:rPr>
           <w:rFonts w:cstheme="minorHAnsi"/>
@@ -2549,87 +2283,7 @@
           <w:szCs w:val="21"/>
           <w:lang w:val="en-US"/>
         </w:rPr>
-        <w:t xml:space="preserve"> Python, TensorFlow, </w:t>
-      </w:r>
-      <w:proofErr w:type="spellStart"/>
-      <w:r>
-        <w:rPr>
-          <w:rFonts w:cstheme="minorHAnsi"/>
-          <w:sz w:val="21"/>
-          <w:szCs w:val="21"/>
-          <w:lang w:val="en-US"/>
-        </w:rPr>
-        <w:t>PyTorch</w:t>
-      </w:r>
-      <w:proofErr w:type="spellEnd"/>
-      <w:r>
-        <w:rPr>
-          <w:rFonts w:cstheme="minorHAnsi"/>
-          <w:sz w:val="21"/>
-          <w:szCs w:val="21"/>
-          <w:lang w:val="en-US"/>
-        </w:rPr>
-        <w:t xml:space="preserve">, Scikit-learn, Pandas, NumPy, Apache Spark, AWS SageMaker, AWS Bedrock, Hugging Face, </w:t>
-      </w:r>
-      <w:proofErr w:type="spellStart"/>
-      <w:r>
-        <w:rPr>
-          <w:rFonts w:cstheme="minorHAnsi"/>
-          <w:sz w:val="21"/>
-          <w:szCs w:val="21"/>
-          <w:lang w:val="en-US"/>
-        </w:rPr>
-        <w:t>LangChain</w:t>
-      </w:r>
-      <w:proofErr w:type="spellEnd"/>
-      <w:r>
-        <w:rPr>
-          <w:rFonts w:cstheme="minorHAnsi"/>
-          <w:sz w:val="21"/>
-          <w:szCs w:val="21"/>
-          <w:lang w:val="en-US"/>
-        </w:rPr>
-        <w:t xml:space="preserve">, </w:t>
-      </w:r>
-      <w:proofErr w:type="spellStart"/>
-      <w:r>
-        <w:rPr>
-          <w:rFonts w:cstheme="minorHAnsi"/>
-          <w:sz w:val="21"/>
-          <w:szCs w:val="21"/>
-          <w:lang w:val="en-US"/>
-        </w:rPr>
-        <w:t>LlamaIndex</w:t>
-      </w:r>
-      <w:proofErr w:type="spellEnd"/>
-      <w:r>
-        <w:rPr>
-          <w:rFonts w:cstheme="minorHAnsi"/>
-          <w:sz w:val="21"/>
-          <w:szCs w:val="21"/>
-          <w:lang w:val="en-US"/>
-        </w:rPr>
-        <w:t xml:space="preserve">, </w:t>
-      </w:r>
-      <w:proofErr w:type="spellStart"/>
-      <w:r>
-        <w:rPr>
-          <w:rFonts w:cstheme="minorHAnsi"/>
-          <w:sz w:val="21"/>
-          <w:szCs w:val="21"/>
-          <w:lang w:val="en-US"/>
-        </w:rPr>
-        <w:t>MLflow</w:t>
-      </w:r>
-      <w:proofErr w:type="spellEnd"/>
-      <w:r>
-        <w:rPr>
-          <w:rFonts w:cstheme="minorHAnsi"/>
-          <w:sz w:val="21"/>
-          <w:szCs w:val="21"/>
-          <w:lang w:val="en-US"/>
-        </w:rPr>
-        <w:t>, Docker, GitHub Actions, SQL, PostgreSQL, REST APIs, JIRA</w:t>
+        <w:t xml:space="preserve"> Python, TensorFlow, PyTorch, Scikit-learn, Pandas, NumPy, Apache Spark, AWS SageMaker, AWS Bedrock, Hugging Face, LangChain, LlamaIndex, MLflow, Docker, GitHub Actions, SQL, PostgreSQL, REST APIs, JIRA</w:t>
       </w:r>
     </w:p>
     <w:p>
@@ -2651,7 +2305,7 @@
           <w:lang w:val="en-US"/>
         </w:rPr>
         <w:pict w14:anchorId="0CAB47F7">
-          <v:rect id="_x0000_i1080" style="width:0;height:1.5pt" o:hralign="center" o:hrstd="t" o:hr="t" fillcolor="#a0a0a0" stroked="f"/>
+          <v:rect id="_x0000_i1027" style="width:0;height:1.5pt" o:hralign="center" o:hrstd="t" o:hr="t" fillcolor="#a0a0a0" stroked="f"/>
         </w:pict>
       </w:r>
     </w:p>
@@ -2977,7 +2631,6 @@
         </w:rPr>
         <w:t xml:space="preserve">Used </w:t>
       </w:r>
-      <w:proofErr w:type="spellStart"/>
       <w:r>
         <w:rPr>
           <w:rFonts w:cstheme="minorHAnsi"/>
@@ -2989,7 +2642,6 @@
         </w:rPr>
         <w:t>MLflow</w:t>
       </w:r>
-      <w:proofErr w:type="spellEnd"/>
       <w:r>
         <w:rPr>
           <w:rFonts w:cstheme="minorHAnsi"/>
@@ -3234,27 +2886,7 @@
           <w:szCs w:val="21"/>
           <w:lang w:val="en-US"/>
         </w:rPr>
-        <w:t xml:space="preserve"> Python, TensorFlow, Scikit-learn, Pandas, NumPy, AWS SageMaker, </w:t>
-      </w:r>
-      <w:proofErr w:type="spellStart"/>
-      <w:r>
-        <w:rPr>
-          <w:rFonts w:cstheme="minorHAnsi"/>
-          <w:sz w:val="21"/>
-          <w:szCs w:val="21"/>
-          <w:lang w:val="en-US"/>
-        </w:rPr>
-        <w:t>MLflow</w:t>
-      </w:r>
-      <w:proofErr w:type="spellEnd"/>
-      <w:r>
-        <w:rPr>
-          <w:rFonts w:cstheme="minorHAnsi"/>
-          <w:sz w:val="21"/>
-          <w:szCs w:val="21"/>
-          <w:lang w:val="en-US"/>
-        </w:rPr>
-        <w:t>, Docker, PostgreSQL, SQL, Power BI, REST APIs, JIRA</w:t>
+        <w:t xml:space="preserve"> Python, TensorFlow, Scikit-learn, Pandas, NumPy, AWS SageMaker, MLflow, Docker, PostgreSQL, SQL, Power BI, REST APIs, JIRA</w:t>
       </w:r>
     </w:p>
     <w:p>
@@ -3276,7 +2908,7 @@
           <w:lang w:val="en-US"/>
         </w:rPr>
         <w:pict w14:anchorId="21F49324">
-          <v:rect id="_x0000_i1081" style="width:0;height:1.5pt" o:hralign="center" o:hrstd="t" o:hr="t" fillcolor="#a0a0a0" stroked="f"/>
+          <v:rect id="_x0000_i1028" style="width:0;height:1.5pt" o:hralign="center" o:hrstd="t" o:hr="t" fillcolor="#a0a0a0" stroked="f"/>
         </w:pict>
       </w:r>
     </w:p>
@@ -3350,7 +2982,29 @@
           <w:szCs w:val="21"/>
           <w:lang w:val="en-US"/>
         </w:rPr>
-        <w:t>July 2021 – August 2022</w:t>
+        <w:t>July 202</w:t>
+      </w:r>
+      <w:r>
+        <w:rPr>
+          <w:rFonts w:cstheme="minorHAnsi"/>
+          <w:b/>
+          <w:bCs/>
+          <w:sz w:val="21"/>
+          <w:szCs w:val="21"/>
+          <w:lang w:val="en-US"/>
+        </w:rPr>
+        <w:t>0</w:t>
+      </w:r>
+      <w:r>
+        <w:rPr>
+          <w:rFonts w:cstheme="minorHAnsi"/>
+          <w:b/>
+          <w:bCs/>
+          <w:sz w:val="21"/>
+          <w:szCs w:val="21"/>
+          <w:lang w:val="en-US"/>
+        </w:rPr>
+        <w:t xml:space="preserve"> – August 2022</w:t>
       </w:r>
     </w:p>
     <w:p>
@@ -3816,9 +3470,29 @@
           <w:szCs w:val="21"/>
           <w:lang w:val="en-US"/>
         </w:rPr>
-        <w:t xml:space="preserve">machine learning engineering and </w:t>
-      </w:r>
-      <w:proofErr w:type="spellStart"/>
+        <w:t>machine learning engineering and MLOps practices</w:t>
+      </w:r>
+      <w:r>
+        <w:rPr>
+          <w:rFonts w:cstheme="minorHAnsi"/>
+          <w:sz w:val="21"/>
+          <w:szCs w:val="21"/>
+          <w:lang w:val="en-US"/>
+        </w:rPr>
+        <w:t>.</w:t>
+      </w:r>
+    </w:p>
+    <w:p>
+      <w:pPr>
+        <w:spacing w:after="0" w:line="240" w:lineRule="auto"/>
+        <w:jc w:val="both"/>
+        <w:rPr>
+          <w:rFonts w:cstheme="minorHAnsi"/>
+          <w:sz w:val="21"/>
+          <w:szCs w:val="21"/>
+          <w:lang w:val="en-US"/>
+        </w:rPr>
+      </w:pPr>
       <w:r>
         <w:rPr>
           <w:rFonts w:cstheme="minorHAnsi"/>
@@ -3828,10 +3502,45 @@
           <w:szCs w:val="21"/>
           <w:lang w:val="en-US"/>
         </w:rPr>
-        <w:t>MLOps</w:t>
-      </w:r>
-      <w:proofErr w:type="spellEnd"/>
-      <w:r>
+        <w:t>Technologies Used:</w:t>
+      </w:r>
+      <w:r>
+        <w:rPr>
+          <w:rFonts w:cstheme="minorHAnsi"/>
+          <w:sz w:val="21"/>
+          <w:szCs w:val="21"/>
+          <w:lang w:val="en-US"/>
+        </w:rPr>
+        <w:t xml:space="preserve"> Python, Scikit-learn, Pandas, NumPy, SQL, PostgreSQL, Docker, Power BI, Matplotlib, Git, GitHub, REST APIs, JIRA</w:t>
+      </w:r>
+    </w:p>
+    <w:p>
+      <w:pPr>
+        <w:spacing w:after="0" w:line="240" w:lineRule="auto"/>
+        <w:jc w:val="both"/>
+        <w:rPr>
+          <w:rFonts w:cstheme="minorHAnsi"/>
+          <w:sz w:val="21"/>
+          <w:szCs w:val="21"/>
+          <w:lang w:val="en-US"/>
+        </w:rPr>
+      </w:pPr>
+      <w:r>
+        <w:rPr>
+          <w:rFonts w:cstheme="minorHAnsi"/>
+          <w:sz w:val="21"/>
+          <w:szCs w:val="21"/>
+          <w:lang w:val="en-US"/>
+        </w:rPr>
+        <w:pict w14:anchorId="3EBD9FB3">
+          <v:rect id="_x0000_i1029" style="width:0;height:1.5pt" o:hralign="center" o:hrstd="t" o:hr="t" fillcolor="#a0a0a0" stroked="f"/>
+        </w:pict>
+      </w:r>
+    </w:p>
+    <w:p>
+      <w:pPr>
+        <w:spacing w:after="0" w:line="240" w:lineRule="auto"/>
+        <w:jc w:val="both"/>
         <w:rPr>
           <w:rFonts w:cstheme="minorHAnsi"/>
           <w:b/>
@@ -3840,20 +3549,72 @@
           <w:szCs w:val="21"/>
           <w:lang w:val="en-US"/>
         </w:rPr>
-        <w:t xml:space="preserve"> practices</w:t>
-      </w:r>
-      <w:r>
-        <w:rPr>
-          <w:rFonts w:cstheme="minorHAnsi"/>
-          <w:sz w:val="21"/>
-          <w:szCs w:val="21"/>
-          <w:lang w:val="en-US"/>
-        </w:rPr>
-        <w:t>.</w:t>
+      </w:pPr>
+      <w:r>
+        <w:rPr>
+          <w:rFonts w:cstheme="minorHAnsi"/>
+          <w:b/>
+          <w:bCs/>
+          <w:sz w:val="21"/>
+          <w:szCs w:val="21"/>
+          <w:lang w:val="en-US"/>
+        </w:rPr>
+        <w:t>EDUCATION</w:t>
       </w:r>
     </w:p>
     <w:p>
       <w:pPr>
+        <w:rPr>
+          <w:lang w:val="en-US"/>
+        </w:rPr>
+      </w:pPr>
+      <w:r>
+        <w:rPr>
+          <w:lang w:val="en-US"/>
+        </w:rPr>
+        <w:t>Doctor of Business Administration (DBA) — Applied Artificial Intelligence</w:t>
+      </w:r>
+      <w:r>
+        <w:rPr>
+          <w:lang w:val="en-US"/>
+        </w:rPr>
+        <w:br/>
+      </w:r>
+      <w:r>
+        <w:rPr>
+          <w:lang w:val="en-US"/>
+        </w:rPr>
+        <w:t>Belhaven University</w:t>
+      </w:r>
+      <w:r>
+        <w:rPr>
+          <w:lang w:val="en-US"/>
+        </w:rPr>
+        <w:t xml:space="preserve"> | Currently Pursuing</w:t>
+      </w:r>
+    </w:p>
+    <w:p>
+      <w:pPr>
+        <w:rPr>
+          <w:lang w:val="en-US"/>
+        </w:rPr>
+      </w:pPr>
+      <w:r>
+        <w:rPr>
+          <w:lang w:val="en-US"/>
+        </w:rPr>
+        <w:t>Master of Science in Computer and Information Sciences</w:t>
+      </w:r>
+      <w:r>
+        <w:rPr>
+          <w:lang w:val="en-US"/>
+        </w:rPr>
+        <w:br/>
+        <w:t>University of Alabama at Birmingham</w:t>
+      </w:r>
+    </w:p>
+    <w:p>
+      <w:pPr>
         <w:spacing w:after="0" w:line="240" w:lineRule="auto"/>
         <w:jc w:val="both"/>
         <w:rPr>
@@ -3866,143 +3627,12 @@
       <w:r>
         <w:rPr>
           <w:rFonts w:cstheme="minorHAnsi"/>
-          <w:b/>
-          <w:bCs/>
-          <w:sz w:val="21"/>
-          <w:szCs w:val="21"/>
-          <w:lang w:val="en-US"/>
-        </w:rPr>
-        <w:t>Technologies Used:</w:t>
-      </w:r>
-      <w:r>
-        <w:rPr>
-          <w:rFonts w:cstheme="minorHAnsi"/>
-          <w:sz w:val="21"/>
-          <w:szCs w:val="21"/>
-          <w:lang w:val="en-US"/>
-        </w:rPr>
-        <w:t xml:space="preserve"> Python, Scikit-learn, Pandas, NumPy, SQL, PostgreSQL, Docker, Power BI, Matplotlib, Git, GitHub, REST APIs, JIRA</w:t>
-      </w:r>
-    </w:p>
-    <w:p>
-      <w:pPr>
-        <w:spacing w:after="0" w:line="240" w:lineRule="auto"/>
-        <w:jc w:val="both"/>
-        <w:rPr>
-          <w:rFonts w:cstheme="minorHAnsi"/>
-          <w:sz w:val="21"/>
-          <w:szCs w:val="21"/>
-          <w:lang w:val="en-US"/>
-        </w:rPr>
-      </w:pPr>
-      <w:r>
-        <w:rPr>
-          <w:rFonts w:cstheme="minorHAnsi"/>
-          <w:sz w:val="21"/>
-          <w:szCs w:val="21"/>
-          <w:lang w:val="en-US"/>
-        </w:rPr>
-        <w:pict w14:anchorId="3EBD9FB3">
-          <v:rect id="_x0000_i1082" style="width:0;height:1.5pt" o:hralign="center" o:hrstd="t" o:hr="t" fillcolor="#a0a0a0" stroked="f"/>
-        </w:pict>
-      </w:r>
-    </w:p>
-    <w:p>
-      <w:pPr>
-        <w:spacing w:after="0" w:line="240" w:lineRule="auto"/>
-        <w:jc w:val="both"/>
-        <w:rPr>
-          <w:rFonts w:cstheme="minorHAnsi"/>
-          <w:b/>
-          <w:bCs/>
-          <w:sz w:val="21"/>
-          <w:szCs w:val="21"/>
-          <w:lang w:val="en-US"/>
-        </w:rPr>
-      </w:pPr>
-      <w:r>
-        <w:rPr>
-          <w:rFonts w:cstheme="minorHAnsi"/>
-          <w:b/>
-          <w:bCs/>
-          <w:sz w:val="21"/>
-          <w:szCs w:val="21"/>
-          <w:lang w:val="en-US"/>
-        </w:rPr>
-        <w:t>EDUCATION</w:t>
-      </w:r>
-    </w:p>
-    <w:p>
-      <w:pPr>
-        <w:rPr>
-          <w:lang w:val="en-US"/>
-        </w:rPr>
-      </w:pPr>
-      <w:r>
-        <w:rPr>
-          <w:lang w:val="en-US"/>
-        </w:rPr>
-        <w:t>Doctor of Business Administration (DBA) — Applied Artificial Intelligence</w:t>
-      </w:r>
-      <w:r>
-        <w:rPr>
-          <w:lang w:val="en-US"/>
-        </w:rPr>
-        <w:br/>
-      </w:r>
-      <w:r>
-        <w:rPr>
-          <w:lang w:val="en-US"/>
-        </w:rPr>
-        <w:t>Belhaven University</w:t>
-      </w:r>
-      <w:r>
-        <w:rPr>
-          <w:lang w:val="en-US"/>
-        </w:rPr>
-        <w:t xml:space="preserve"> | Currently Pursuing</w:t>
-      </w:r>
-    </w:p>
-    <w:p>
-      <w:pPr>
-        <w:rPr>
-          <w:lang w:val="en-US"/>
-        </w:rPr>
-      </w:pPr>
-      <w:r>
-        <w:rPr>
-          <w:lang w:val="en-US"/>
-        </w:rPr>
-        <w:t>Master of Science in Computer and Information Sciences</w:t>
-      </w:r>
-      <w:r>
-        <w:rPr>
-          <w:lang w:val="en-US"/>
-        </w:rPr>
-        <w:br/>
-        <w:t>University of Alabama at Birmingham</w:t>
-      </w:r>
-    </w:p>
-    <w:p>
-      <w:pPr>
-        <w:spacing w:after="0" w:line="240" w:lineRule="auto"/>
-        <w:jc w:val="both"/>
-        <w:rPr>
-          <w:rFonts w:cstheme="minorHAnsi"/>
-          <w:sz w:val="21"/>
-          <w:szCs w:val="21"/>
-          <w:lang w:val="en-US"/>
-        </w:rPr>
-      </w:pPr>
-      <w:r>
-        <w:rPr>
-          <w:rFonts w:cstheme="minorHAnsi"/>
           <w:sz w:val="21"/>
           <w:szCs w:val="21"/>
           <w:lang w:val="en-US"/>
         </w:rPr>
         <w:pict w14:anchorId="0BA464C8">
-          <v:rect id="_x0000_i1083" style="width:0;height:1.5pt" o:hralign="center" o:hrstd="t" o:hr="t" fillcolor="#a0a0a0" stroked="f"/>
+          <v:rect id="_x0000_i1030" style="width:0;height:1.5pt" o:hralign="center" o:hrstd="t" o:hr="t" fillcolor="#a0a0a0" stroked="f"/>
         </w:pict>
       </w:r>
     </w:p>
@@ -10048,6 +9678,7 @@
   <w:style w:type="character" w:default="1" w:styleId="DefaultParagraphFont">
     <w:name w:val="Default Paragraph Font"/>
     <w:uiPriority w:val="1"/>
+    <w:semiHidden/>
     <w:unhideWhenUsed/>
   </w:style>
   <w:style w:type="table" w:default="1" w:styleId="TableNormal">
